--- a/reports/ПР_3_Описание_и_анализ_ИС.docx
+++ b/reports/ПР_3_Описание_и_анализ_ИС.docx
@@ -446,7 +446,7 @@
           <w:i w:val="0"/>
           <w:sz w:val="28"/>
         </w:rPr>
-        <w:t>Проект направлен на создание информационной системы, которая ведёт партионный учёт продукции с контролем сроков реализации, прогнозирует спрос по товарам и торговым точкам с использованием методов машинного обучения и на основе прогноза формирует рекомендуемый план закупок с учётом сроков поставки, кратности упаковки и бюджета. Цели проекта — снижение доли списаний, сокращение дефицита в пиковые периоды и уменьшение трудозатрат на планирование закупок.</w:t>
+        <w:t>Проект направлен на создание информационной системы, которая ведёт партионный учёт продукции с контролем сроков реализации, прогнозирует спрос по товарам и торговым точкам статистическими методами анализа временных рядов и на основе прогноза формирует рекомендуемый план закупок с учётом сроков поставки, кратности упаковки и бюджета. Цели проекта — снижение доли списаний, сокращение дефицита в пиковые периоды и уменьшение трудозатрат на планирование закупок.</w:t>
       </w:r>
     </w:p>
     <w:p>
@@ -1435,7 +1435,7 @@
           <w:i w:val="0"/>
           <w:sz w:val="28"/>
         </w:rPr>
-        <w:t>Система предназначена для планирования процессов закупки и продажи цветочной продукции: ведения партионного учёта с контролем сроков реализации, прогнозирования спроса с использованием методов машинного обучения, формирования рекомендуемых заказов поставщикам, управления уценкой и списанием, а также анализа эффективности закупок и продаж. Окончательное решение о размещении заказа принимает менеджер по закупкам; система формирует обоснованную рекомендацию.</w:t>
+        <w:t>Система предназначена для планирования процессов закупки и продажи цветочной продукции: ведения партионного учёта с контролем сроков реализации, прогнозирования спроса статистическими методами, формирования рекомендуемых заказов поставщикам, управления уценкой и списанием, а также анализа эффективности закупок и продаж. Окончательное решение о размещении заказа принимает менеджер по закупкам; система формирует обоснованную рекомендацию.</w:t>
       </w:r>
     </w:p>
     <w:p>
@@ -1504,7 +1504,7 @@
           <w:i w:val="0"/>
           <w:sz w:val="28"/>
         </w:rPr>
-        <w:t>– накопление данных о продажах, поставках и списаниях для обучения и мониторинга моделей прогнозирования.</w:t>
+        <w:t>– накопление данных о продажах, поставках и списаниях для настройки и мониторинга моделей прогнозирования.</w:t>
       </w:r>
     </w:p>
     <w:p>
@@ -2005,7 +2005,7 @@
                 <w:i w:val="0"/>
                 <w:sz w:val="24"/>
               </w:rPr>
-              <w:t>Настройка и обучение моделей прогнозирования, мониторинг точности прогноза, ведение календаря событий и акций, аналитика ассортимента</w:t>
+              <w:t>Настройка параметров моделей прогнозирования, мониторинг точности прогноза, ведение календаря событий и акций, аналитика ассортимента</w:t>
             </w:r>
           </w:p>
         </w:tc>
@@ -2158,7 +2158,7 @@
           <w:i w:val="0"/>
           <w:sz w:val="28"/>
         </w:rPr>
-        <w:t>6) прогнозирование спроса по товарам и торговым точкам на горизонт до 14 дней с учётом сезонности, праздников, погоды и акций с использованием моделей машинного обучения;</w:t>
+        <w:t>6) прогнозирование спроса по товарам и торговым точкам на горизонт до 14 дней с учётом сезонности, праздников, погоды и акций с использованием статистических моделей временных рядов;</w:t>
       </w:r>
     </w:p>
     <w:p>
@@ -2515,7 +2515,7 @@
                 <w:i w:val="0"/>
                 <w:sz w:val="24"/>
               </w:rPr>
-              <w:t>Прогнозирование спроса (ML-модуль)</w:t>
+              <w:t>Прогнозирование спроса</w:t>
             </w:r>
           </w:p>
         </w:tc>
@@ -2538,7 +2538,7 @@
                 <w:i w:val="0"/>
                 <w:sz w:val="24"/>
               </w:rPr>
-              <w:t>Подготовка данных, обучение моделей, расчёт прогнозов и их квантилей, мониторинг точности</w:t>
+              <w:t>Подготовка данных, настройка параметров моделей, расчёт прогнозов и их квантилей, мониторинг точности</w:t>
             </w:r>
           </w:p>
         </w:tc>
@@ -2944,42 +2944,6 @@
     </w:p>
     <w:p>
       <w:pPr>
-        <w:pStyle w:val="Heading2"/>
-      </w:pPr>
-      <w:r>
-        <w:rPr>
-          <w:rFonts w:ascii="Times New Roman" w:hAnsi="Times New Roman" w:cs="Times New Roman" w:eastAsia="Times New Roman"/>
-          <w:b/>
-          <w:i w:val="0"/>
-          <w:sz w:val="28"/>
-        </w:rPr>
-        <w:t>4.8 Модуль машинного обучения</w:t>
-      </w:r>
-    </w:p>
-    <w:p>
-      <w:r>
-        <w:rPr>
-          <w:rFonts w:ascii="Times New Roman" w:hAnsi="Times New Roman" w:cs="Times New Roman" w:eastAsia="Times New Roman"/>
-          <w:b w:val="0"/>
-          <w:i w:val="0"/>
-          <w:sz w:val="28"/>
-        </w:rPr>
-        <w:t>Ядром системы является модуль прогнозирования спроса. Прогноз строится на уровне «товар (товарная группа) × торговая точка × день» на горизонт до 14 дней. Признаки модели: лаговые значения продаж и скользящие средние, день недели, признак праздника и число дней до праздника, сезонность, цена и скидка, наличие акций, прогноз температуры и осадков, признак дефицита в истории (для коррекции «цензурированного» спроса).</w:t>
-      </w:r>
-    </w:p>
-    <w:p>
-      <w:r>
-        <w:rPr>
-          <w:rFonts w:ascii="Times New Roman" w:hAnsi="Times New Roman" w:cs="Times New Roman" w:eastAsia="Times New Roman"/>
-          <w:b w:val="0"/>
-          <w:i w:val="0"/>
-          <w:sz w:val="28"/>
-        </w:rPr>
-        <w:t>В качестве базовых моделей используются сезонная наивная модель и экспоненциальное сглаживание (модель Хольта–Уинтерса), в качестве основной — глобальная модель градиентного бустинга (LightGBM / CatBoost), обучаемая сразу на всех рядах. Для товаров с прерывистым спросом применяется метод Кростона. Модель выдаёт не только точечный прогноз, но и квантили (P50, P80, P95), что позволяет рассчитывать объём заказа по модели «продавца газет» (newsvendor): оптимальный уровень обслуживания определяется соотношением потерь от дефицита и потерь от списания нереализованного товара. Точность контролируется по метрикам WAPE и смещению прогноза (bias).</w:t>
-      </w:r>
-    </w:p>
-    <w:p>
-      <w:pPr>
         <w:pStyle w:val="Heading1"/>
       </w:pPr>
       <w:r>
@@ -3246,116 +3210,6 @@
                 <w:sz w:val="24"/>
               </w:rPr>
               <w:t>Прогноз спроса и расчёт заказа с учётом сроков реализации; контроль сроков партий и своевременная уценка</w:t>
-            </w:r>
-          </w:p>
-        </w:tc>
-      </w:tr>
-    </w:tbl>
-    <w:p>
-      <w:pPr>
-        <w:keepNext/>
-        <w:ind w:firstLine="0"/>
-        <w:jc w:val="right"/>
-      </w:pPr>
-      <w:r>
-        <w:rPr>
-          <w:rFonts w:ascii="Times New Roman" w:hAnsi="Times New Roman" w:cs="Times New Roman" w:eastAsia="Times New Roman"/>
-          <w:b w:val="0"/>
-          <w:i w:val="0"/>
-          <w:sz w:val="28"/>
-        </w:rPr>
-        <w:t>Продолжение таблицы 3.5</w:t>
-      </w:r>
-    </w:p>
-    <w:tbl>
-      <w:tblPr>
-        <w:tblStyle w:val="TableGrid"/>
-        <w:tblW w:type="auto" w:w="0"/>
-        <w:jc w:val="center"/>
-        <w:tblLayout w:type="fixed"/>
-        <w:tblLook w:firstColumn="1" w:firstRow="1" w:lastColumn="0" w:lastRow="0" w:noHBand="0" w:noVBand="1" w:val="04A0"/>
-        <w:tblLayout w:type="fixed"/>
-        <w:tblCaption w:val="3.5|1"/>
-      </w:tblPr>
-      <w:tblGrid>
-        <w:gridCol w:w="2608"/>
-        <w:gridCol w:w="2948"/>
-        <w:gridCol w:w="3798"/>
-      </w:tblGrid>
-      <w:tr>
-        <w:trPr>
-          <w:cantSplit/>
-          <w:tblHeader/>
-        </w:trPr>
-        <w:tc>
-          <w:tcPr>
-            <w:tcW w:type="dxa" w:w="2608"/>
-          </w:tcPr>
-          <w:p>
-            <w:pPr>
-              <w:keepNext/>
-              <w:widowControl w:val="0"/>
-              <w:spacing w:line="240" w:lineRule="auto" w:after="0"/>
-              <w:ind w:firstLine="0"/>
-              <w:jc w:val="center"/>
-            </w:pPr>
-            <w:r/>
-            <w:r>
-              <w:rPr>
-                <w:rFonts w:ascii="Times New Roman" w:hAnsi="Times New Roman" w:cs="Times New Roman" w:eastAsia="Times New Roman"/>
-                <w:b w:val="0"/>
-                <w:i w:val="0"/>
-                <w:sz w:val="24"/>
-              </w:rPr>
-              <w:t>Проблема</w:t>
-            </w:r>
-          </w:p>
-        </w:tc>
-        <w:tc>
-          <w:tcPr>
-            <w:tcW w:type="dxa" w:w="2948"/>
-          </w:tcPr>
-          <w:p>
-            <w:pPr>
-              <w:keepNext/>
-              <w:widowControl w:val="0"/>
-              <w:spacing w:line="240" w:lineRule="auto" w:after="0"/>
-              <w:ind w:firstLine="0"/>
-              <w:jc w:val="center"/>
-            </w:pPr>
-            <w:r/>
-            <w:r>
-              <w:rPr>
-                <w:rFonts w:ascii="Times New Roman" w:hAnsi="Times New Roman" w:cs="Times New Roman" w:eastAsia="Times New Roman"/>
-                <w:b w:val="0"/>
-                <w:i w:val="0"/>
-                <w:sz w:val="24"/>
-              </w:rPr>
-              <w:t>Последствия</w:t>
-            </w:r>
-          </w:p>
-        </w:tc>
-        <w:tc>
-          <w:tcPr>
-            <w:tcW w:type="dxa" w:w="3798"/>
-          </w:tcPr>
-          <w:p>
-            <w:pPr>
-              <w:keepNext/>
-              <w:widowControl w:val="0"/>
-              <w:spacing w:line="240" w:lineRule="auto" w:after="0"/>
-              <w:ind w:firstLine="0"/>
-              <w:jc w:val="center"/>
-            </w:pPr>
-            <w:r/>
-            <w:r>
-              <w:rPr>
-                <w:rFonts w:ascii="Times New Roman" w:hAnsi="Times New Roman" w:cs="Times New Roman" w:eastAsia="Times New Roman"/>
-                <w:b w:val="0"/>
-                <w:i w:val="0"/>
-                <w:sz w:val="24"/>
-              </w:rPr>
-              <w:t>Как система решает проблему</w:t>
             </w:r>
           </w:p>
         </w:tc>
@@ -3838,7 +3692,7 @@
           <w:i w:val="0"/>
           <w:sz w:val="28"/>
         </w:rPr>
-        <w:t>Да. В Компании ранее не применялись методы машинного обучения для прогнозирования спроса, партионный учёт со сроками реализации, интеграция учётной системы с интернет-магазином и внешними сервисами по API, а также терминалы сбора данных при приёмке товара.</w:t>
+        <w:t>Да. В Компании ранее не применялись статистические методы прогнозирования спроса, партионный учёт со сроками реализации, интеграция учётной системы с интернет-магазином и внешними сервисами по API, а также терминалы сбора данных при приёмке товара.</w:t>
       </w:r>
     </w:p>
     <w:p>
@@ -3849,7 +3703,7 @@
           <w:i w:val="0"/>
           <w:sz w:val="28"/>
         </w:rPr>
-        <w:t>Для снижения технологических рисков используются распространённые свободно распространяемые библиотеки (pandas, scikit-learn, LightGBM, statsmodels), для сравнения с основной моделью сохраняются простые базовые методы прогнозирования, интеграция с «1С:Розница» выполняется через стандартный механизм обмена (HTTP-сервисы / OData), сотрудники проходят обучение работе с ТСД и новыми регламентами приёмки.</w:t>
+        <w:t>Для снижения технологических рисков используются распространённые свободно распространяемые библиотеки (pandas, statsmodels), для сравнения с выбранной моделью сохраняются простые базовые методы прогнозирования, интеграция с «1С:Розница» выполняется через стандартный механизм обмена (HTTP-сервисы / OData), сотрудники проходят обучение работе с ТСД и новыми регламентами приёмки.</w:t>
       </w:r>
     </w:p>
     <w:p>
@@ -4058,7 +3912,7 @@
                 <w:i w:val="0"/>
                 <w:sz w:val="24"/>
               </w:rPr>
-              <w:t>Объём данных невелик (несколько миллионов строк продаж), обучение моделей выполняется на обычном сервере; используются зрелые технологии</w:t>
+              <w:t>Объём данных невелик (несколько миллионов строк продаж), расчёт прогнозов выполняется на обычном сервере; используются зрелые технологии</w:t>
             </w:r>
           </w:p>
         </w:tc>
@@ -4207,6 +4061,116 @@
                 <w:sz w:val="24"/>
               </w:rPr>
               <w:t>Требуется внедрение регламента партионной приёмки и списания, обучение персонала, дисциплина ввода данных в салонах</w:t>
+            </w:r>
+          </w:p>
+        </w:tc>
+      </w:tr>
+    </w:tbl>
+    <w:p>
+      <w:pPr>
+        <w:keepNext/>
+        <w:ind w:firstLine="0"/>
+        <w:jc w:val="right"/>
+      </w:pPr>
+      <w:r>
+        <w:rPr>
+          <w:rFonts w:ascii="Times New Roman" w:hAnsi="Times New Roman" w:cs="Times New Roman" w:eastAsia="Times New Roman"/>
+          <w:b w:val="0"/>
+          <w:i w:val="0"/>
+          <w:sz w:val="28"/>
+        </w:rPr>
+        <w:t>Продолжение таблицы 3.6</w:t>
+      </w:r>
+    </w:p>
+    <w:tbl>
+      <w:tblPr>
+        <w:tblStyle w:val="TableGrid"/>
+        <w:tblW w:type="auto" w:w="0"/>
+        <w:jc w:val="center"/>
+        <w:tblLayout w:type="fixed"/>
+        <w:tblLook w:firstColumn="1" w:firstRow="1" w:lastColumn="0" w:lastRow="0" w:noHBand="0" w:noVBand="1" w:val="04A0"/>
+        <w:tblLayout w:type="fixed"/>
+        <w:tblCaption w:val="3.6|3"/>
+      </w:tblPr>
+      <w:tblGrid>
+        <w:gridCol w:w="2041"/>
+        <w:gridCol w:w="1928"/>
+        <w:gridCol w:w="5386"/>
+      </w:tblGrid>
+      <w:tr>
+        <w:trPr>
+          <w:cantSplit/>
+          <w:tblHeader/>
+        </w:trPr>
+        <w:tc>
+          <w:tcPr>
+            <w:tcW w:type="dxa" w:w="2041"/>
+          </w:tcPr>
+          <w:p>
+            <w:pPr>
+              <w:keepNext/>
+              <w:widowControl w:val="0"/>
+              <w:spacing w:line="240" w:lineRule="auto" w:after="0"/>
+              <w:ind w:firstLine="0"/>
+              <w:jc w:val="center"/>
+            </w:pPr>
+            <w:r/>
+            <w:r>
+              <w:rPr>
+                <w:rFonts w:ascii="Times New Roman" w:hAnsi="Times New Roman" w:cs="Times New Roman" w:eastAsia="Times New Roman"/>
+                <w:b w:val="0"/>
+                <w:i w:val="0"/>
+                <w:sz w:val="24"/>
+              </w:rPr>
+              <w:t>Аспект осуществимости</w:t>
+            </w:r>
+          </w:p>
+        </w:tc>
+        <w:tc>
+          <w:tcPr>
+            <w:tcW w:type="dxa" w:w="1928"/>
+          </w:tcPr>
+          <w:p>
+            <w:pPr>
+              <w:keepNext/>
+              <w:widowControl w:val="0"/>
+              <w:spacing w:line="240" w:lineRule="auto" w:after="0"/>
+              <w:ind w:firstLine="0"/>
+              <w:jc w:val="center"/>
+            </w:pPr>
+            <w:r/>
+            <w:r>
+              <w:rPr>
+                <w:rFonts w:ascii="Times New Roman" w:hAnsi="Times New Roman" w:cs="Times New Roman" w:eastAsia="Times New Roman"/>
+                <w:b w:val="0"/>
+                <w:i w:val="0"/>
+                <w:sz w:val="24"/>
+              </w:rPr>
+              <w:t>Оценка</w:t>
+            </w:r>
+          </w:p>
+        </w:tc>
+        <w:tc>
+          <w:tcPr>
+            <w:tcW w:type="dxa" w:w="5386"/>
+          </w:tcPr>
+          <w:p>
+            <w:pPr>
+              <w:keepNext/>
+              <w:widowControl w:val="0"/>
+              <w:spacing w:line="240" w:lineRule="auto" w:after="0"/>
+              <w:ind w:firstLine="0"/>
+              <w:jc w:val="center"/>
+            </w:pPr>
+            <w:r/>
+            <w:r>
+              <w:rPr>
+                <w:rFonts w:ascii="Times New Roman" w:hAnsi="Times New Roman" w:cs="Times New Roman" w:eastAsia="Times New Roman"/>
+                <w:b w:val="0"/>
+                <w:i w:val="0"/>
+                <w:sz w:val="24"/>
+              </w:rPr>
+              <w:t>Обоснование</w:t>
             </w:r>
           </w:p>
         </w:tc>
@@ -4634,7 +4598,7 @@
                 <w:i w:val="0"/>
                 <w:sz w:val="24"/>
               </w:rPr>
-              <w:t>Использовать признаки «дней до праздника», объединять товары в группы, учитывать экспертные коэффициенты менеджера</w:t>
+              <w:t>Использовать календарные коэффициенты праздников, объединять товары в группы, учитывать экспертные коэффициенты менеджера</w:t>
             </w:r>
           </w:p>
         </w:tc>
@@ -4685,7 +4649,7 @@
                 <w:i w:val="0"/>
                 <w:sz w:val="24"/>
               </w:rPr>
-              <w:t>Прогнозировать на уровне товарных групп с последующей разбивкой по долям, использовать глобальную модель</w:t>
+              <w:t>Прогнозировать на уровне товарных групп с последующей разбивкой по долям, использовать прогноз по товарам-аналогам</w:t>
             </w:r>
           </w:p>
         </w:tc>
@@ -4871,7 +4835,7 @@
           <w:i w:val="0"/>
           <w:sz w:val="28"/>
         </w:rPr>
-        <w:t>По результатам анализа сделан вывод о том, что проект осуществим и экономически целесообразен. Рекомендуется продолжить разработку системы со следующими базовыми предложениями: бюджет — 1,5 млн руб.; группа разработки — 3 человека; срок — 4 месяца (01.09.2026–31.12.2026) с опытной эксплуатацией в декабре 2026 г.; программное обеспечение — свободно распространяемое (Python, FastAPI, LightGBM, statsmodels, PostgreSQL, React, Docker, Linux).</w:t>
+        <w:t>По результатам анализа сделан вывод о том, что проект осуществим и экономически целесообразен. Рекомендуется продолжить разработку системы со следующими базовыми предложениями: бюджет — 1,5 млн руб.; группа разработки — 3 человека; срок — 4 месяца (01.09.2026–31.12.2026) с опытной эксплуатацией в декабре 2026 г.; программное обеспечение — свободно распространяемое (Python, FastAPI, statsmodels, PostgreSQL, React, Docker, Linux).</w:t>
       </w:r>
     </w:p>
     <w:p>
@@ -6683,7 +6647,7 @@
                 <w:i w:val="0"/>
                 <w:sz w:val="24"/>
               </w:rPr>
-              <w:t>Сервер (приложения, БД, обучение моделей)</w:t>
+              <w:t>Сервер (приложения, БД, расчёт прогнозов)</w:t>
             </w:r>
           </w:p>
         </w:tc>
@@ -6804,6 +6768,116 @@
                 <w:sz w:val="24"/>
               </w:rPr>
               <w:t>50 000</w:t>
+            </w:r>
+          </w:p>
+        </w:tc>
+      </w:tr>
+    </w:tbl>
+    <w:p>
+      <w:pPr>
+        <w:keepNext/>
+        <w:ind w:firstLine="0"/>
+        <w:jc w:val="right"/>
+      </w:pPr>
+      <w:r>
+        <w:rPr>
+          <w:rFonts w:ascii="Times New Roman" w:hAnsi="Times New Roman" w:cs="Times New Roman" w:eastAsia="Times New Roman"/>
+          <w:b w:val="0"/>
+          <w:i w:val="0"/>
+          <w:sz w:val="28"/>
+        </w:rPr>
+        <w:t>Продолжение таблицы 3.10</w:t>
+      </w:r>
+    </w:p>
+    <w:tbl>
+      <w:tblPr>
+        <w:tblStyle w:val="TableGrid"/>
+        <w:tblW w:type="auto" w:w="0"/>
+        <w:jc w:val="center"/>
+        <w:tblLayout w:type="fixed"/>
+        <w:tblLook w:firstColumn="1" w:firstRow="1" w:lastColumn="0" w:lastRow="0" w:noHBand="0" w:noVBand="1" w:val="04A0"/>
+        <w:tblLayout w:type="fixed"/>
+        <w:tblCaption w:val="3.10|6"/>
+      </w:tblPr>
+      <w:tblGrid>
+        <w:gridCol w:w="3118"/>
+        <w:gridCol w:w="4252"/>
+        <w:gridCol w:w="1984"/>
+      </w:tblGrid>
+      <w:tr>
+        <w:trPr>
+          <w:cantSplit/>
+          <w:tblHeader/>
+        </w:trPr>
+        <w:tc>
+          <w:tcPr>
+            <w:tcW w:type="dxa" w:w="3118"/>
+          </w:tcPr>
+          <w:p>
+            <w:pPr>
+              <w:keepNext/>
+              <w:widowControl w:val="0"/>
+              <w:spacing w:line="240" w:lineRule="auto" w:after="0"/>
+              <w:ind w:firstLine="0"/>
+              <w:jc w:val="center"/>
+            </w:pPr>
+            <w:r/>
+            <w:r>
+              <w:rPr>
+                <w:rFonts w:ascii="Times New Roman" w:hAnsi="Times New Roman" w:cs="Times New Roman" w:eastAsia="Times New Roman"/>
+                <w:b w:val="0"/>
+                <w:i w:val="0"/>
+                <w:sz w:val="24"/>
+              </w:rPr>
+              <w:t>Статья затрат</w:t>
+            </w:r>
+          </w:p>
+        </w:tc>
+        <w:tc>
+          <w:tcPr>
+            <w:tcW w:type="dxa" w:w="4252"/>
+          </w:tcPr>
+          <w:p>
+            <w:pPr>
+              <w:keepNext/>
+              <w:widowControl w:val="0"/>
+              <w:spacing w:line="240" w:lineRule="auto" w:after="0"/>
+              <w:ind w:firstLine="0"/>
+              <w:jc w:val="center"/>
+            </w:pPr>
+            <w:r/>
+            <w:r>
+              <w:rPr>
+                <w:rFonts w:ascii="Times New Roman" w:hAnsi="Times New Roman" w:cs="Times New Roman" w:eastAsia="Times New Roman"/>
+                <w:b w:val="0"/>
+                <w:i w:val="0"/>
+                <w:sz w:val="24"/>
+              </w:rPr>
+              <w:t>Расчёт</w:t>
+            </w:r>
+          </w:p>
+        </w:tc>
+        <w:tc>
+          <w:tcPr>
+            <w:tcW w:type="dxa" w:w="1984"/>
+          </w:tcPr>
+          <w:p>
+            <w:pPr>
+              <w:keepNext/>
+              <w:widowControl w:val="0"/>
+              <w:spacing w:line="240" w:lineRule="auto" w:after="0"/>
+              <w:ind w:firstLine="0"/>
+              <w:jc w:val="center"/>
+            </w:pPr>
+            <w:r/>
+            <w:r>
+              <w:rPr>
+                <w:rFonts w:ascii="Times New Roman" w:hAnsi="Times New Roman" w:cs="Times New Roman" w:eastAsia="Times New Roman"/>
+                <w:b w:val="0"/>
+                <w:i w:val="0"/>
+                <w:sz w:val="24"/>
+              </w:rPr>
+              <w:t>Сумма, руб.</w:t>
             </w:r>
           </w:p>
         </w:tc>
@@ -7429,7 +7503,7 @@
                 <w:i w:val="0"/>
                 <w:sz w:val="24"/>
               </w:rPr>
-              <w:t>pandas, scikit-learn, LightGBM, statsmodels</w:t>
+              <w:t>pandas, statsmodels</w:t>
             </w:r>
           </w:p>
         </w:tc>
@@ -7452,81 +7526,7 @@
                 <w:i w:val="0"/>
                 <w:sz w:val="24"/>
               </w:rPr>
-              <w:t>BSD, MIT</w:t>
-            </w:r>
-          </w:p>
-        </w:tc>
-      </w:tr>
-      <w:tr>
-        <w:trPr>
-          <w:cantSplit/>
-        </w:trPr>
-        <w:tc>
-          <w:tcPr>
-            <w:tcW w:type="dxa" w:w="2608"/>
-          </w:tcPr>
-          <w:p>
-            <w:pPr>
-              <w:widowControl w:val="0"/>
-              <w:spacing w:line="240" w:lineRule="auto" w:after="0"/>
-              <w:ind w:firstLine="0"/>
-              <w:jc w:val="left"/>
-            </w:pPr>
-            <w:r/>
-            <w:r>
-              <w:rPr>
-                <w:rFonts w:ascii="Times New Roman" w:hAnsi="Times New Roman" w:cs="Times New Roman" w:eastAsia="Times New Roman"/>
-                <w:b w:val="0"/>
-                <w:i w:val="0"/>
-                <w:sz w:val="24"/>
-              </w:rPr>
-              <w:t>Управление моделями</w:t>
-            </w:r>
-          </w:p>
-        </w:tc>
-        <w:tc>
-          <w:tcPr>
-            <w:tcW w:type="dxa" w:w="4479"/>
-          </w:tcPr>
-          <w:p>
-            <w:pPr>
-              <w:widowControl w:val="0"/>
-              <w:spacing w:line="240" w:lineRule="auto" w:after="0"/>
-              <w:ind w:firstLine="0"/>
-              <w:jc w:val="left"/>
-            </w:pPr>
-            <w:r/>
-            <w:r>
-              <w:rPr>
-                <w:rFonts w:ascii="Times New Roman" w:hAnsi="Times New Roman" w:cs="Times New Roman" w:eastAsia="Times New Roman"/>
-                <w:b w:val="0"/>
-                <w:i w:val="0"/>
-                <w:sz w:val="24"/>
-              </w:rPr>
-              <w:t>MLflow</w:t>
-            </w:r>
-          </w:p>
-        </w:tc>
-        <w:tc>
-          <w:tcPr>
-            <w:tcW w:type="dxa" w:w="2268"/>
-          </w:tcPr>
-          <w:p>
-            <w:pPr>
-              <w:widowControl w:val="0"/>
-              <w:spacing w:line="240" w:lineRule="auto" w:after="0"/>
-              <w:ind w:firstLine="0"/>
-              <w:jc w:val="left"/>
-            </w:pPr>
-            <w:r/>
-            <w:r>
-              <w:rPr>
-                <w:rFonts w:ascii="Times New Roman" w:hAnsi="Times New Roman" w:cs="Times New Roman" w:eastAsia="Times New Roman"/>
-                <w:b w:val="0"/>
-                <w:i w:val="0"/>
-                <w:sz w:val="24"/>
-              </w:rPr>
-              <w:t>Apache 2.0</w:t>
+              <w:t>BSD</w:t>
             </w:r>
           </w:p>
         </w:tc>
@@ -8163,6 +8163,141 @@
           </w:p>
         </w:tc>
       </w:tr>
+    </w:tbl>
+    <w:p>
+      <w:pPr>
+        <w:keepNext/>
+        <w:ind w:firstLine="0"/>
+        <w:jc w:val="right"/>
+      </w:pPr>
+      <w:r>
+        <w:rPr>
+          <w:rFonts w:ascii="Times New Roman" w:hAnsi="Times New Roman" w:cs="Times New Roman" w:eastAsia="Times New Roman"/>
+          <w:b w:val="0"/>
+          <w:i w:val="0"/>
+          <w:sz w:val="28"/>
+        </w:rPr>
+        <w:t>Продолжение таблицы 3.12</w:t>
+      </w:r>
+    </w:p>
+    <w:tbl>
+      <w:tblPr>
+        <w:tblStyle w:val="TableGrid"/>
+        <w:tblW w:type="auto" w:w="0"/>
+        <w:jc w:val="center"/>
+        <w:tblLayout w:type="fixed"/>
+        <w:tblLook w:firstColumn="1" w:firstRow="1" w:lastColumn="0" w:lastRow="0" w:noHBand="0" w:noVBand="1" w:val="04A0"/>
+        <w:tblLayout w:type="fixed"/>
+        <w:tblCaption w:val="3.12|1"/>
+      </w:tblPr>
+      <w:tblGrid>
+        <w:gridCol w:w="2041"/>
+        <w:gridCol w:w="1701"/>
+        <w:gridCol w:w="2438"/>
+        <w:gridCol w:w="3175"/>
+      </w:tblGrid>
+      <w:tr>
+        <w:trPr>
+          <w:cantSplit/>
+          <w:tblHeader/>
+        </w:trPr>
+        <w:tc>
+          <w:tcPr>
+            <w:tcW w:type="dxa" w:w="2041"/>
+          </w:tcPr>
+          <w:p>
+            <w:pPr>
+              <w:keepNext/>
+              <w:widowControl w:val="0"/>
+              <w:spacing w:line="240" w:lineRule="auto" w:after="0"/>
+              <w:ind w:firstLine="0"/>
+              <w:jc w:val="center"/>
+            </w:pPr>
+            <w:r/>
+            <w:r>
+              <w:rPr>
+                <w:rFonts w:ascii="Times New Roman" w:hAnsi="Times New Roman" w:cs="Times New Roman" w:eastAsia="Times New Roman"/>
+                <w:b w:val="0"/>
+                <w:i w:val="0"/>
+                <w:sz w:val="24"/>
+              </w:rPr>
+              <w:t>Риск</w:t>
+            </w:r>
+          </w:p>
+        </w:tc>
+        <w:tc>
+          <w:tcPr>
+            <w:tcW w:type="dxa" w:w="1701"/>
+          </w:tcPr>
+          <w:p>
+            <w:pPr>
+              <w:keepNext/>
+              <w:widowControl w:val="0"/>
+              <w:spacing w:line="240" w:lineRule="auto" w:after="0"/>
+              <w:ind w:firstLine="0"/>
+              <w:jc w:val="center"/>
+            </w:pPr>
+            <w:r/>
+            <w:r>
+              <w:rPr>
+                <w:rFonts w:ascii="Times New Roman" w:hAnsi="Times New Roman" w:cs="Times New Roman" w:eastAsia="Times New Roman"/>
+                <w:b w:val="0"/>
+                <w:i w:val="0"/>
+                <w:sz w:val="24"/>
+              </w:rPr>
+              <w:t>Вероятность</w:t>
+            </w:r>
+          </w:p>
+        </w:tc>
+        <w:tc>
+          <w:tcPr>
+            <w:tcW w:type="dxa" w:w="2438"/>
+          </w:tcPr>
+          <w:p>
+            <w:pPr>
+              <w:keepNext/>
+              <w:widowControl w:val="0"/>
+              <w:spacing w:line="240" w:lineRule="auto" w:after="0"/>
+              <w:ind w:firstLine="0"/>
+              <w:jc w:val="center"/>
+            </w:pPr>
+            <w:r/>
+            <w:r>
+              <w:rPr>
+                <w:rFonts w:ascii="Times New Roman" w:hAnsi="Times New Roman" w:cs="Times New Roman" w:eastAsia="Times New Roman"/>
+                <w:b w:val="0"/>
+                <w:i w:val="0"/>
+                <w:sz w:val="24"/>
+              </w:rPr>
+              <w:t>Последствия</w:t>
+            </w:r>
+          </w:p>
+        </w:tc>
+        <w:tc>
+          <w:tcPr>
+            <w:tcW w:type="dxa" w:w="3175"/>
+          </w:tcPr>
+          <w:p>
+            <w:pPr>
+              <w:keepNext/>
+              <w:widowControl w:val="0"/>
+              <w:spacing w:line="240" w:lineRule="auto" w:after="0"/>
+              <w:ind w:firstLine="0"/>
+              <w:jc w:val="center"/>
+            </w:pPr>
+            <w:r/>
+            <w:r>
+              <w:rPr>
+                <w:rFonts w:ascii="Times New Roman" w:hAnsi="Times New Roman" w:cs="Times New Roman" w:eastAsia="Times New Roman"/>
+                <w:b w:val="0"/>
+                <w:i w:val="0"/>
+                <w:sz w:val="24"/>
+              </w:rPr>
+              <w:t>Мероприятия по снижению</w:t>
+            </w:r>
+          </w:p>
+        </w:tc>
+      </w:tr>
       <w:tr>
         <w:trPr>
           <w:cantSplit/>
@@ -8352,7 +8487,7 @@
                 <w:i w:val="0"/>
                 <w:sz w:val="24"/>
               </w:rPr>
-              <w:t>Отдельные признаки праздников, экспертная корректировка менеджером, сценарное планирование</w:t>
+              <w:t>Календарные коэффициенты праздников, экспертная корректировка менеджером, сценарное планирование</w:t>
             </w:r>
           </w:p>
         </w:tc>
@@ -8450,141 +8585,6 @@
                 <w:sz w:val="24"/>
               </w:rPr>
               <w:t>Утверждение ТЗ, процедура управления изменениями</w:t>
-            </w:r>
-          </w:p>
-        </w:tc>
-      </w:tr>
-    </w:tbl>
-    <w:p>
-      <w:pPr>
-        <w:keepNext/>
-        <w:ind w:firstLine="0"/>
-        <w:jc w:val="right"/>
-      </w:pPr>
-      <w:r>
-        <w:rPr>
-          <w:rFonts w:ascii="Times New Roman" w:hAnsi="Times New Roman" w:cs="Times New Roman" w:eastAsia="Times New Roman"/>
-          <w:b w:val="0"/>
-          <w:i w:val="0"/>
-          <w:sz w:val="28"/>
-        </w:rPr>
-        <w:t>Продолжение таблицы 3.12</w:t>
-      </w:r>
-    </w:p>
-    <w:tbl>
-      <w:tblPr>
-        <w:tblStyle w:val="TableGrid"/>
-        <w:tblW w:type="auto" w:w="0"/>
-        <w:jc w:val="center"/>
-        <w:tblLayout w:type="fixed"/>
-        <w:tblLook w:firstColumn="1" w:firstRow="1" w:lastColumn="0" w:lastRow="0" w:noHBand="0" w:noVBand="1" w:val="04A0"/>
-        <w:tblLayout w:type="fixed"/>
-        <w:tblCaption w:val="3.12|4"/>
-      </w:tblPr>
-      <w:tblGrid>
-        <w:gridCol w:w="2041"/>
-        <w:gridCol w:w="1701"/>
-        <w:gridCol w:w="2438"/>
-        <w:gridCol w:w="3175"/>
-      </w:tblGrid>
-      <w:tr>
-        <w:trPr>
-          <w:cantSplit/>
-          <w:tblHeader/>
-        </w:trPr>
-        <w:tc>
-          <w:tcPr>
-            <w:tcW w:type="dxa" w:w="2041"/>
-          </w:tcPr>
-          <w:p>
-            <w:pPr>
-              <w:keepNext/>
-              <w:widowControl w:val="0"/>
-              <w:spacing w:line="240" w:lineRule="auto" w:after="0"/>
-              <w:ind w:firstLine="0"/>
-              <w:jc w:val="center"/>
-            </w:pPr>
-            <w:r/>
-            <w:r>
-              <w:rPr>
-                <w:rFonts w:ascii="Times New Roman" w:hAnsi="Times New Roman" w:cs="Times New Roman" w:eastAsia="Times New Roman"/>
-                <w:b w:val="0"/>
-                <w:i w:val="0"/>
-                <w:sz w:val="24"/>
-              </w:rPr>
-              <w:t>Риск</w:t>
-            </w:r>
-          </w:p>
-        </w:tc>
-        <w:tc>
-          <w:tcPr>
-            <w:tcW w:type="dxa" w:w="1701"/>
-          </w:tcPr>
-          <w:p>
-            <w:pPr>
-              <w:keepNext/>
-              <w:widowControl w:val="0"/>
-              <w:spacing w:line="240" w:lineRule="auto" w:after="0"/>
-              <w:ind w:firstLine="0"/>
-              <w:jc w:val="center"/>
-            </w:pPr>
-            <w:r/>
-            <w:r>
-              <w:rPr>
-                <w:rFonts w:ascii="Times New Roman" w:hAnsi="Times New Roman" w:cs="Times New Roman" w:eastAsia="Times New Roman"/>
-                <w:b w:val="0"/>
-                <w:i w:val="0"/>
-                <w:sz w:val="24"/>
-              </w:rPr>
-              <w:t>Вероятность</w:t>
-            </w:r>
-          </w:p>
-        </w:tc>
-        <w:tc>
-          <w:tcPr>
-            <w:tcW w:type="dxa" w:w="2438"/>
-          </w:tcPr>
-          <w:p>
-            <w:pPr>
-              <w:keepNext/>
-              <w:widowControl w:val="0"/>
-              <w:spacing w:line="240" w:lineRule="auto" w:after="0"/>
-              <w:ind w:firstLine="0"/>
-              <w:jc w:val="center"/>
-            </w:pPr>
-            <w:r/>
-            <w:r>
-              <w:rPr>
-                <w:rFonts w:ascii="Times New Roman" w:hAnsi="Times New Roman" w:cs="Times New Roman" w:eastAsia="Times New Roman"/>
-                <w:b w:val="0"/>
-                <w:i w:val="0"/>
-                <w:sz w:val="24"/>
-              </w:rPr>
-              <w:t>Последствия</w:t>
-            </w:r>
-          </w:p>
-        </w:tc>
-        <w:tc>
-          <w:tcPr>
-            <w:tcW w:type="dxa" w:w="3175"/>
-          </w:tcPr>
-          <w:p>
-            <w:pPr>
-              <w:keepNext/>
-              <w:widowControl w:val="0"/>
-              <w:spacing w:line="240" w:lineRule="auto" w:after="0"/>
-              <w:ind w:firstLine="0"/>
-              <w:jc w:val="center"/>
-            </w:pPr>
-            <w:r/>
-            <w:r>
-              <w:rPr>
-                <w:rFonts w:ascii="Times New Roman" w:hAnsi="Times New Roman" w:cs="Times New Roman" w:eastAsia="Times New Roman"/>
-                <w:b w:val="0"/>
-                <w:i w:val="0"/>
-                <w:sz w:val="24"/>
-              </w:rPr>
-              <w:t>Мероприятия по снижению</w:t>
             </w:r>
           </w:p>
         </w:tc>
@@ -8811,7 +8811,7 @@
           <w:i w:val="0"/>
           <w:sz w:val="28"/>
         </w:rPr>
-        <w:t>В ходе выполнения работы составлено подробное описание информационной системы планирования процессов закупки и продажи цветочной продукции: определены объект автоматизации и его особенности (скоропортящаяся продукция, выраженная сезонность спроса), назначение и цели системы, пользователи, функции, состав подсистем, информационное обеспечение, внешние интеграции и подход к прогнозированию спроса методами машинного обучения.</w:t>
+        <w:t>В ходе выполнения работы составлено подробное описание информационной системы планирования процессов закупки и продажи цветочной продукции: определены объект автоматизации и его особенности (скоропортящаяся продукция, выраженная сезонность спроса), назначение и цели системы, пользователи, функции, состав подсистем, информационное обеспечение, внешние интеграции и подход к прогнозированию спроса статистическими методами.</w:t>
       </w:r>
     </w:p>
     <w:p>
@@ -8823,160 +8823,6 @@
           <w:sz w:val="28"/>
         </w:rPr>
         <w:t>Проведён анализ осуществимости проекта, получены ответы на ключевые вопросы анализа. Сделано заключение о возможности реализации проекта с бюджетом около 1,5 млн руб., группой из трёх разработчиков в срок 4 месяца с использованием свободно распространяемого программного обеспечения. Распределены роли в группе, заполнены разделы плана проекта «Введение», «Организация выполнения проекта» и «Анализ рисков».</w:t>
-      </w:r>
-    </w:p>
-    <w:p>
-      <w:pPr>
-        <w:pStyle w:val="Heading1"/>
-      </w:pPr>
-      <w:r>
-        <w:rPr>
-          <w:rFonts w:ascii="Times New Roman" w:hAnsi="Times New Roman" w:cs="Times New Roman" w:eastAsia="Times New Roman"/>
-          <w:b/>
-          <w:i w:val="0"/>
-          <w:sz w:val="28"/>
-        </w:rPr>
-        <w:t>9 Список используемой литературы</w:t>
-      </w:r>
-    </w:p>
-    <w:p>
-      <w:pPr>
-        <w:jc w:val="left"/>
-      </w:pPr>
-      <w:r>
-        <w:rPr>
-          <w:rFonts w:ascii="Times New Roman" w:hAnsi="Times New Roman" w:cs="Times New Roman" w:eastAsia="Times New Roman"/>
-          <w:b w:val="0"/>
-          <w:i w:val="0"/>
-          <w:sz w:val="28"/>
-        </w:rPr>
-        <w:t>1. ГОСТ 34.601-90. Информационная технология. Комплекс стандартов на автоматизированные системы. Автоматизированные системы. Стадии создания. — М.: Стандартинформ, 2009.</w:t>
-      </w:r>
-    </w:p>
-    <w:p>
-      <w:pPr>
-        <w:jc w:val="left"/>
-      </w:pPr>
-      <w:r>
-        <w:rPr>
-          <w:rFonts w:ascii="Times New Roman" w:hAnsi="Times New Roman" w:cs="Times New Roman" w:eastAsia="Times New Roman"/>
-          <w:b w:val="0"/>
-          <w:i w:val="0"/>
-          <w:sz w:val="28"/>
-        </w:rPr>
-        <w:t>2. ГОСТ 34.602-89. Информационная технология. Комплекс стандартов на автоматизированные системы. Техническое задание на создание автоматизированной системы. — М.: Стандартинформ, 2009.</w:t>
-      </w:r>
-    </w:p>
-    <w:p>
-      <w:pPr>
-        <w:jc w:val="left"/>
-      </w:pPr>
-      <w:r>
-        <w:rPr>
-          <w:rFonts w:ascii="Times New Roman" w:hAnsi="Times New Roman" w:cs="Times New Roman" w:eastAsia="Times New Roman"/>
-          <w:b w:val="0"/>
-          <w:i w:val="0"/>
-          <w:sz w:val="28"/>
-        </w:rPr>
-        <w:t>3. ГОСТ Р ИСО/МЭК 12207-2010. Информационная технология. Системная и программная инженерия. Процессы жизненного цикла программных средств. — М.: Стандартинформ, 2011.</w:t>
-      </w:r>
-    </w:p>
-    <w:p>
-      <w:pPr>
-        <w:jc w:val="left"/>
-      </w:pPr>
-      <w:r>
-        <w:rPr>
-          <w:rFonts w:ascii="Times New Roman" w:hAnsi="Times New Roman" w:cs="Times New Roman" w:eastAsia="Times New Roman"/>
-          <w:b w:val="0"/>
-          <w:i w:val="0"/>
-          <w:sz w:val="28"/>
-        </w:rPr>
-        <w:t>4. Соммервилл И. Инженерия программного обеспечения. — 6-е изд. — М.: Вильямс, 2002. — 624 с.</w:t>
-      </w:r>
-    </w:p>
-    <w:p>
-      <w:pPr>
-        <w:jc w:val="left"/>
-      </w:pPr>
-      <w:r>
-        <w:rPr>
-          <w:rFonts w:ascii="Times New Roman" w:hAnsi="Times New Roman" w:cs="Times New Roman" w:eastAsia="Times New Roman"/>
-          <w:b w:val="0"/>
-          <w:i w:val="0"/>
-          <w:sz w:val="28"/>
-        </w:rPr>
-        <w:t>5. Вигерс К., Битти Д. Разработка требований к программному обеспечению. — 3-е изд. — М.: Русская редакция; СПб.: БХВ-Петербург, 2014. — 736 с.</w:t>
-      </w:r>
-    </w:p>
-    <w:p>
-      <w:pPr>
-        <w:jc w:val="left"/>
-      </w:pPr>
-      <w:r>
-        <w:rPr>
-          <w:rFonts w:ascii="Times New Roman" w:hAnsi="Times New Roman" w:cs="Times New Roman" w:eastAsia="Times New Roman"/>
-          <w:b w:val="0"/>
-          <w:i w:val="0"/>
-          <w:sz w:val="28"/>
-        </w:rPr>
-        <w:t>6. Стерлигова А. Н. Управление запасами в цепях поставок. — М.: ИНФРА-М, 2009. — 430 с.</w:t>
-      </w:r>
-    </w:p>
-    <w:p>
-      <w:pPr>
-        <w:jc w:val="left"/>
-      </w:pPr>
-      <w:r>
-        <w:rPr>
-          <w:rFonts w:ascii="Times New Roman" w:hAnsi="Times New Roman" w:cs="Times New Roman" w:eastAsia="Times New Roman"/>
-          <w:b w:val="0"/>
-          <w:i w:val="0"/>
-          <w:sz w:val="28"/>
-        </w:rPr>
-        <w:t>7. Hyndman R. J., Athanasopoulos G. Forecasting: Principles and Practice. — 3rd ed. — Melbourne: OTexts, 2021. — URL: https://otexts.com/fpp3/</w:t>
-      </w:r>
-    </w:p>
-    <w:p>
-      <w:pPr>
-        <w:jc w:val="left"/>
-      </w:pPr>
-      <w:r>
-        <w:rPr>
-          <w:rFonts w:ascii="Times New Roman" w:hAnsi="Times New Roman" w:cs="Times New Roman" w:eastAsia="Times New Roman"/>
-          <w:b w:val="0"/>
-          <w:i w:val="0"/>
-          <w:sz w:val="28"/>
-        </w:rPr>
-        <w:t>8. Федеральный закон от 28.12.2009 № 381-ФЗ «Об основах государственного регулирования торговой деятельности в Российской Федерации».</w:t>
-      </w:r>
-    </w:p>
-    <w:p>
-      <w:pPr>
-        <w:jc w:val="left"/>
-      </w:pPr>
-      <w:r>
-        <w:rPr>
-          <w:rFonts w:ascii="Times New Roman" w:hAnsi="Times New Roman" w:cs="Times New Roman" w:eastAsia="Times New Roman"/>
-          <w:b w:val="0"/>
-          <w:i w:val="0"/>
-          <w:sz w:val="28"/>
-        </w:rPr>
-        <w:t>9. Федеральный закон от 22.05.2003 № 54-ФЗ «О применении контрольно-кассовой техники при осуществлении расчётов в Российской Федерации».</w:t>
-      </w:r>
-    </w:p>
-    <w:p>
-      <w:pPr>
-        <w:jc w:val="left"/>
-      </w:pPr>
-      <w:r>
-        <w:rPr>
-          <w:rFonts w:ascii="Times New Roman" w:hAnsi="Times New Roman" w:cs="Times New Roman" w:eastAsia="Times New Roman"/>
-          <w:b w:val="0"/>
-          <w:i w:val="0"/>
-          <w:sz w:val="28"/>
-        </w:rPr>
-        <w:t>10. Методические указания по выполнению практических работ по дисциплине «Программная инженерия». Части 1, 2. — Тула: ТулГУ.</w:t>
       </w:r>
     </w:p>
     <w:sectPr>

--- a/reports/ПР_3_Описание_и_анализ_ИС.docx
+++ b/reports/ПР_3_Описание_и_анализ_ИС.docx
@@ -2710,7 +2710,18 @@
           <w:i w:val="0"/>
           <w:sz w:val="28"/>
         </w:rPr>
-        <w:t>Система строится по трёхуровневой клиент-серверной архитектуре: клиентская часть — веб-интерфейс для ПК и адаптивный интерфейс для терминалов сбора данных, серверная часть — сервисы на языке Python с REST API, уровень данных — СУБД PostgreSQL и хранилище моделей прогнозирования. Модуль прогнозирования выполняется по расписанию (ежедневно ночью) и отдельно — по запросу менеджера. Обобщённая архитектура системы приведена на рисунке 3.1.</w:t>
+        <w:t>Система строится по трёхуровневой клиент-серверной архитектуре: клиентская часть — веб-интерфейс для ПК и адаптивный интерфейс для терминалов сбора данных, серверная часть — сервисы на языке Python с REST API и встроенным планировщиком задач, уровень данных — СУБД PostgreSQL, в которой хранятся и учётные данные, и версии моделей прогнозирования с результатами расчётов. Модуль прогнозирования выполняется по расписанию (ежедневно ночью) и отдельно — по запросу менеджера. Обобщённая архитектура системы приведена на рисунке 3.1.</w:t>
+      </w:r>
+    </w:p>
+    <w:p>
+      <w:r>
+        <w:rPr>
+          <w:rFonts w:ascii="Times New Roman" w:hAnsi="Times New Roman" w:cs="Times New Roman" w:eastAsia="Times New Roman"/>
+          <w:b w:val="0"/>
+          <w:i w:val="0"/>
+          <w:sz w:val="28"/>
+        </w:rPr>
+        <w:t>Предусмотрены два варианта поставки: для сети Компании — контейнеры Docker Compose на сервере под управлением Linux (PostgreSQL, серверная часть, планировщик задач, веб-сервер nginx и прокси Caddy для HTTPS); для работы на одном компьютере — версия для Windows без установки (исполняемый файл и встроенная СУБД SQLite). В обоих вариантах интерфейс открывается в браузере, а салоны и ТСД подключаются к серверу по сети.</w:t>
       </w:r>
     </w:p>
     <w:p>
@@ -2906,7 +2917,7 @@
           <w:i w:val="0"/>
           <w:sz w:val="28"/>
         </w:rPr>
-        <w:t>– «1С:Розница» и онлайн-кассы — ежечасная загрузка чеков и возвратов, выгрузка цен и уценок;</w:t>
+        <w:t>– «1С:Розница» и онлайн-кассы — загрузка чеков и возвратов через HTTP-сервис (формат JSON) или ежечасно из папки обмена (JSON, CSV), выгрузка цен и уценок по запросу касс;</w:t>
       </w:r>
     </w:p>
     <w:p>
@@ -2917,7 +2928,7 @@
           <w:i w:val="0"/>
           <w:sz w:val="28"/>
         </w:rPr>
-        <w:t>– интернет-магазин — передача остатков и цен, получение заказов и предзаказов через REST API;</w:t>
+        <w:t>– интернет-магазин и другие каналы продаж (маркетплейсы) — передача остатков и цен, получение заказов и предзаказов через REST API; каждый канал работает со своим ключом доступа;</w:t>
       </w:r>
     </w:p>
     <w:p>
@@ -2928,7 +2939,7 @@
           <w:i w:val="0"/>
           <w:sz w:val="28"/>
         </w:rPr>
-        <w:t>– поставщики — отправка заказов по электронной почте (в формате XLSX/PDF) или через личный кабинет поставщика;</w:t>
+        <w:t>– поставщики — отправка заказов по электронной почте (в формате XLSX) или через API поставщика (формат JSON); способ отправки задаётся в карточке поставщика;</w:t>
       </w:r>
     </w:p>
     <w:p>
@@ -3703,7 +3714,7 @@
           <w:i w:val="0"/>
           <w:sz w:val="28"/>
         </w:rPr>
-        <w:t>Для снижения технологических рисков используются распространённые свободно распространяемые библиотеки (pandas, statsmodels), для сравнения с выбранной моделью сохраняются простые базовые методы прогнозирования, интеграция с «1С:Розница» выполняется через стандартный механизм обмена (HTTP-сервисы / OData), сотрудники проходят обучение работе с ТСД и новыми регламентами приёмки.</w:t>
+        <w:t>Для снижения технологических рисков используются распространённые свободно распространяемые библиотеки (pandas, statsmodels), для сравнения с выбранной моделью сохраняются простые базовые методы прогнозирования, интеграция с «1С:Розница» выполняется через HTTP-сервис в формате JSON или папку обмена файлами, сотрудники проходят обучение работе с ТСД и новыми регламентами приёмки.</w:t>
       </w:r>
     </w:p>
     <w:p>
@@ -4061,116 +4072,6 @@
                 <w:sz w:val="24"/>
               </w:rPr>
               <w:t>Требуется внедрение регламента партионной приёмки и списания, обучение персонала, дисциплина ввода данных в салонах</w:t>
-            </w:r>
-          </w:p>
-        </w:tc>
-      </w:tr>
-    </w:tbl>
-    <w:p>
-      <w:pPr>
-        <w:keepNext/>
-        <w:ind w:firstLine="0"/>
-        <w:jc w:val="right"/>
-      </w:pPr>
-      <w:r>
-        <w:rPr>
-          <w:rFonts w:ascii="Times New Roman" w:hAnsi="Times New Roman" w:cs="Times New Roman" w:eastAsia="Times New Roman"/>
-          <w:b w:val="0"/>
-          <w:i w:val="0"/>
-          <w:sz w:val="28"/>
-        </w:rPr>
-        <w:t>Продолжение таблицы 3.6</w:t>
-      </w:r>
-    </w:p>
-    <w:tbl>
-      <w:tblPr>
-        <w:tblStyle w:val="TableGrid"/>
-        <w:tblW w:type="auto" w:w="0"/>
-        <w:jc w:val="center"/>
-        <w:tblLayout w:type="fixed"/>
-        <w:tblLook w:firstColumn="1" w:firstRow="1" w:lastColumn="0" w:lastRow="0" w:noHBand="0" w:noVBand="1" w:val="04A0"/>
-        <w:tblLayout w:type="fixed"/>
-        <w:tblCaption w:val="3.6|3"/>
-      </w:tblPr>
-      <w:tblGrid>
-        <w:gridCol w:w="2041"/>
-        <w:gridCol w:w="1928"/>
-        <w:gridCol w:w="5386"/>
-      </w:tblGrid>
-      <w:tr>
-        <w:trPr>
-          <w:cantSplit/>
-          <w:tblHeader/>
-        </w:trPr>
-        <w:tc>
-          <w:tcPr>
-            <w:tcW w:type="dxa" w:w="2041"/>
-          </w:tcPr>
-          <w:p>
-            <w:pPr>
-              <w:keepNext/>
-              <w:widowControl w:val="0"/>
-              <w:spacing w:line="240" w:lineRule="auto" w:after="0"/>
-              <w:ind w:firstLine="0"/>
-              <w:jc w:val="center"/>
-            </w:pPr>
-            <w:r/>
-            <w:r>
-              <w:rPr>
-                <w:rFonts w:ascii="Times New Roman" w:hAnsi="Times New Roman" w:cs="Times New Roman" w:eastAsia="Times New Roman"/>
-                <w:b w:val="0"/>
-                <w:i w:val="0"/>
-                <w:sz w:val="24"/>
-              </w:rPr>
-              <w:t>Аспект осуществимости</w:t>
-            </w:r>
-          </w:p>
-        </w:tc>
-        <w:tc>
-          <w:tcPr>
-            <w:tcW w:type="dxa" w:w="1928"/>
-          </w:tcPr>
-          <w:p>
-            <w:pPr>
-              <w:keepNext/>
-              <w:widowControl w:val="0"/>
-              <w:spacing w:line="240" w:lineRule="auto" w:after="0"/>
-              <w:ind w:firstLine="0"/>
-              <w:jc w:val="center"/>
-            </w:pPr>
-            <w:r/>
-            <w:r>
-              <w:rPr>
-                <w:rFonts w:ascii="Times New Roman" w:hAnsi="Times New Roman" w:cs="Times New Roman" w:eastAsia="Times New Roman"/>
-                <w:b w:val="0"/>
-                <w:i w:val="0"/>
-                <w:sz w:val="24"/>
-              </w:rPr>
-              <w:t>Оценка</w:t>
-            </w:r>
-          </w:p>
-        </w:tc>
-        <w:tc>
-          <w:tcPr>
-            <w:tcW w:type="dxa" w:w="5386"/>
-          </w:tcPr>
-          <w:p>
-            <w:pPr>
-              <w:keepNext/>
-              <w:widowControl w:val="0"/>
-              <w:spacing w:line="240" w:lineRule="auto" w:after="0"/>
-              <w:ind w:firstLine="0"/>
-              <w:jc w:val="center"/>
-            </w:pPr>
-            <w:r/>
-            <w:r>
-              <w:rPr>
-                <w:rFonts w:ascii="Times New Roman" w:hAnsi="Times New Roman" w:cs="Times New Roman" w:eastAsia="Times New Roman"/>
-                <w:b w:val="0"/>
-                <w:i w:val="0"/>
-                <w:sz w:val="24"/>
-              </w:rPr>
-              <w:t>Обоснование</w:t>
             </w:r>
           </w:p>
         </w:tc>
@@ -6772,116 +6673,6 @@
           </w:p>
         </w:tc>
       </w:tr>
-    </w:tbl>
-    <w:p>
-      <w:pPr>
-        <w:keepNext/>
-        <w:ind w:firstLine="0"/>
-        <w:jc w:val="right"/>
-      </w:pPr>
-      <w:r>
-        <w:rPr>
-          <w:rFonts w:ascii="Times New Roman" w:hAnsi="Times New Roman" w:cs="Times New Roman" w:eastAsia="Times New Roman"/>
-          <w:b w:val="0"/>
-          <w:i w:val="0"/>
-          <w:sz w:val="28"/>
-        </w:rPr>
-        <w:t>Продолжение таблицы 3.10</w:t>
-      </w:r>
-    </w:p>
-    <w:tbl>
-      <w:tblPr>
-        <w:tblStyle w:val="TableGrid"/>
-        <w:tblW w:type="auto" w:w="0"/>
-        <w:jc w:val="center"/>
-        <w:tblLayout w:type="fixed"/>
-        <w:tblLook w:firstColumn="1" w:firstRow="1" w:lastColumn="0" w:lastRow="0" w:noHBand="0" w:noVBand="1" w:val="04A0"/>
-        <w:tblLayout w:type="fixed"/>
-        <w:tblCaption w:val="3.10|6"/>
-      </w:tblPr>
-      <w:tblGrid>
-        <w:gridCol w:w="3118"/>
-        <w:gridCol w:w="4252"/>
-        <w:gridCol w:w="1984"/>
-      </w:tblGrid>
-      <w:tr>
-        <w:trPr>
-          <w:cantSplit/>
-          <w:tblHeader/>
-        </w:trPr>
-        <w:tc>
-          <w:tcPr>
-            <w:tcW w:type="dxa" w:w="3118"/>
-          </w:tcPr>
-          <w:p>
-            <w:pPr>
-              <w:keepNext/>
-              <w:widowControl w:val="0"/>
-              <w:spacing w:line="240" w:lineRule="auto" w:after="0"/>
-              <w:ind w:firstLine="0"/>
-              <w:jc w:val="center"/>
-            </w:pPr>
-            <w:r/>
-            <w:r>
-              <w:rPr>
-                <w:rFonts w:ascii="Times New Roman" w:hAnsi="Times New Roman" w:cs="Times New Roman" w:eastAsia="Times New Roman"/>
-                <w:b w:val="0"/>
-                <w:i w:val="0"/>
-                <w:sz w:val="24"/>
-              </w:rPr>
-              <w:t>Статья затрат</w:t>
-            </w:r>
-          </w:p>
-        </w:tc>
-        <w:tc>
-          <w:tcPr>
-            <w:tcW w:type="dxa" w:w="4252"/>
-          </w:tcPr>
-          <w:p>
-            <w:pPr>
-              <w:keepNext/>
-              <w:widowControl w:val="0"/>
-              <w:spacing w:line="240" w:lineRule="auto" w:after="0"/>
-              <w:ind w:firstLine="0"/>
-              <w:jc w:val="center"/>
-            </w:pPr>
-            <w:r/>
-            <w:r>
-              <w:rPr>
-                <w:rFonts w:ascii="Times New Roman" w:hAnsi="Times New Roman" w:cs="Times New Roman" w:eastAsia="Times New Roman"/>
-                <w:b w:val="0"/>
-                <w:i w:val="0"/>
-                <w:sz w:val="24"/>
-              </w:rPr>
-              <w:t>Расчёт</w:t>
-            </w:r>
-          </w:p>
-        </w:tc>
-        <w:tc>
-          <w:tcPr>
-            <w:tcW w:type="dxa" w:w="1984"/>
-          </w:tcPr>
-          <w:p>
-            <w:pPr>
-              <w:keepNext/>
-              <w:widowControl w:val="0"/>
-              <w:spacing w:line="240" w:lineRule="auto" w:after="0"/>
-              <w:ind w:firstLine="0"/>
-              <w:jc w:val="center"/>
-            </w:pPr>
-            <w:r/>
-            <w:r>
-              <w:rPr>
-                <w:rFonts w:ascii="Times New Roman" w:hAnsi="Times New Roman" w:cs="Times New Roman" w:eastAsia="Times New Roman"/>
-                <w:b w:val="0"/>
-                <w:i w:val="0"/>
-                <w:sz w:val="24"/>
-              </w:rPr>
-              <w:t>Сумма, руб.</w:t>
-            </w:r>
-          </w:p>
-        </w:tc>
-      </w:tr>
       <w:tr>
         <w:trPr>
           <w:cantSplit/>
@@ -7429,7 +7220,7 @@
                 <w:i w:val="0"/>
                 <w:sz w:val="24"/>
               </w:rPr>
-              <w:t>Python 3.12, FastAPI, SQLAlchemy, Celery (планировщик задач)</w:t>
+              <w:t>Python 3.12, FastAPI, SQLAlchemy, Alembic (миграции БД), APScheduler (планировщик задач)</w:t>
             </w:r>
           </w:p>
         </w:tc>
@@ -7503,7 +7294,7 @@
                 <w:i w:val="0"/>
                 <w:sz w:val="24"/>
               </w:rPr>
-              <w:t>pandas, statsmodels</w:t>
+              <w:t>NumPy, pandas, statsmodels</w:t>
             </w:r>
           </w:p>
         </w:tc>
@@ -7577,7 +7368,7 @@
                 <w:i w:val="0"/>
                 <w:sz w:val="24"/>
               </w:rPr>
-              <w:t>TypeScript, React (адаптивный интерфейс для ТСД)</w:t>
+              <w:t>TypeScript, React, Ant Design, Vite (адаптивный интерфейс для ТСД)</w:t>
             </w:r>
           </w:p>
         </w:tc>
@@ -7628,7 +7419,7 @@
                 <w:i w:val="0"/>
                 <w:sz w:val="24"/>
               </w:rPr>
-              <w:t>Контейнеризация</w:t>
+              <w:t>Контейнеризация и веб-сервер</w:t>
             </w:r>
           </w:p>
         </w:tc>
@@ -7651,7 +7442,7 @@
                 <w:i w:val="0"/>
                 <w:sz w:val="24"/>
               </w:rPr>
-              <w:t>Docker, Docker Compose</w:t>
+              <w:t>Docker, Docker Compose, nginx, Caddy (HTTPS, сертификаты Let's Encrypt)</w:t>
             </w:r>
           </w:p>
         </w:tc>
@@ -7674,7 +7465,81 @@
                 <w:i w:val="0"/>
                 <w:sz w:val="24"/>
               </w:rPr>
-              <w:t>Apache 2.0</w:t>
+              <w:t>Apache 2.0, BSD</w:t>
+            </w:r>
+          </w:p>
+        </w:tc>
+      </w:tr>
+      <w:tr>
+        <w:trPr>
+          <w:cantSplit/>
+        </w:trPr>
+        <w:tc>
+          <w:tcPr>
+            <w:tcW w:type="dxa" w:w="2608"/>
+          </w:tcPr>
+          <w:p>
+            <w:pPr>
+              <w:widowControl w:val="0"/>
+              <w:spacing w:line="240" w:lineRule="auto" w:after="0"/>
+              <w:ind w:firstLine="0"/>
+              <w:jc w:val="left"/>
+            </w:pPr>
+            <w:r/>
+            <w:r>
+              <w:rPr>
+                <w:rFonts w:ascii="Times New Roman" w:hAnsi="Times New Roman" w:cs="Times New Roman" w:eastAsia="Times New Roman"/>
+                <w:b w:val="0"/>
+                <w:i w:val="0"/>
+                <w:sz w:val="24"/>
+              </w:rPr>
+              <w:t>Версия для одного компьютера</w:t>
+            </w:r>
+          </w:p>
+        </w:tc>
+        <w:tc>
+          <w:tcPr>
+            <w:tcW w:type="dxa" w:w="4479"/>
+          </w:tcPr>
+          <w:p>
+            <w:pPr>
+              <w:widowControl w:val="0"/>
+              <w:spacing w:line="240" w:lineRule="auto" w:after="0"/>
+              <w:ind w:firstLine="0"/>
+              <w:jc w:val="left"/>
+            </w:pPr>
+            <w:r/>
+            <w:r>
+              <w:rPr>
+                <w:rFonts w:ascii="Times New Roman" w:hAnsi="Times New Roman" w:cs="Times New Roman" w:eastAsia="Times New Roman"/>
+                <w:b w:val="0"/>
+                <w:i w:val="0"/>
+                <w:sz w:val="24"/>
+              </w:rPr>
+              <w:t>Windows 10/11, SQLite, PyInstaller (сборка без установки)</w:t>
+            </w:r>
+          </w:p>
+        </w:tc>
+        <w:tc>
+          <w:tcPr>
+            <w:tcW w:type="dxa" w:w="2268"/>
+          </w:tcPr>
+          <w:p>
+            <w:pPr>
+              <w:widowControl w:val="0"/>
+              <w:spacing w:line="240" w:lineRule="auto" w:after="0"/>
+              <w:ind w:firstLine="0"/>
+              <w:jc w:val="left"/>
+            </w:pPr>
+            <w:r/>
+            <w:r>
+              <w:rPr>
+                <w:rFonts w:ascii="Times New Roman" w:hAnsi="Times New Roman" w:cs="Times New Roman" w:eastAsia="Times New Roman"/>
+                <w:b w:val="0"/>
+                <w:i w:val="0"/>
+                <w:sz w:val="24"/>
+              </w:rPr>
+              <w:t>Public Domain, GPL с исключением для собранных программ</w:t>
             </w:r>
           </w:p>
         </w:tc>
@@ -7823,6 +7688,116 @@
                 <w:sz w:val="24"/>
               </w:rPr>
               <w:t>MIT, Apache 2.0</w:t>
+            </w:r>
+          </w:p>
+        </w:tc>
+      </w:tr>
+    </w:tbl>
+    <w:p>
+      <w:pPr>
+        <w:keepNext/>
+        <w:ind w:firstLine="0"/>
+        <w:jc w:val="right"/>
+      </w:pPr>
+      <w:r>
+        <w:rPr>
+          <w:rFonts w:ascii="Times New Roman" w:hAnsi="Times New Roman" w:cs="Times New Roman" w:eastAsia="Times New Roman"/>
+          <w:b w:val="0"/>
+          <w:i w:val="0"/>
+          <w:sz w:val="28"/>
+        </w:rPr>
+        <w:t>Продолжение таблицы 3.11</w:t>
+      </w:r>
+    </w:p>
+    <w:tbl>
+      <w:tblPr>
+        <w:tblStyle w:val="TableGrid"/>
+        <w:tblW w:type="auto" w:w="0"/>
+        <w:jc w:val="center"/>
+        <w:tblLayout w:type="fixed"/>
+        <w:tblLook w:firstColumn="1" w:firstRow="1" w:lastColumn="0" w:lastRow="0" w:noHBand="0" w:noVBand="1" w:val="04A0"/>
+        <w:tblLayout w:type="fixed"/>
+        <w:tblCaption w:val="3.11|9"/>
+      </w:tblPr>
+      <w:tblGrid>
+        <w:gridCol w:w="2608"/>
+        <w:gridCol w:w="4479"/>
+        <w:gridCol w:w="2268"/>
+      </w:tblGrid>
+      <w:tr>
+        <w:trPr>
+          <w:cantSplit/>
+          <w:tblHeader/>
+        </w:trPr>
+        <w:tc>
+          <w:tcPr>
+            <w:tcW w:type="dxa" w:w="2608"/>
+          </w:tcPr>
+          <w:p>
+            <w:pPr>
+              <w:keepNext/>
+              <w:widowControl w:val="0"/>
+              <w:spacing w:line="240" w:lineRule="auto" w:after="0"/>
+              <w:ind w:firstLine="0"/>
+              <w:jc w:val="center"/>
+            </w:pPr>
+            <w:r/>
+            <w:r>
+              <w:rPr>
+                <w:rFonts w:ascii="Times New Roman" w:hAnsi="Times New Roman" w:cs="Times New Roman" w:eastAsia="Times New Roman"/>
+                <w:b w:val="0"/>
+                <w:i w:val="0"/>
+                <w:sz w:val="24"/>
+              </w:rPr>
+              <w:t>Назначение</w:t>
+            </w:r>
+          </w:p>
+        </w:tc>
+        <w:tc>
+          <w:tcPr>
+            <w:tcW w:type="dxa" w:w="4479"/>
+          </w:tcPr>
+          <w:p>
+            <w:pPr>
+              <w:keepNext/>
+              <w:widowControl w:val="0"/>
+              <w:spacing w:line="240" w:lineRule="auto" w:after="0"/>
+              <w:ind w:firstLine="0"/>
+              <w:jc w:val="center"/>
+            </w:pPr>
+            <w:r/>
+            <w:r>
+              <w:rPr>
+                <w:rFonts w:ascii="Times New Roman" w:hAnsi="Times New Roman" w:cs="Times New Roman" w:eastAsia="Times New Roman"/>
+                <w:b w:val="0"/>
+                <w:i w:val="0"/>
+                <w:sz w:val="24"/>
+              </w:rPr>
+              <w:t>Программное обеспечение</w:t>
+            </w:r>
+          </w:p>
+        </w:tc>
+        <w:tc>
+          <w:tcPr>
+            <w:tcW w:type="dxa" w:w="2268"/>
+          </w:tcPr>
+          <w:p>
+            <w:pPr>
+              <w:keepNext/>
+              <w:widowControl w:val="0"/>
+              <w:spacing w:line="240" w:lineRule="auto" w:after="0"/>
+              <w:ind w:firstLine="0"/>
+              <w:jc w:val="center"/>
+            </w:pPr>
+            <w:r/>
+            <w:r>
+              <w:rPr>
+                <w:rFonts w:ascii="Times New Roman" w:hAnsi="Times New Roman" w:cs="Times New Roman" w:eastAsia="Times New Roman"/>
+                <w:b w:val="0"/>
+                <w:i w:val="0"/>
+                <w:sz w:val="24"/>
+              </w:rPr>
+              <w:t>Лицензия</w:t>
             </w:r>
           </w:p>
         </w:tc>
@@ -8159,141 +8134,6 @@
                 <w:sz w:val="24"/>
               </w:rPr>
               <w:t>Ранний анализ данных, восстановление спроса в дни дефицита, правила очистки</w:t>
-            </w:r>
-          </w:p>
-        </w:tc>
-      </w:tr>
-    </w:tbl>
-    <w:p>
-      <w:pPr>
-        <w:keepNext/>
-        <w:ind w:firstLine="0"/>
-        <w:jc w:val="right"/>
-      </w:pPr>
-      <w:r>
-        <w:rPr>
-          <w:rFonts w:ascii="Times New Roman" w:hAnsi="Times New Roman" w:cs="Times New Roman" w:eastAsia="Times New Roman"/>
-          <w:b w:val="0"/>
-          <w:i w:val="0"/>
-          <w:sz w:val="28"/>
-        </w:rPr>
-        <w:t>Продолжение таблицы 3.12</w:t>
-      </w:r>
-    </w:p>
-    <w:tbl>
-      <w:tblPr>
-        <w:tblStyle w:val="TableGrid"/>
-        <w:tblW w:type="auto" w:w="0"/>
-        <w:jc w:val="center"/>
-        <w:tblLayout w:type="fixed"/>
-        <w:tblLook w:firstColumn="1" w:firstRow="1" w:lastColumn="0" w:lastRow="0" w:noHBand="0" w:noVBand="1" w:val="04A0"/>
-        <w:tblLayout w:type="fixed"/>
-        <w:tblCaption w:val="3.12|1"/>
-      </w:tblPr>
-      <w:tblGrid>
-        <w:gridCol w:w="2041"/>
-        <w:gridCol w:w="1701"/>
-        <w:gridCol w:w="2438"/>
-        <w:gridCol w:w="3175"/>
-      </w:tblGrid>
-      <w:tr>
-        <w:trPr>
-          <w:cantSplit/>
-          <w:tblHeader/>
-        </w:trPr>
-        <w:tc>
-          <w:tcPr>
-            <w:tcW w:type="dxa" w:w="2041"/>
-          </w:tcPr>
-          <w:p>
-            <w:pPr>
-              <w:keepNext/>
-              <w:widowControl w:val="0"/>
-              <w:spacing w:line="240" w:lineRule="auto" w:after="0"/>
-              <w:ind w:firstLine="0"/>
-              <w:jc w:val="center"/>
-            </w:pPr>
-            <w:r/>
-            <w:r>
-              <w:rPr>
-                <w:rFonts w:ascii="Times New Roman" w:hAnsi="Times New Roman" w:cs="Times New Roman" w:eastAsia="Times New Roman"/>
-                <w:b w:val="0"/>
-                <w:i w:val="0"/>
-                <w:sz w:val="24"/>
-              </w:rPr>
-              <w:t>Риск</w:t>
-            </w:r>
-          </w:p>
-        </w:tc>
-        <w:tc>
-          <w:tcPr>
-            <w:tcW w:type="dxa" w:w="1701"/>
-          </w:tcPr>
-          <w:p>
-            <w:pPr>
-              <w:keepNext/>
-              <w:widowControl w:val="0"/>
-              <w:spacing w:line="240" w:lineRule="auto" w:after="0"/>
-              <w:ind w:firstLine="0"/>
-              <w:jc w:val="center"/>
-            </w:pPr>
-            <w:r/>
-            <w:r>
-              <w:rPr>
-                <w:rFonts w:ascii="Times New Roman" w:hAnsi="Times New Roman" w:cs="Times New Roman" w:eastAsia="Times New Roman"/>
-                <w:b w:val="0"/>
-                <w:i w:val="0"/>
-                <w:sz w:val="24"/>
-              </w:rPr>
-              <w:t>Вероятность</w:t>
-            </w:r>
-          </w:p>
-        </w:tc>
-        <w:tc>
-          <w:tcPr>
-            <w:tcW w:type="dxa" w:w="2438"/>
-          </w:tcPr>
-          <w:p>
-            <w:pPr>
-              <w:keepNext/>
-              <w:widowControl w:val="0"/>
-              <w:spacing w:line="240" w:lineRule="auto" w:after="0"/>
-              <w:ind w:firstLine="0"/>
-              <w:jc w:val="center"/>
-            </w:pPr>
-            <w:r/>
-            <w:r>
-              <w:rPr>
-                <w:rFonts w:ascii="Times New Roman" w:hAnsi="Times New Roman" w:cs="Times New Roman" w:eastAsia="Times New Roman"/>
-                <w:b w:val="0"/>
-                <w:i w:val="0"/>
-                <w:sz w:val="24"/>
-              </w:rPr>
-              <w:t>Последствия</w:t>
-            </w:r>
-          </w:p>
-        </w:tc>
-        <w:tc>
-          <w:tcPr>
-            <w:tcW w:type="dxa" w:w="3175"/>
-          </w:tcPr>
-          <w:p>
-            <w:pPr>
-              <w:keepNext/>
-              <w:widowControl w:val="0"/>
-              <w:spacing w:line="240" w:lineRule="auto" w:after="0"/>
-              <w:ind w:firstLine="0"/>
-              <w:jc w:val="center"/>
-            </w:pPr>
-            <w:r/>
-            <w:r>
-              <w:rPr>
-                <w:rFonts w:ascii="Times New Roman" w:hAnsi="Times New Roman" w:cs="Times New Roman" w:eastAsia="Times New Roman"/>
-                <w:b w:val="0"/>
-                <w:i w:val="0"/>
-                <w:sz w:val="24"/>
-              </w:rPr>
-              <w:t>Мероприятия по снижению</w:t>
             </w:r>
           </w:p>
         </w:tc>

--- a/reports/ПР_3_Описание_и_анализ_ИС.docx
+++ b/reports/ПР_3_Описание_и_анализ_ИС.docx
@@ -446,7 +446,7 @@
           <w:i w:val="0"/>
           <w:sz w:val="28"/>
         </w:rPr>
-        <w:t>Проект направлен на создание информационной системы, которая ведёт партионный учёт продукции с контролем сроков реализации, прогнозирует спрос по товарам и торговым точкам с использованием методов машинного обучения и на основе прогноза формирует рекомендуемый план закупок с учётом сроков поставки, кратности упаковки и бюджета. Цели проекта — снижение доли списаний, сокращение дефицита в пиковые периоды и уменьшение трудозатрат на планирование закупок.</w:t>
+        <w:t>Проект направлен на создание информационной системы, которая ведёт партионный учёт продукции с контролем сроков реализации, прогнозирует спрос по товарам и торговым точкам статистическими методами анализа временных рядов и на основе прогноза формирует рекомендуемый план закупок с учётом сроков поставки, кратности упаковки и бюджета. Цели проекта — снижение доли списаний, сокращение дефицита в пиковые периоды и уменьшение трудозатрат на планирование закупок.</w:t>
       </w:r>
     </w:p>
     <w:p>
@@ -1435,7 +1435,7 @@
           <w:i w:val="0"/>
           <w:sz w:val="28"/>
         </w:rPr>
-        <w:t>Система предназначена для планирования процессов закупки и продажи цветочной продукции: ведения партионного учёта с контролем сроков реализации, прогнозирования спроса с использованием методов машинного обучения, формирования рекомендуемых заказов поставщикам, управления уценкой и списанием, а также анализа эффективности закупок и продаж. Окончательное решение о размещении заказа принимает менеджер по закупкам; система формирует обоснованную рекомендацию.</w:t>
+        <w:t>Система предназначена для планирования процессов закупки и продажи цветочной продукции: ведения партионного учёта с контролем сроков реализации, прогнозирования спроса статистическими методами, формирования рекомендуемых заказов поставщикам, управления уценкой и списанием, а также анализа эффективности закупок и продаж. Окончательное решение о размещении заказа принимает менеджер по закупкам; система формирует обоснованную рекомендацию.</w:t>
       </w:r>
     </w:p>
     <w:p>
@@ -1504,7 +1504,7 @@
           <w:i w:val="0"/>
           <w:sz w:val="28"/>
         </w:rPr>
-        <w:t>– накопление данных о продажах, поставках и списаниях для обучения и мониторинга моделей прогнозирования.</w:t>
+        <w:t>– накопление данных о продажах, поставках и списаниях для настройки и мониторинга моделей прогнозирования.</w:t>
       </w:r>
     </w:p>
     <w:p>
@@ -2005,7 +2005,7 @@
                 <w:i w:val="0"/>
                 <w:sz w:val="24"/>
               </w:rPr>
-              <w:t>Настройка и обучение моделей прогнозирования, мониторинг точности прогноза, ведение календаря событий и акций, аналитика ассортимента</w:t>
+              <w:t>Настройка параметров моделей прогнозирования, мониторинг точности прогноза, ведение календаря событий и акций, аналитика ассортимента</w:t>
             </w:r>
           </w:p>
         </w:tc>
@@ -2158,7 +2158,7 @@
           <w:i w:val="0"/>
           <w:sz w:val="28"/>
         </w:rPr>
-        <w:t>6) прогнозирование спроса по товарам и торговым точкам на горизонт до 14 дней с учётом сезонности, праздников, погоды и акций с использованием моделей машинного обучения;</w:t>
+        <w:t>6) прогнозирование спроса по товарам и торговым точкам на горизонт до 14 дней с учётом сезонности, праздников, погоды и акций с использованием статистических моделей временных рядов;</w:t>
       </w:r>
     </w:p>
     <w:p>
@@ -2515,7 +2515,7 @@
                 <w:i w:val="0"/>
                 <w:sz w:val="24"/>
               </w:rPr>
-              <w:t>Прогнозирование спроса (ML-модуль)</w:t>
+              <w:t>Прогнозирование спроса</w:t>
             </w:r>
           </w:p>
         </w:tc>
@@ -2538,7 +2538,7 @@
                 <w:i w:val="0"/>
                 <w:sz w:val="24"/>
               </w:rPr>
-              <w:t>Подготовка данных, обучение моделей, расчёт прогнозов и их квантилей, мониторинг точности</w:t>
+              <w:t>Подготовка данных, настройка параметров моделей, расчёт прогнозов и их квантилей, мониторинг точности</w:t>
             </w:r>
           </w:p>
         </w:tc>
@@ -2710,7 +2710,18 @@
           <w:i w:val="0"/>
           <w:sz w:val="28"/>
         </w:rPr>
-        <w:t>Система строится по трёхуровневой клиент-серверной архитектуре: клиентская часть — веб-интерфейс для ПК и адаптивный интерфейс для терминалов сбора данных, серверная часть — сервисы на языке Python с REST API, уровень данных — СУБД PostgreSQL и хранилище моделей прогнозирования. Модуль прогнозирования выполняется по расписанию (ежедневно ночью) и отдельно — по запросу менеджера. Обобщённая архитектура системы приведена на рисунке 3.1.</w:t>
+        <w:t>Система строится по трёхуровневой клиент-серверной архитектуре: клиентская часть — веб-интерфейс для ПК и адаптивный интерфейс для терминалов сбора данных, серверная часть — сервисы на языке Python с REST API и встроенным планировщиком задач, уровень данных — СУБД PostgreSQL, в которой хранятся и учётные данные, и версии моделей прогнозирования с результатами расчётов. Модуль прогнозирования выполняется по расписанию (ежедневно ночью) и отдельно — по запросу менеджера. Обобщённая архитектура системы приведена на рисунке 3.1.</w:t>
+      </w:r>
+    </w:p>
+    <w:p>
+      <w:r>
+        <w:rPr>
+          <w:rFonts w:ascii="Times New Roman" w:hAnsi="Times New Roman" w:cs="Times New Roman" w:eastAsia="Times New Roman"/>
+          <w:b w:val="0"/>
+          <w:i w:val="0"/>
+          <w:sz w:val="28"/>
+        </w:rPr>
+        <w:t>Предусмотрены два варианта поставки: для сети Компании — контейнеры Docker Compose на сервере под управлением Linux (PostgreSQL, серверная часть, планировщик задач, веб-сервер nginx и прокси Caddy для HTTPS); для работы на одном компьютере — версия для Windows без установки (исполняемый файл и встроенная СУБД SQLite). В обоих вариантах интерфейс открывается в браузере, а салоны и ТСД подключаются к серверу по сети.</w:t>
       </w:r>
     </w:p>
     <w:p>
@@ -2906,7 +2917,7 @@
           <w:i w:val="0"/>
           <w:sz w:val="28"/>
         </w:rPr>
-        <w:t>– «1С:Розница» и онлайн-кассы — ежечасная загрузка чеков и возвратов, выгрузка цен и уценок;</w:t>
+        <w:t>– «1С:Розница» и онлайн-кассы — загрузка чеков и возвратов через HTTP-сервис (формат JSON) или ежечасно из папки обмена (JSON, CSV), выгрузка цен и уценок по запросу касс;</w:t>
       </w:r>
     </w:p>
     <w:p>
@@ -2917,7 +2928,7 @@
           <w:i w:val="0"/>
           <w:sz w:val="28"/>
         </w:rPr>
-        <w:t>– интернет-магазин — передача остатков и цен, получение заказов и предзаказов через REST API;</w:t>
+        <w:t>– интернет-магазин и другие каналы продаж (маркетплейсы) — передача остатков и цен, получение заказов и предзаказов через REST API; каждый канал работает со своим ключом доступа;</w:t>
       </w:r>
     </w:p>
     <w:p>
@@ -2928,7 +2939,7 @@
           <w:i w:val="0"/>
           <w:sz w:val="28"/>
         </w:rPr>
-        <w:t>– поставщики — отправка заказов по электронной почте (в формате XLSX/PDF) или через личный кабинет поставщика;</w:t>
+        <w:t>– поставщики — отправка заказов по электронной почте (в формате XLSX) или через API поставщика (формат JSON); способ отправки задаётся в карточке поставщика;</w:t>
       </w:r>
     </w:p>
     <w:p>
@@ -2940,42 +2951,6 @@
           <w:sz w:val="28"/>
         </w:rPr>
         <w:t>– погодный сервис (открытый API) — получение прогноза температуры и осадков на 14 дней.</w:t>
-      </w:r>
-    </w:p>
-    <w:p>
-      <w:pPr>
-        <w:pStyle w:val="Heading2"/>
-      </w:pPr>
-      <w:r>
-        <w:rPr>
-          <w:rFonts w:ascii="Times New Roman" w:hAnsi="Times New Roman" w:cs="Times New Roman" w:eastAsia="Times New Roman"/>
-          <w:b/>
-          <w:i w:val="0"/>
-          <w:sz w:val="28"/>
-        </w:rPr>
-        <w:t>4.8 Модуль машинного обучения</w:t>
-      </w:r>
-    </w:p>
-    <w:p>
-      <w:r>
-        <w:rPr>
-          <w:rFonts w:ascii="Times New Roman" w:hAnsi="Times New Roman" w:cs="Times New Roman" w:eastAsia="Times New Roman"/>
-          <w:b w:val="0"/>
-          <w:i w:val="0"/>
-          <w:sz w:val="28"/>
-        </w:rPr>
-        <w:t>Ядром системы является модуль прогнозирования спроса. Прогноз строится на уровне «товар (товарная группа) × торговая точка × день» на горизонт до 14 дней. Признаки модели: лаговые значения продаж и скользящие средние, день недели, признак праздника и число дней до праздника, сезонность, цена и скидка, наличие акций, прогноз температуры и осадков, признак дефицита в истории (для коррекции «цензурированного» спроса).</w:t>
-      </w:r>
-    </w:p>
-    <w:p>
-      <w:r>
-        <w:rPr>
-          <w:rFonts w:ascii="Times New Roman" w:hAnsi="Times New Roman" w:cs="Times New Roman" w:eastAsia="Times New Roman"/>
-          <w:b w:val="0"/>
-          <w:i w:val="0"/>
-          <w:sz w:val="28"/>
-        </w:rPr>
-        <w:t>В качестве базовых моделей используются сезонная наивная модель и экспоненциальное сглаживание (модель Хольта–Уинтерса), в качестве основной — глобальная модель градиентного бустинга (LightGBM / CatBoost), обучаемая сразу на всех рядах. Для товаров с прерывистым спросом применяется метод Кростона. Модель выдаёт не только точечный прогноз, но и квантили (P50, P80, P95), что позволяет рассчитывать объём заказа по модели «продавца газет» (newsvendor): оптимальный уровень обслуживания определяется соотношением потерь от дефицита и потерь от списания нереализованного товара. Точность контролируется по метрикам WAPE и смещению прогноза (bias).</w:t>
       </w:r>
     </w:p>
     <w:p>
@@ -3246,116 +3221,6 @@
                 <w:sz w:val="24"/>
               </w:rPr>
               <w:t>Прогноз спроса и расчёт заказа с учётом сроков реализации; контроль сроков партий и своевременная уценка</w:t>
-            </w:r>
-          </w:p>
-        </w:tc>
-      </w:tr>
-    </w:tbl>
-    <w:p>
-      <w:pPr>
-        <w:keepNext/>
-        <w:ind w:firstLine="0"/>
-        <w:jc w:val="right"/>
-      </w:pPr>
-      <w:r>
-        <w:rPr>
-          <w:rFonts w:ascii="Times New Roman" w:hAnsi="Times New Roman" w:cs="Times New Roman" w:eastAsia="Times New Roman"/>
-          <w:b w:val="0"/>
-          <w:i w:val="0"/>
-          <w:sz w:val="28"/>
-        </w:rPr>
-        <w:t>Продолжение таблицы 3.5</w:t>
-      </w:r>
-    </w:p>
-    <w:tbl>
-      <w:tblPr>
-        <w:tblStyle w:val="TableGrid"/>
-        <w:tblW w:type="auto" w:w="0"/>
-        <w:jc w:val="center"/>
-        <w:tblLayout w:type="fixed"/>
-        <w:tblLook w:firstColumn="1" w:firstRow="1" w:lastColumn="0" w:lastRow="0" w:noHBand="0" w:noVBand="1" w:val="04A0"/>
-        <w:tblLayout w:type="fixed"/>
-        <w:tblCaption w:val="3.5|1"/>
-      </w:tblPr>
-      <w:tblGrid>
-        <w:gridCol w:w="2608"/>
-        <w:gridCol w:w="2948"/>
-        <w:gridCol w:w="3798"/>
-      </w:tblGrid>
-      <w:tr>
-        <w:trPr>
-          <w:cantSplit/>
-          <w:tblHeader/>
-        </w:trPr>
-        <w:tc>
-          <w:tcPr>
-            <w:tcW w:type="dxa" w:w="2608"/>
-          </w:tcPr>
-          <w:p>
-            <w:pPr>
-              <w:keepNext/>
-              <w:widowControl w:val="0"/>
-              <w:spacing w:line="240" w:lineRule="auto" w:after="0"/>
-              <w:ind w:firstLine="0"/>
-              <w:jc w:val="center"/>
-            </w:pPr>
-            <w:r/>
-            <w:r>
-              <w:rPr>
-                <w:rFonts w:ascii="Times New Roman" w:hAnsi="Times New Roman" w:cs="Times New Roman" w:eastAsia="Times New Roman"/>
-                <w:b w:val="0"/>
-                <w:i w:val="0"/>
-                <w:sz w:val="24"/>
-              </w:rPr>
-              <w:t>Проблема</w:t>
-            </w:r>
-          </w:p>
-        </w:tc>
-        <w:tc>
-          <w:tcPr>
-            <w:tcW w:type="dxa" w:w="2948"/>
-          </w:tcPr>
-          <w:p>
-            <w:pPr>
-              <w:keepNext/>
-              <w:widowControl w:val="0"/>
-              <w:spacing w:line="240" w:lineRule="auto" w:after="0"/>
-              <w:ind w:firstLine="0"/>
-              <w:jc w:val="center"/>
-            </w:pPr>
-            <w:r/>
-            <w:r>
-              <w:rPr>
-                <w:rFonts w:ascii="Times New Roman" w:hAnsi="Times New Roman" w:cs="Times New Roman" w:eastAsia="Times New Roman"/>
-                <w:b w:val="0"/>
-                <w:i w:val="0"/>
-                <w:sz w:val="24"/>
-              </w:rPr>
-              <w:t>Последствия</w:t>
-            </w:r>
-          </w:p>
-        </w:tc>
-        <w:tc>
-          <w:tcPr>
-            <w:tcW w:type="dxa" w:w="3798"/>
-          </w:tcPr>
-          <w:p>
-            <w:pPr>
-              <w:keepNext/>
-              <w:widowControl w:val="0"/>
-              <w:spacing w:line="240" w:lineRule="auto" w:after="0"/>
-              <w:ind w:firstLine="0"/>
-              <w:jc w:val="center"/>
-            </w:pPr>
-            <w:r/>
-            <w:r>
-              <w:rPr>
-                <w:rFonts w:ascii="Times New Roman" w:hAnsi="Times New Roman" w:cs="Times New Roman" w:eastAsia="Times New Roman"/>
-                <w:b w:val="0"/>
-                <w:i w:val="0"/>
-                <w:sz w:val="24"/>
-              </w:rPr>
-              <w:t>Как система решает проблему</w:t>
             </w:r>
           </w:p>
         </w:tc>
@@ -3838,7 +3703,7 @@
           <w:i w:val="0"/>
           <w:sz w:val="28"/>
         </w:rPr>
-        <w:t>Да. В Компании ранее не применялись методы машинного обучения для прогнозирования спроса, партионный учёт со сроками реализации, интеграция учётной системы с интернет-магазином и внешними сервисами по API, а также терминалы сбора данных при приёмке товара.</w:t>
+        <w:t>Да. В Компании ранее не применялись статистические методы прогнозирования спроса, партионный учёт со сроками реализации, интеграция учётной системы с интернет-магазином и внешними сервисами по API, а также терминалы сбора данных при приёмке товара.</w:t>
       </w:r>
     </w:p>
     <w:p>
@@ -3849,7 +3714,7 @@
           <w:i w:val="0"/>
           <w:sz w:val="28"/>
         </w:rPr>
-        <w:t>Для снижения технологических рисков используются распространённые свободно распространяемые библиотеки (pandas, scikit-learn, LightGBM, statsmodels), для сравнения с основной моделью сохраняются простые базовые методы прогнозирования, интеграция с «1С:Розница» выполняется через стандартный механизм обмена (HTTP-сервисы / OData), сотрудники проходят обучение работе с ТСД и новыми регламентами приёмки.</w:t>
+        <w:t>Для снижения технологических рисков используются распространённые свободно распространяемые библиотеки (pandas, statsmodels), для сравнения с выбранной моделью сохраняются простые базовые методы прогнозирования, интеграция с «1С:Розница» выполняется через HTTP-сервис в формате JSON или папку обмена файлами, сотрудники проходят обучение работе с ТСД и новыми регламентами приёмки.</w:t>
       </w:r>
     </w:p>
     <w:p>
@@ -4058,7 +3923,7 @@
                 <w:i w:val="0"/>
                 <w:sz w:val="24"/>
               </w:rPr>
-              <w:t>Объём данных невелик (несколько миллионов строк продаж), обучение моделей выполняется на обычном сервере; используются зрелые технологии</w:t>
+              <w:t>Объём данных невелик (несколько миллионов строк продаж), расчёт прогнозов выполняется на обычном сервере; используются зрелые технологии</w:t>
             </w:r>
           </w:p>
         </w:tc>
@@ -4634,7 +4499,7 @@
                 <w:i w:val="0"/>
                 <w:sz w:val="24"/>
               </w:rPr>
-              <w:t>Использовать признаки «дней до праздника», объединять товары в группы, учитывать экспертные коэффициенты менеджера</w:t>
+              <w:t>Использовать календарные коэффициенты праздников, объединять товары в группы, учитывать экспертные коэффициенты менеджера</w:t>
             </w:r>
           </w:p>
         </w:tc>
@@ -4685,7 +4550,7 @@
                 <w:i w:val="0"/>
                 <w:sz w:val="24"/>
               </w:rPr>
-              <w:t>Прогнозировать на уровне товарных групп с последующей разбивкой по долям, использовать глобальную модель</w:t>
+              <w:t>Прогнозировать на уровне товарных групп с последующей разбивкой по долям, использовать прогноз по товарам-аналогам</w:t>
             </w:r>
           </w:p>
         </w:tc>
@@ -4871,7 +4736,7 @@
           <w:i w:val="0"/>
           <w:sz w:val="28"/>
         </w:rPr>
-        <w:t>По результатам анализа сделан вывод о том, что проект осуществим и экономически целесообразен. Рекомендуется продолжить разработку системы со следующими базовыми предложениями: бюджет — 1,5 млн руб.; группа разработки — 3 человека; срок — 4 месяца (01.09.2026–31.12.2026) с опытной эксплуатацией в декабре 2026 г.; программное обеспечение — свободно распространяемое (Python, FastAPI, LightGBM, statsmodels, PostgreSQL, React, Docker, Linux).</w:t>
+        <w:t>По результатам анализа сделан вывод о том, что проект осуществим и экономически целесообразен. Рекомендуется продолжить разработку системы со следующими базовыми предложениями: бюджет — 1,5 млн руб.; группа разработки — 3 человека; срок — 4 месяца (01.09.2026–31.12.2026) с опытной эксплуатацией в декабре 2026 г.; программное обеспечение — свободно распространяемое (Python, FastAPI, statsmodels, PostgreSQL, React, Docker, Linux).</w:t>
       </w:r>
     </w:p>
     <w:p>
@@ -6683,7 +6548,7 @@
                 <w:i w:val="0"/>
                 <w:sz w:val="24"/>
               </w:rPr>
-              <w:t>Сервер (приложения, БД, обучение моделей)</w:t>
+              <w:t>Сервер (приложения, БД, расчёт прогнозов)</w:t>
             </w:r>
           </w:p>
         </w:tc>
@@ -7355,7 +7220,7 @@
                 <w:i w:val="0"/>
                 <w:sz w:val="24"/>
               </w:rPr>
-              <w:t>Python 3.12, FastAPI, SQLAlchemy, Celery (планировщик задач)</w:t>
+              <w:t>Python 3.12, FastAPI, SQLAlchemy, Alembic (миграции БД), APScheduler (планировщик задач)</w:t>
             </w:r>
           </w:p>
         </w:tc>
@@ -7429,7 +7294,7 @@
                 <w:i w:val="0"/>
                 <w:sz w:val="24"/>
               </w:rPr>
-              <w:t>pandas, scikit-learn, LightGBM, statsmodels</w:t>
+              <w:t>NumPy, pandas, statsmodels</w:t>
             </w:r>
           </w:p>
         </w:tc>
@@ -7452,81 +7317,7 @@
                 <w:i w:val="0"/>
                 <w:sz w:val="24"/>
               </w:rPr>
-              <w:t>BSD, MIT</w:t>
-            </w:r>
-          </w:p>
-        </w:tc>
-      </w:tr>
-      <w:tr>
-        <w:trPr>
-          <w:cantSplit/>
-        </w:trPr>
-        <w:tc>
-          <w:tcPr>
-            <w:tcW w:type="dxa" w:w="2608"/>
-          </w:tcPr>
-          <w:p>
-            <w:pPr>
-              <w:widowControl w:val="0"/>
-              <w:spacing w:line="240" w:lineRule="auto" w:after="0"/>
-              <w:ind w:firstLine="0"/>
-              <w:jc w:val="left"/>
-            </w:pPr>
-            <w:r/>
-            <w:r>
-              <w:rPr>
-                <w:rFonts w:ascii="Times New Roman" w:hAnsi="Times New Roman" w:cs="Times New Roman" w:eastAsia="Times New Roman"/>
-                <w:b w:val="0"/>
-                <w:i w:val="0"/>
-                <w:sz w:val="24"/>
-              </w:rPr>
-              <w:t>Управление моделями</w:t>
-            </w:r>
-          </w:p>
-        </w:tc>
-        <w:tc>
-          <w:tcPr>
-            <w:tcW w:type="dxa" w:w="4479"/>
-          </w:tcPr>
-          <w:p>
-            <w:pPr>
-              <w:widowControl w:val="0"/>
-              <w:spacing w:line="240" w:lineRule="auto" w:after="0"/>
-              <w:ind w:firstLine="0"/>
-              <w:jc w:val="left"/>
-            </w:pPr>
-            <w:r/>
-            <w:r>
-              <w:rPr>
-                <w:rFonts w:ascii="Times New Roman" w:hAnsi="Times New Roman" w:cs="Times New Roman" w:eastAsia="Times New Roman"/>
-                <w:b w:val="0"/>
-                <w:i w:val="0"/>
-                <w:sz w:val="24"/>
-              </w:rPr>
-              <w:t>MLflow</w:t>
-            </w:r>
-          </w:p>
-        </w:tc>
-        <w:tc>
-          <w:tcPr>
-            <w:tcW w:type="dxa" w:w="2268"/>
-          </w:tcPr>
-          <w:p>
-            <w:pPr>
-              <w:widowControl w:val="0"/>
-              <w:spacing w:line="240" w:lineRule="auto" w:after="0"/>
-              <w:ind w:firstLine="0"/>
-              <w:jc w:val="left"/>
-            </w:pPr>
-            <w:r/>
-            <w:r>
-              <w:rPr>
-                <w:rFonts w:ascii="Times New Roman" w:hAnsi="Times New Roman" w:cs="Times New Roman" w:eastAsia="Times New Roman"/>
-                <w:b w:val="0"/>
-                <w:i w:val="0"/>
-                <w:sz w:val="24"/>
-              </w:rPr>
-              <w:t>Apache 2.0</w:t>
+              <w:t>BSD</w:t>
             </w:r>
           </w:p>
         </w:tc>
@@ -7577,7 +7368,7 @@
                 <w:i w:val="0"/>
                 <w:sz w:val="24"/>
               </w:rPr>
-              <w:t>TypeScript, React (адаптивный интерфейс для ТСД)</w:t>
+              <w:t>TypeScript, React, Ant Design, Vite (адаптивный интерфейс для ТСД)</w:t>
             </w:r>
           </w:p>
         </w:tc>
@@ -7628,7 +7419,7 @@
                 <w:i w:val="0"/>
                 <w:sz w:val="24"/>
               </w:rPr>
-              <w:t>Контейнеризация</w:t>
+              <w:t>Контейнеризация и веб-сервер</w:t>
             </w:r>
           </w:p>
         </w:tc>
@@ -7651,7 +7442,7 @@
                 <w:i w:val="0"/>
                 <w:sz w:val="24"/>
               </w:rPr>
-              <w:t>Docker, Docker Compose</w:t>
+              <w:t>Docker, Docker Compose, nginx, Caddy (HTTPS, сертификаты Let's Encrypt)</w:t>
             </w:r>
           </w:p>
         </w:tc>
@@ -7674,7 +7465,81 @@
                 <w:i w:val="0"/>
                 <w:sz w:val="24"/>
               </w:rPr>
-              <w:t>Apache 2.0</w:t>
+              <w:t>Apache 2.0, BSD</w:t>
+            </w:r>
+          </w:p>
+        </w:tc>
+      </w:tr>
+      <w:tr>
+        <w:trPr>
+          <w:cantSplit/>
+        </w:trPr>
+        <w:tc>
+          <w:tcPr>
+            <w:tcW w:type="dxa" w:w="2608"/>
+          </w:tcPr>
+          <w:p>
+            <w:pPr>
+              <w:widowControl w:val="0"/>
+              <w:spacing w:line="240" w:lineRule="auto" w:after="0"/>
+              <w:ind w:firstLine="0"/>
+              <w:jc w:val="left"/>
+            </w:pPr>
+            <w:r/>
+            <w:r>
+              <w:rPr>
+                <w:rFonts w:ascii="Times New Roman" w:hAnsi="Times New Roman" w:cs="Times New Roman" w:eastAsia="Times New Roman"/>
+                <w:b w:val="0"/>
+                <w:i w:val="0"/>
+                <w:sz w:val="24"/>
+              </w:rPr>
+              <w:t>Версия для одного компьютера</w:t>
+            </w:r>
+          </w:p>
+        </w:tc>
+        <w:tc>
+          <w:tcPr>
+            <w:tcW w:type="dxa" w:w="4479"/>
+          </w:tcPr>
+          <w:p>
+            <w:pPr>
+              <w:widowControl w:val="0"/>
+              <w:spacing w:line="240" w:lineRule="auto" w:after="0"/>
+              <w:ind w:firstLine="0"/>
+              <w:jc w:val="left"/>
+            </w:pPr>
+            <w:r/>
+            <w:r>
+              <w:rPr>
+                <w:rFonts w:ascii="Times New Roman" w:hAnsi="Times New Roman" w:cs="Times New Roman" w:eastAsia="Times New Roman"/>
+                <w:b w:val="0"/>
+                <w:i w:val="0"/>
+                <w:sz w:val="24"/>
+              </w:rPr>
+              <w:t>Windows 10/11, SQLite, PyInstaller (сборка без установки)</w:t>
+            </w:r>
+          </w:p>
+        </w:tc>
+        <w:tc>
+          <w:tcPr>
+            <w:tcW w:type="dxa" w:w="2268"/>
+          </w:tcPr>
+          <w:p>
+            <w:pPr>
+              <w:widowControl w:val="0"/>
+              <w:spacing w:line="240" w:lineRule="auto" w:after="0"/>
+              <w:ind w:firstLine="0"/>
+              <w:jc w:val="left"/>
+            </w:pPr>
+            <w:r/>
+            <w:r>
+              <w:rPr>
+                <w:rFonts w:ascii="Times New Roman" w:hAnsi="Times New Roman" w:cs="Times New Roman" w:eastAsia="Times New Roman"/>
+                <w:b w:val="0"/>
+                <w:i w:val="0"/>
+                <w:sz w:val="24"/>
+              </w:rPr>
+              <w:t>Public Domain, GPL с исключением для собранных программ</w:t>
             </w:r>
           </w:p>
         </w:tc>
@@ -7823,6 +7688,116 @@
                 <w:sz w:val="24"/>
               </w:rPr>
               <w:t>MIT, Apache 2.0</w:t>
+            </w:r>
+          </w:p>
+        </w:tc>
+      </w:tr>
+    </w:tbl>
+    <w:p>
+      <w:pPr>
+        <w:keepNext/>
+        <w:ind w:firstLine="0"/>
+        <w:jc w:val="right"/>
+      </w:pPr>
+      <w:r>
+        <w:rPr>
+          <w:rFonts w:ascii="Times New Roman" w:hAnsi="Times New Roman" w:cs="Times New Roman" w:eastAsia="Times New Roman"/>
+          <w:b w:val="0"/>
+          <w:i w:val="0"/>
+          <w:sz w:val="28"/>
+        </w:rPr>
+        <w:t>Продолжение таблицы 3.11</w:t>
+      </w:r>
+    </w:p>
+    <w:tbl>
+      <w:tblPr>
+        <w:tblStyle w:val="TableGrid"/>
+        <w:tblW w:type="auto" w:w="0"/>
+        <w:jc w:val="center"/>
+        <w:tblLayout w:type="fixed"/>
+        <w:tblLook w:firstColumn="1" w:firstRow="1" w:lastColumn="0" w:lastRow="0" w:noHBand="0" w:noVBand="1" w:val="04A0"/>
+        <w:tblLayout w:type="fixed"/>
+        <w:tblCaption w:val="3.11|9"/>
+      </w:tblPr>
+      <w:tblGrid>
+        <w:gridCol w:w="2608"/>
+        <w:gridCol w:w="4479"/>
+        <w:gridCol w:w="2268"/>
+      </w:tblGrid>
+      <w:tr>
+        <w:trPr>
+          <w:cantSplit/>
+          <w:tblHeader/>
+        </w:trPr>
+        <w:tc>
+          <w:tcPr>
+            <w:tcW w:type="dxa" w:w="2608"/>
+          </w:tcPr>
+          <w:p>
+            <w:pPr>
+              <w:keepNext/>
+              <w:widowControl w:val="0"/>
+              <w:spacing w:line="240" w:lineRule="auto" w:after="0"/>
+              <w:ind w:firstLine="0"/>
+              <w:jc w:val="center"/>
+            </w:pPr>
+            <w:r/>
+            <w:r>
+              <w:rPr>
+                <w:rFonts w:ascii="Times New Roman" w:hAnsi="Times New Roman" w:cs="Times New Roman" w:eastAsia="Times New Roman"/>
+                <w:b w:val="0"/>
+                <w:i w:val="0"/>
+                <w:sz w:val="24"/>
+              </w:rPr>
+              <w:t>Назначение</w:t>
+            </w:r>
+          </w:p>
+        </w:tc>
+        <w:tc>
+          <w:tcPr>
+            <w:tcW w:type="dxa" w:w="4479"/>
+          </w:tcPr>
+          <w:p>
+            <w:pPr>
+              <w:keepNext/>
+              <w:widowControl w:val="0"/>
+              <w:spacing w:line="240" w:lineRule="auto" w:after="0"/>
+              <w:ind w:firstLine="0"/>
+              <w:jc w:val="center"/>
+            </w:pPr>
+            <w:r/>
+            <w:r>
+              <w:rPr>
+                <w:rFonts w:ascii="Times New Roman" w:hAnsi="Times New Roman" w:cs="Times New Roman" w:eastAsia="Times New Roman"/>
+                <w:b w:val="0"/>
+                <w:i w:val="0"/>
+                <w:sz w:val="24"/>
+              </w:rPr>
+              <w:t>Программное обеспечение</w:t>
+            </w:r>
+          </w:p>
+        </w:tc>
+        <w:tc>
+          <w:tcPr>
+            <w:tcW w:type="dxa" w:w="2268"/>
+          </w:tcPr>
+          <w:p>
+            <w:pPr>
+              <w:keepNext/>
+              <w:widowControl w:val="0"/>
+              <w:spacing w:line="240" w:lineRule="auto" w:after="0"/>
+              <w:ind w:firstLine="0"/>
+              <w:jc w:val="center"/>
+            </w:pPr>
+            <w:r/>
+            <w:r>
+              <w:rPr>
+                <w:rFonts w:ascii="Times New Roman" w:hAnsi="Times New Roman" w:cs="Times New Roman" w:eastAsia="Times New Roman"/>
+                <w:b w:val="0"/>
+                <w:i w:val="0"/>
+                <w:sz w:val="24"/>
+              </w:rPr>
+              <w:t>Лицензия</w:t>
             </w:r>
           </w:p>
         </w:tc>
@@ -8352,7 +8327,7 @@
                 <w:i w:val="0"/>
                 <w:sz w:val="24"/>
               </w:rPr>
-              <w:t>Отдельные признаки праздников, экспертная корректировка менеджером, сценарное планирование</w:t>
+              <w:t>Календарные коэффициенты праздников, экспертная корректировка менеджером, сценарное планирование</w:t>
             </w:r>
           </w:p>
         </w:tc>
@@ -8450,141 +8425,6 @@
                 <w:sz w:val="24"/>
               </w:rPr>
               <w:t>Утверждение ТЗ, процедура управления изменениями</w:t>
-            </w:r>
-          </w:p>
-        </w:tc>
-      </w:tr>
-    </w:tbl>
-    <w:p>
-      <w:pPr>
-        <w:keepNext/>
-        <w:ind w:firstLine="0"/>
-        <w:jc w:val="right"/>
-      </w:pPr>
-      <w:r>
-        <w:rPr>
-          <w:rFonts w:ascii="Times New Roman" w:hAnsi="Times New Roman" w:cs="Times New Roman" w:eastAsia="Times New Roman"/>
-          <w:b w:val="0"/>
-          <w:i w:val="0"/>
-          <w:sz w:val="28"/>
-        </w:rPr>
-        <w:t>Продолжение таблицы 3.12</w:t>
-      </w:r>
-    </w:p>
-    <w:tbl>
-      <w:tblPr>
-        <w:tblStyle w:val="TableGrid"/>
-        <w:tblW w:type="auto" w:w="0"/>
-        <w:jc w:val="center"/>
-        <w:tblLayout w:type="fixed"/>
-        <w:tblLook w:firstColumn="1" w:firstRow="1" w:lastColumn="0" w:lastRow="0" w:noHBand="0" w:noVBand="1" w:val="04A0"/>
-        <w:tblLayout w:type="fixed"/>
-        <w:tblCaption w:val="3.12|4"/>
-      </w:tblPr>
-      <w:tblGrid>
-        <w:gridCol w:w="2041"/>
-        <w:gridCol w:w="1701"/>
-        <w:gridCol w:w="2438"/>
-        <w:gridCol w:w="3175"/>
-      </w:tblGrid>
-      <w:tr>
-        <w:trPr>
-          <w:cantSplit/>
-          <w:tblHeader/>
-        </w:trPr>
-        <w:tc>
-          <w:tcPr>
-            <w:tcW w:type="dxa" w:w="2041"/>
-          </w:tcPr>
-          <w:p>
-            <w:pPr>
-              <w:keepNext/>
-              <w:widowControl w:val="0"/>
-              <w:spacing w:line="240" w:lineRule="auto" w:after="0"/>
-              <w:ind w:firstLine="0"/>
-              <w:jc w:val="center"/>
-            </w:pPr>
-            <w:r/>
-            <w:r>
-              <w:rPr>
-                <w:rFonts w:ascii="Times New Roman" w:hAnsi="Times New Roman" w:cs="Times New Roman" w:eastAsia="Times New Roman"/>
-                <w:b w:val="0"/>
-                <w:i w:val="0"/>
-                <w:sz w:val="24"/>
-              </w:rPr>
-              <w:t>Риск</w:t>
-            </w:r>
-          </w:p>
-        </w:tc>
-        <w:tc>
-          <w:tcPr>
-            <w:tcW w:type="dxa" w:w="1701"/>
-          </w:tcPr>
-          <w:p>
-            <w:pPr>
-              <w:keepNext/>
-              <w:widowControl w:val="0"/>
-              <w:spacing w:line="240" w:lineRule="auto" w:after="0"/>
-              <w:ind w:firstLine="0"/>
-              <w:jc w:val="center"/>
-            </w:pPr>
-            <w:r/>
-            <w:r>
-              <w:rPr>
-                <w:rFonts w:ascii="Times New Roman" w:hAnsi="Times New Roman" w:cs="Times New Roman" w:eastAsia="Times New Roman"/>
-                <w:b w:val="0"/>
-                <w:i w:val="0"/>
-                <w:sz w:val="24"/>
-              </w:rPr>
-              <w:t>Вероятность</w:t>
-            </w:r>
-          </w:p>
-        </w:tc>
-        <w:tc>
-          <w:tcPr>
-            <w:tcW w:type="dxa" w:w="2438"/>
-          </w:tcPr>
-          <w:p>
-            <w:pPr>
-              <w:keepNext/>
-              <w:widowControl w:val="0"/>
-              <w:spacing w:line="240" w:lineRule="auto" w:after="0"/>
-              <w:ind w:firstLine="0"/>
-              <w:jc w:val="center"/>
-            </w:pPr>
-            <w:r/>
-            <w:r>
-              <w:rPr>
-                <w:rFonts w:ascii="Times New Roman" w:hAnsi="Times New Roman" w:cs="Times New Roman" w:eastAsia="Times New Roman"/>
-                <w:b w:val="0"/>
-                <w:i w:val="0"/>
-                <w:sz w:val="24"/>
-              </w:rPr>
-              <w:t>Последствия</w:t>
-            </w:r>
-          </w:p>
-        </w:tc>
-        <w:tc>
-          <w:tcPr>
-            <w:tcW w:type="dxa" w:w="3175"/>
-          </w:tcPr>
-          <w:p>
-            <w:pPr>
-              <w:keepNext/>
-              <w:widowControl w:val="0"/>
-              <w:spacing w:line="240" w:lineRule="auto" w:after="0"/>
-              <w:ind w:firstLine="0"/>
-              <w:jc w:val="center"/>
-            </w:pPr>
-            <w:r/>
-            <w:r>
-              <w:rPr>
-                <w:rFonts w:ascii="Times New Roman" w:hAnsi="Times New Roman" w:cs="Times New Roman" w:eastAsia="Times New Roman"/>
-                <w:b w:val="0"/>
-                <w:i w:val="0"/>
-                <w:sz w:val="24"/>
-              </w:rPr>
-              <w:t>Мероприятия по снижению</w:t>
             </w:r>
           </w:p>
         </w:tc>
@@ -8811,7 +8651,7 @@
           <w:i w:val="0"/>
           <w:sz w:val="28"/>
         </w:rPr>
-        <w:t>В ходе выполнения работы составлено подробное описание информационной системы планирования процессов закупки и продажи цветочной продукции: определены объект автоматизации и его особенности (скоропортящаяся продукция, выраженная сезонность спроса), назначение и цели системы, пользователи, функции, состав подсистем, информационное обеспечение, внешние интеграции и подход к прогнозированию спроса методами машинного обучения.</w:t>
+        <w:t>В ходе выполнения работы составлено подробное описание информационной системы планирования процессов закупки и продажи цветочной продукции: определены объект автоматизации и его особенности (скоропортящаяся продукция, выраженная сезонность спроса), назначение и цели системы, пользователи, функции, состав подсистем, информационное обеспечение, внешние интеграции и подход к прогнозированию спроса статистическими методами.</w:t>
       </w:r>
     </w:p>
     <w:p>
@@ -8823,160 +8663,6 @@
           <w:sz w:val="28"/>
         </w:rPr>
         <w:t>Проведён анализ осуществимости проекта, получены ответы на ключевые вопросы анализа. Сделано заключение о возможности реализации проекта с бюджетом около 1,5 млн руб., группой из трёх разработчиков в срок 4 месяца с использованием свободно распространяемого программного обеспечения. Распределены роли в группе, заполнены разделы плана проекта «Введение», «Организация выполнения проекта» и «Анализ рисков».</w:t>
-      </w:r>
-    </w:p>
-    <w:p>
-      <w:pPr>
-        <w:pStyle w:val="Heading1"/>
-      </w:pPr>
-      <w:r>
-        <w:rPr>
-          <w:rFonts w:ascii="Times New Roman" w:hAnsi="Times New Roman" w:cs="Times New Roman" w:eastAsia="Times New Roman"/>
-          <w:b/>
-          <w:i w:val="0"/>
-          <w:sz w:val="28"/>
-        </w:rPr>
-        <w:t>9 Список используемой литературы</w:t>
-      </w:r>
-    </w:p>
-    <w:p>
-      <w:pPr>
-        <w:jc w:val="left"/>
-      </w:pPr>
-      <w:r>
-        <w:rPr>
-          <w:rFonts w:ascii="Times New Roman" w:hAnsi="Times New Roman" w:cs="Times New Roman" w:eastAsia="Times New Roman"/>
-          <w:b w:val="0"/>
-          <w:i w:val="0"/>
-          <w:sz w:val="28"/>
-        </w:rPr>
-        <w:t>1. ГОСТ 34.601-90. Информационная технология. Комплекс стандартов на автоматизированные системы. Автоматизированные системы. Стадии создания. — М.: Стандартинформ, 2009.</w:t>
-      </w:r>
-    </w:p>
-    <w:p>
-      <w:pPr>
-        <w:jc w:val="left"/>
-      </w:pPr>
-      <w:r>
-        <w:rPr>
-          <w:rFonts w:ascii="Times New Roman" w:hAnsi="Times New Roman" w:cs="Times New Roman" w:eastAsia="Times New Roman"/>
-          <w:b w:val="0"/>
-          <w:i w:val="0"/>
-          <w:sz w:val="28"/>
-        </w:rPr>
-        <w:t>2. ГОСТ 34.602-89. Информационная технология. Комплекс стандартов на автоматизированные системы. Техническое задание на создание автоматизированной системы. — М.: Стандартинформ, 2009.</w:t>
-      </w:r>
-    </w:p>
-    <w:p>
-      <w:pPr>
-        <w:jc w:val="left"/>
-      </w:pPr>
-      <w:r>
-        <w:rPr>
-          <w:rFonts w:ascii="Times New Roman" w:hAnsi="Times New Roman" w:cs="Times New Roman" w:eastAsia="Times New Roman"/>
-          <w:b w:val="0"/>
-          <w:i w:val="0"/>
-          <w:sz w:val="28"/>
-        </w:rPr>
-        <w:t>3. ГОСТ Р ИСО/МЭК 12207-2010. Информационная технология. Системная и программная инженерия. Процессы жизненного цикла программных средств. — М.: Стандартинформ, 2011.</w:t>
-      </w:r>
-    </w:p>
-    <w:p>
-      <w:pPr>
-        <w:jc w:val="left"/>
-      </w:pPr>
-      <w:r>
-        <w:rPr>
-          <w:rFonts w:ascii="Times New Roman" w:hAnsi="Times New Roman" w:cs="Times New Roman" w:eastAsia="Times New Roman"/>
-          <w:b w:val="0"/>
-          <w:i w:val="0"/>
-          <w:sz w:val="28"/>
-        </w:rPr>
-        <w:t>4. Соммервилл И. Инженерия программного обеспечения. — 6-е изд. — М.: Вильямс, 2002. — 624 с.</w:t>
-      </w:r>
-    </w:p>
-    <w:p>
-      <w:pPr>
-        <w:jc w:val="left"/>
-      </w:pPr>
-      <w:r>
-        <w:rPr>
-          <w:rFonts w:ascii="Times New Roman" w:hAnsi="Times New Roman" w:cs="Times New Roman" w:eastAsia="Times New Roman"/>
-          <w:b w:val="0"/>
-          <w:i w:val="0"/>
-          <w:sz w:val="28"/>
-        </w:rPr>
-        <w:t>5. Вигерс К., Битти Д. Разработка требований к программному обеспечению. — 3-е изд. — М.: Русская редакция; СПб.: БХВ-Петербург, 2014. — 736 с.</w:t>
-      </w:r>
-    </w:p>
-    <w:p>
-      <w:pPr>
-        <w:jc w:val="left"/>
-      </w:pPr>
-      <w:r>
-        <w:rPr>
-          <w:rFonts w:ascii="Times New Roman" w:hAnsi="Times New Roman" w:cs="Times New Roman" w:eastAsia="Times New Roman"/>
-          <w:b w:val="0"/>
-          <w:i w:val="0"/>
-          <w:sz w:val="28"/>
-        </w:rPr>
-        <w:t>6. Стерлигова А. Н. Управление запасами в цепях поставок. — М.: ИНФРА-М, 2009. — 430 с.</w:t>
-      </w:r>
-    </w:p>
-    <w:p>
-      <w:pPr>
-        <w:jc w:val="left"/>
-      </w:pPr>
-      <w:r>
-        <w:rPr>
-          <w:rFonts w:ascii="Times New Roman" w:hAnsi="Times New Roman" w:cs="Times New Roman" w:eastAsia="Times New Roman"/>
-          <w:b w:val="0"/>
-          <w:i w:val="0"/>
-          <w:sz w:val="28"/>
-        </w:rPr>
-        <w:t>7. Hyndman R. J., Athanasopoulos G. Forecasting: Principles and Practice. — 3rd ed. — Melbourne: OTexts, 2021. — URL: https://otexts.com/fpp3/</w:t>
-      </w:r>
-    </w:p>
-    <w:p>
-      <w:pPr>
-        <w:jc w:val="left"/>
-      </w:pPr>
-      <w:r>
-        <w:rPr>
-          <w:rFonts w:ascii="Times New Roman" w:hAnsi="Times New Roman" w:cs="Times New Roman" w:eastAsia="Times New Roman"/>
-          <w:b w:val="0"/>
-          <w:i w:val="0"/>
-          <w:sz w:val="28"/>
-        </w:rPr>
-        <w:t>8. Федеральный закон от 28.12.2009 № 381-ФЗ «Об основах государственного регулирования торговой деятельности в Российской Федерации».</w:t>
-      </w:r>
-    </w:p>
-    <w:p>
-      <w:pPr>
-        <w:jc w:val="left"/>
-      </w:pPr>
-      <w:r>
-        <w:rPr>
-          <w:rFonts w:ascii="Times New Roman" w:hAnsi="Times New Roman" w:cs="Times New Roman" w:eastAsia="Times New Roman"/>
-          <w:b w:val="0"/>
-          <w:i w:val="0"/>
-          <w:sz w:val="28"/>
-        </w:rPr>
-        <w:t>9. Федеральный закон от 22.05.2003 № 54-ФЗ «О применении контрольно-кассовой техники при осуществлении расчётов в Российской Федерации».</w:t>
-      </w:r>
-    </w:p>
-    <w:p>
-      <w:pPr>
-        <w:jc w:val="left"/>
-      </w:pPr>
-      <w:r>
-        <w:rPr>
-          <w:rFonts w:ascii="Times New Roman" w:hAnsi="Times New Roman" w:cs="Times New Roman" w:eastAsia="Times New Roman"/>
-          <w:b w:val="0"/>
-          <w:i w:val="0"/>
-          <w:sz w:val="28"/>
-        </w:rPr>
-        <w:t>10. Методические указания по выполнению практических работ по дисциплине «Программная инженерия». Части 1, 2. — Тула: ТулГУ.</w:t>
       </w:r>
     </w:p>
     <w:sectPr>

--- a/reports/ПР_3_Описание_и_анализ_ИС.docx
+++ b/reports/ПР_3_Описание_и_анализ_ИС.docx
@@ -424,7 +424,7 @@
           <w:i w:val="0"/>
           <w:sz w:val="28"/>
         </w:rPr>
-        <w:t>Объектом автоматизации является деятельность оптово-розничной цветочной компании (далее — Компания), включающей распределительный склад с холодильной камерой, четыре розничных салона и интернет-магазин с доставкой. Компания закупает срезанные цветы (розы, хризантемы, тюльпаны, гвоздики, эустому, декоративную зелень) у импортёров и российских тепличных хозяйств, а также горшечные растения и сопутствующие товары.</w:t>
+        <w:t>Объектом автоматизации является деятельность небольшого цветочного салона (далее — Салон): один торговый зал с холодильной витриной, один-два флориста-кассира, владелец, который сам закупает продукцию. Салон закупает срезанные цветы (розы, хризантемы, тюльпаны, гвоздики, эустому, зелень) у двух-трёх поставщиков и продаёт их поштучно и в букетах.</w:t>
       </w:r>
     </w:p>
     <w:p>
@@ -435,7 +435,7 @@
           <w:i w:val="0"/>
           <w:sz w:val="28"/>
         </w:rPr>
-        <w:t>Особенность предметной области — скоропортящийся характер продукции (срок реализации срезанных цветов составляет от 5 до 14 дней) и резко выраженная сезонность спроса с пиками в преддверии 14 февраля, 8 марта, 1 сентября, выпускных и Нового года. Ошибки планирования закупок приводят либо к дефициту в пиковые дни, либо к списанию нереализованной продукции.</w:t>
+        <w:t>Особенность предметной области — скоропортящийся характер продукции: срок реализации срезанных цветов составляет от 5 до 14 дней. Если закупить больше, чем продастся, товар придётся списать; если меньше — покупатель уйдёт к конкуренту.</w:t>
       </w:r>
     </w:p>
     <w:p>
@@ -446,7 +446,18 @@
           <w:i w:val="0"/>
           <w:sz w:val="28"/>
         </w:rPr>
-        <w:t>Проект направлен на создание информационной системы, которая ведёт партионный учёт продукции с контролем сроков реализации, прогнозирует спрос по товарам и торговым точкам статистическими методами анализа временных рядов и на основе прогноза формирует рекомендуемый план закупок с учётом сроков поставки, кратности упаковки и бюджета. Цели проекта — снижение доли списаний, сокращение дефицита в пиковые периоды и уменьшение трудозатрат на планирование закупок.</w:t>
+        <w:t>Проект направлен на создание базовой редакции информационной системы, которая ведёт партионный учёт продукции со сроками годности, продаёт по правилу FEFO («первым истекает — первым продаётся»), прогнозирует спрос простым и понятным методом скользящего среднего и рассчитывает рекомендуемый заказ поставщику с учётом срока поставки, остатка и упаковки. Цели — снизить списания, реже оставаться без ходового товара и тратить меньше времени на заказы.</w:t>
+      </w:r>
+    </w:p>
+    <w:p>
+      <w:r>
+        <w:rPr>
+          <w:rFonts w:ascii="Times New Roman" w:hAnsi="Times New Roman" w:cs="Times New Roman" w:eastAsia="Times New Roman"/>
+          <w:b w:val="0"/>
+          <w:i w:val="0"/>
+          <w:sz w:val="28"/>
+        </w:rPr>
+        <w:t>Базовая редакция отличается от полной редакции для сети магазинов. Так устроен рынок учётных программ: один продукт выпускается в нескольких редакциях под заказчиков разного размера (например, «1С:Розница» — «Базовая» и «ПРОФ»). Салону с одним кассиром не нужны сервер СУБД, контейнеры, разграничение ролей, обмен с «1С» и интернет-магазином — для него это лишние затраты на внедрение и сопровождение. Поэтому базовая редакция работает на одном компьютере, хранит данные в одном файле SQLite, не требует администрирования и работает без интернета.</w:t>
       </w:r>
     </w:p>
     <w:p>
@@ -593,7 +604,7 @@
                 <w:i w:val="0"/>
                 <w:sz w:val="24"/>
               </w:rPr>
-              <w:t>Затраты на разработку — не более 1,5 млн руб. (включая фонд оплаты труда группы, страховые взносы, сервер и терминалы сбора данных)</w:t>
+              <w:t>Затраты на разработку — не более 0,7 млн руб.; эксплуатация — без покупки серверов, терминалов и лицензий</w:t>
             </w:r>
           </w:p>
         </w:tc>
@@ -644,7 +655,7 @@
                 <w:i w:val="0"/>
                 <w:sz w:val="24"/>
               </w:rPr>
-              <w:t>Срок реализации — с 01.09.2026 по 31.12.2026 (4 месяца); опытная эксплуатация — в период предновогоднего спроса (декабрь 2026)</w:t>
+              <w:t>Срок реализации — с 01.09.2026 по 31.12.2026 (4 месяца); передача в эксплуатацию — до предновогоднего спроса (декабрь 2026)</w:t>
             </w:r>
           </w:p>
         </w:tc>
@@ -695,7 +706,7 @@
                 <w:i w:val="0"/>
                 <w:sz w:val="24"/>
               </w:rPr>
-              <w:t>Группа разработки из трёх человек: руководитель проекта – разработчик, системный аналитик – разработчик, тестер – разработчик</w:t>
+              <w:t>Группа разработки из трёх человек: руководитель проекта – разработчик, системный аналитик – разработчик, тестер – разработчик; в Салоне нет ИТ-специалиста</w:t>
             </w:r>
           </w:p>
         </w:tc>
@@ -746,7 +757,7 @@
                 <w:i w:val="0"/>
                 <w:sz w:val="24"/>
               </w:rPr>
-              <w:t>Использование свободно распространяемого ПО (Python, PostgreSQL, Linux); интеграция с существующей учётной системой «1С:Розница» и онлайн-кассами; работа веб-интерфейса на ПК и терминалах сбора данных (ТСД) на базе Android</w:t>
+              <w:t>Работа на имеющемся компьютере Салона под Windows 10/11 без сервера; свободно распространяемое ПО (Python, Flask, SQLite); работа без подключения к интернету; установка без участия ИТ-специалиста</w:t>
             </w:r>
           </w:p>
         </w:tc>
@@ -797,7 +808,7 @@
                 <w:i w:val="0"/>
                 <w:sz w:val="24"/>
               </w:rPr>
-              <w:t>Соблюдение требований 54-ФЗ (применение ККТ), 381-ФЗ (торговая деятельность), Закона «О защите прав потребителей», 152-ФЗ (персональные данные покупателей интернет-магазина)</w:t>
+              <w:t>Учёт в системе ведётся для планирования и не заменяет контрольно-кассовую технику (54-ФЗ); соблюдение 381-ФЗ и Закона «О защите прав потребителей»</w:t>
             </w:r>
           </w:p>
         </w:tc>
@@ -848,7 +859,7 @@
                 <w:i w:val="0"/>
                 <w:sz w:val="24"/>
               </w:rPr>
-              <w:t>Средневзвешенная абсолютная процентная ошибка прогноза (WAPE) недельного спроса по основным товарным группам — не более 25 %; формирование плана закупок по всей номенклатуре — не более 5 минут</w:t>
+              <w:t>Расчёт заказа поставщику — не более 1 секунды; запись продажи — не более 3 действий; обучение флориста — не более 1 часа</w:t>
             </w:r>
           </w:p>
         </w:tc>
@@ -1319,7 +1330,7 @@
           <w:i w:val="0"/>
           <w:sz w:val="28"/>
         </w:rPr>
-        <w:t>Компания реализует около 350 позиций срезанных цветов и зелени и около 400 позиций горшечных растений и сопутствующих товаров. Средний объём продаж — около 1 200 чеков в день, в пиковые дни (7–8 марта) — до 9 000 чеков. Закупки выполняются два–три раза в неделю; срок поставки импортной продукции — 4–7 дней, российской — 1–2 дня. Поставщики поставляют товар упаковками (по 10, 20 или 25 стеблей) и требуют минимальную сумму заказа.</w:t>
+        <w:t>Салон реализует 20–40 позиций срезанных цветов и зелени, около 60–120 продаж в день, в праздники (8 марта, 14 февраля, 1 сентября) — в 3–5 раз больше. Закупки выполняются два-три раза в неделю; срок поставки — от 1 до 4 дней. Поставщики продают товар упаковками (по 10, 20 или 25 стеблей).</w:t>
       </w:r>
     </w:p>
     <w:p>
@@ -1330,7 +1341,7 @@
           <w:i w:val="0"/>
           <w:sz w:val="28"/>
         </w:rPr>
-        <w:t>В настоящее время учёт продаж ведётся в программе «1С:Розница», а планирование закупок выполняет менеджер по закупкам вручную в электронных таблицах на основе продаж прошлых недель и собственного опыта. Учёт по партиям и срокам поступления не ведётся: продавцы определяют свежесть товара визуально, а уценка и списание выполняются без единых правил.</w:t>
+        <w:t>Сейчас владелец ведёт учёт в тетради и электронной таблице: что пришло, что продано, что выброшено. Заказ поставщику он составляет «на глаз» по памяти о продажах прошлой недели. Сроки годности не отслеживаются: флорист определяет свежесть по внешнему виду, поэтому иногда продаётся новый товар, а старый остаётся и уходит в списание.</w:t>
       </w:r>
     </w:p>
     <w:p>
@@ -1355,7 +1366,7 @@
           <w:i w:val="0"/>
           <w:sz w:val="28"/>
         </w:rPr>
-        <w:t>– высокая доля списаний — до 15–18 % закупочной стоимости срезанных цветов, в отдельные недели после праздников — до 30 %;</w:t>
+        <w:t>– высокая доля списаний — до 15–20 % закупочной стоимости срезанных цветов;</w:t>
       </w:r>
     </w:p>
     <w:p>
@@ -1366,7 +1377,7 @@
           <w:i w:val="0"/>
           <w:sz w:val="28"/>
         </w:rPr>
-        <w:t>– дефицит популярных позиций в предпраздничные дни и упущенная выручка (по оценке директора — до 10 % потенциальных продаж 8 марта);</w:t>
+        <w:t>– нехватка ходовых позиций к выходным и праздникам и упущенная выручка;</w:t>
       </w:r>
     </w:p>
     <w:p>
@@ -1377,7 +1388,7 @@
           <w:i w:val="0"/>
           <w:sz w:val="28"/>
         </w:rPr>
-        <w:t>– трудоёмкость ручного планирования: менеджер по закупкам тратит на формирование заказов 10–12 часов в неделю;</w:t>
+        <w:t>– заказ поставщику составляется «на глаз», на это уходит 3–4 часа в неделю;</w:t>
       </w:r>
     </w:p>
     <w:p>
@@ -1388,7 +1399,7 @@
           <w:i w:val="0"/>
           <w:sz w:val="28"/>
         </w:rPr>
-        <w:t>– отсутствие партионного учёта и контроля сроков реализации, нарушение принципа «первым истекает — первым продаётся» (FEFO);</w:t>
+        <w:t>– не соблюдается правило FEFO: продаётся свежий товар, старый остаётся;</w:t>
       </w:r>
     </w:p>
     <w:p>
@@ -1399,7 +1410,7 @@
           <w:i w:val="0"/>
           <w:sz w:val="28"/>
         </w:rPr>
-        <w:t>– несогласованность остатков между складом, салонами и интернет-магазином; продажа на сайте отсутствующего товара;</w:t>
+        <w:t>– неизвестно, сколько товара на какую сумму продано и списано за месяц;</w:t>
       </w:r>
     </w:p>
     <w:p>
@@ -1410,7 +1421,7 @@
           <w:i w:val="0"/>
           <w:sz w:val="28"/>
         </w:rPr>
-        <w:t>– отсутствие аналитики по оборачиваемости, списаниям и маржинальности товаров, принятие решений об ассортименте «на глаз».</w:t>
+        <w:t>– нет ИТ-специалиста и сервера: внедрить и сопровождать сложную систему Салону не по силам.</w:t>
       </w:r>
     </w:p>
     <w:p>
@@ -1435,7 +1446,7 @@
           <w:i w:val="0"/>
           <w:sz w:val="28"/>
         </w:rPr>
-        <w:t>Система предназначена для планирования процессов закупки и продажи цветочной продукции: ведения партионного учёта с контролем сроков реализации, прогнозирования спроса статистическими методами, формирования рекомендуемых заказов поставщикам, управления уценкой и списанием, а также анализа эффективности закупок и продаж. Окончательное решение о размещении заказа принимает менеджер по закупкам; система формирует обоснованную рекомендацию.</w:t>
+        <w:t>Система предназначена для учёта поступлений, продаж, остатков и списаний цветочной продукции по партиям со сроками годности, прогноза спроса и расчёта рекомендуемого заказа поставщику в одном салоне. Окончательное решение о заказе принимает владелец; система показывает расчёт и его основания.</w:t>
       </w:r>
     </w:p>
     <w:p>
@@ -1460,7 +1471,7 @@
           <w:i w:val="0"/>
           <w:sz w:val="28"/>
         </w:rPr>
-        <w:t>– снижение доли списаний срезанных цветов с 15–18 % до 8–10 % закупочной стоимости;</w:t>
+        <w:t>– снижение доли списаний с 15–20 % до 8–10 % закупочной стоимости;</w:t>
       </w:r>
     </w:p>
     <w:p>
@@ -1471,7 +1482,7 @@
           <w:i w:val="0"/>
           <w:sz w:val="28"/>
         </w:rPr>
-        <w:t>– сокращение случаев дефицита ключевых позиций в пиковые периоды не менее чем в два раза;</w:t>
+        <w:t>– соблюдение правила FEFO при каждой продаже;</w:t>
       </w:r>
     </w:p>
     <w:p>
@@ -1482,7 +1493,7 @@
           <w:i w:val="0"/>
           <w:sz w:val="28"/>
         </w:rPr>
-        <w:t>– сокращение времени на формирование заказов поставщикам с 10–12 до 2–3 часов в неделю;</w:t>
+        <w:t>– сокращение времени на заказы поставщикам с 3–4 часов до 30 минут в неделю;</w:t>
       </w:r>
     </w:p>
     <w:p>
@@ -1493,7 +1504,7 @@
           <w:i w:val="0"/>
           <w:sz w:val="28"/>
         </w:rPr>
-        <w:t>– обеспечение единого учёта остатков по партиям на складе, в салонах и интернет-магазине;</w:t>
+        <w:t>– отчёт о выручке и потерях от списаний за месяц в один щелчок;</w:t>
       </w:r>
     </w:p>
     <w:p>
@@ -1504,7 +1515,7 @@
           <w:i w:val="0"/>
           <w:sz w:val="28"/>
         </w:rPr>
-        <w:t>– накопление данных о продажах, поставках и списаниях для настройки и мониторинга моделей прогнозирования.</w:t>
+        <w:t>– работа на имеющемся компьютере без сервера, администрирования и интернета.</w:t>
       </w:r>
     </w:p>
     <w:p>
@@ -1642,7 +1653,7 @@
                 <w:i w:val="0"/>
                 <w:sz w:val="24"/>
               </w:rPr>
-              <w:t>Директор</w:t>
+              <w:t>Флорист-кассир</w:t>
             </w:r>
           </w:p>
         </w:tc>
@@ -1665,7 +1676,7 @@
                 <w:i w:val="0"/>
                 <w:sz w:val="24"/>
               </w:rPr>
-              <w:t>Утверждение бюджета закупок и ассортиментной политики, просмотр аналитических отчётов, утверждение крупных заказов</w:t>
+              <w:t>Приёмка поставки, запись продаж, просмотр остатков и сроков партий, списание партий</w:t>
             </w:r>
           </w:p>
         </w:tc>
@@ -1693,7 +1704,7 @@
                 <w:i w:val="0"/>
                 <w:sz w:val="24"/>
               </w:rPr>
-              <w:t>Менеджер по закупкам</w:t>
+              <w:t>Владелец салона</w:t>
             </w:r>
           </w:p>
         </w:tc>
@@ -1716,347 +1727,7 @@
                 <w:i w:val="0"/>
                 <w:sz w:val="24"/>
               </w:rPr>
-              <w:t>Ведение поставщиков и условий поставки, просмотр прогноза спроса, формирование, корректировка и отправка заказов поставщикам, контроль их исполнения</w:t>
-            </w:r>
-          </w:p>
-        </w:tc>
-      </w:tr>
-      <w:tr>
-        <w:trPr>
-          <w:cantSplit/>
-        </w:trPr>
-        <w:tc>
-          <w:tcPr>
-            <w:tcW w:type="dxa" w:w="2835"/>
-          </w:tcPr>
-          <w:p>
-            <w:pPr>
-              <w:widowControl w:val="0"/>
-              <w:spacing w:line="240" w:lineRule="auto" w:after="0"/>
-              <w:ind w:firstLine="0"/>
-              <w:jc w:val="left"/>
-            </w:pPr>
-            <w:r/>
-            <w:r>
-              <w:rPr>
-                <w:rFonts w:ascii="Times New Roman" w:hAnsi="Times New Roman" w:cs="Times New Roman" w:eastAsia="Times New Roman"/>
-                <w:b w:val="0"/>
-                <w:i w:val="0"/>
-                <w:sz w:val="24"/>
-              </w:rPr>
-              <w:t>Кладовщик (заведующий складом)</w:t>
-            </w:r>
-          </w:p>
-        </w:tc>
-        <w:tc>
-          <w:tcPr>
-            <w:tcW w:type="dxa" w:w="6520"/>
-          </w:tcPr>
-          <w:p>
-            <w:pPr>
-              <w:widowControl w:val="0"/>
-              <w:spacing w:line="240" w:lineRule="auto" w:after="0"/>
-              <w:ind w:firstLine="0"/>
-              <w:jc w:val="left"/>
-            </w:pPr>
-            <w:r/>
-            <w:r>
-              <w:rPr>
-                <w:rFonts w:ascii="Times New Roman" w:hAnsi="Times New Roman" w:cs="Times New Roman" w:eastAsia="Times New Roman"/>
-                <w:b w:val="0"/>
-                <w:i w:val="0"/>
-                <w:sz w:val="24"/>
-              </w:rPr>
-              <w:t>Приёмка поставок, контроль качества, оприходование партий, перемещение товара в салоны, списание</w:t>
-            </w:r>
-          </w:p>
-        </w:tc>
-      </w:tr>
-      <w:tr>
-        <w:trPr>
-          <w:cantSplit/>
-        </w:trPr>
-        <w:tc>
-          <w:tcPr>
-            <w:tcW w:type="dxa" w:w="2835"/>
-          </w:tcPr>
-          <w:p>
-            <w:pPr>
-              <w:widowControl w:val="0"/>
-              <w:spacing w:line="240" w:lineRule="auto" w:after="0"/>
-              <w:ind w:firstLine="0"/>
-              <w:jc w:val="left"/>
-            </w:pPr>
-            <w:r/>
-            <w:r>
-              <w:rPr>
-                <w:rFonts w:ascii="Times New Roman" w:hAnsi="Times New Roman" w:cs="Times New Roman" w:eastAsia="Times New Roman"/>
-                <w:b w:val="0"/>
-                <w:i w:val="0"/>
-                <w:sz w:val="24"/>
-              </w:rPr>
-              <w:t>Продавец-флорист</w:t>
-            </w:r>
-          </w:p>
-        </w:tc>
-        <w:tc>
-          <w:tcPr>
-            <w:tcW w:type="dxa" w:w="6520"/>
-          </w:tcPr>
-          <w:p>
-            <w:pPr>
-              <w:widowControl w:val="0"/>
-              <w:spacing w:line="240" w:lineRule="auto" w:after="0"/>
-              <w:ind w:firstLine="0"/>
-              <w:jc w:val="left"/>
-            </w:pPr>
-            <w:r/>
-            <w:r>
-              <w:rPr>
-                <w:rFonts w:ascii="Times New Roman" w:hAnsi="Times New Roman" w:cs="Times New Roman" w:eastAsia="Times New Roman"/>
-                <w:b w:val="0"/>
-                <w:i w:val="0"/>
-                <w:sz w:val="24"/>
-              </w:rPr>
-              <w:t>Продажа товара, просмотр остатков и сроков партий, выполнение рекомендаций по уценке, приём предзаказов</w:t>
-            </w:r>
-          </w:p>
-        </w:tc>
-      </w:tr>
-    </w:tbl>
-    <w:p>
-      <w:pPr>
-        <w:keepNext/>
-        <w:ind w:firstLine="0"/>
-        <w:jc w:val="right"/>
-      </w:pPr>
-      <w:r>
-        <w:rPr>
-          <w:rFonts w:ascii="Times New Roman" w:hAnsi="Times New Roman" w:cs="Times New Roman" w:eastAsia="Times New Roman"/>
-          <w:b w:val="0"/>
-          <w:i w:val="0"/>
-          <w:sz w:val="28"/>
-        </w:rPr>
-        <w:t>Продолжение таблицы 3.3</w:t>
-      </w:r>
-    </w:p>
-    <w:tbl>
-      <w:tblPr>
-        <w:tblStyle w:val="TableGrid"/>
-        <w:tblW w:type="auto" w:w="0"/>
-        <w:jc w:val="center"/>
-        <w:tblLayout w:type="fixed"/>
-        <w:tblLook w:firstColumn="1" w:firstRow="1" w:lastColumn="0" w:lastRow="0" w:noHBand="0" w:noVBand="1" w:val="04A0"/>
-        <w:tblLayout w:type="fixed"/>
-        <w:tblCaption w:val="3.3|4"/>
-      </w:tblPr>
-      <w:tblGrid>
-        <w:gridCol w:w="2835"/>
-        <w:gridCol w:w="6520"/>
-      </w:tblGrid>
-      <w:tr>
-        <w:trPr>
-          <w:cantSplit/>
-          <w:tblHeader/>
-        </w:trPr>
-        <w:tc>
-          <w:tcPr>
-            <w:tcW w:type="dxa" w:w="2835"/>
-          </w:tcPr>
-          <w:p>
-            <w:pPr>
-              <w:keepNext/>
-              <w:widowControl w:val="0"/>
-              <w:spacing w:line="240" w:lineRule="auto" w:after="0"/>
-              <w:ind w:firstLine="0"/>
-              <w:jc w:val="center"/>
-            </w:pPr>
-            <w:r/>
-            <w:r>
-              <w:rPr>
-                <w:rFonts w:ascii="Times New Roman" w:hAnsi="Times New Roman" w:cs="Times New Roman" w:eastAsia="Times New Roman"/>
-                <w:b w:val="0"/>
-                <w:i w:val="0"/>
-                <w:sz w:val="24"/>
-              </w:rPr>
-              <w:t>Категория пользователей</w:t>
-            </w:r>
-          </w:p>
-        </w:tc>
-        <w:tc>
-          <w:tcPr>
-            <w:tcW w:type="dxa" w:w="6520"/>
-          </w:tcPr>
-          <w:p>
-            <w:pPr>
-              <w:keepNext/>
-              <w:widowControl w:val="0"/>
-              <w:spacing w:line="240" w:lineRule="auto" w:after="0"/>
-              <w:ind w:firstLine="0"/>
-              <w:jc w:val="center"/>
-            </w:pPr>
-            <w:r/>
-            <w:r>
-              <w:rPr>
-                <w:rFonts w:ascii="Times New Roman" w:hAnsi="Times New Roman" w:cs="Times New Roman" w:eastAsia="Times New Roman"/>
-                <w:b w:val="0"/>
-                <w:i w:val="0"/>
-                <w:sz w:val="24"/>
-              </w:rPr>
-              <w:t>Задачи, решаемые с помощью системы</w:t>
-            </w:r>
-          </w:p>
-        </w:tc>
-      </w:tr>
-      <w:tr>
-        <w:trPr>
-          <w:cantSplit/>
-        </w:trPr>
-        <w:tc>
-          <w:tcPr>
-            <w:tcW w:type="dxa" w:w="2835"/>
-          </w:tcPr>
-          <w:p>
-            <w:pPr>
-              <w:widowControl w:val="0"/>
-              <w:spacing w:line="240" w:lineRule="auto" w:after="0"/>
-              <w:ind w:firstLine="0"/>
-              <w:jc w:val="left"/>
-            </w:pPr>
-            <w:r/>
-            <w:r>
-              <w:rPr>
-                <w:rFonts w:ascii="Times New Roman" w:hAnsi="Times New Roman" w:cs="Times New Roman" w:eastAsia="Times New Roman"/>
-                <w:b w:val="0"/>
-                <w:i w:val="0"/>
-                <w:sz w:val="24"/>
-              </w:rPr>
-              <w:t>Менеджер интернет-магазина</w:t>
-            </w:r>
-          </w:p>
-        </w:tc>
-        <w:tc>
-          <w:tcPr>
-            <w:tcW w:type="dxa" w:w="6520"/>
-          </w:tcPr>
-          <w:p>
-            <w:pPr>
-              <w:widowControl w:val="0"/>
-              <w:spacing w:line="240" w:lineRule="auto" w:after="0"/>
-              <w:ind w:firstLine="0"/>
-              <w:jc w:val="left"/>
-            </w:pPr>
-            <w:r/>
-            <w:r>
-              <w:rPr>
-                <w:rFonts w:ascii="Times New Roman" w:hAnsi="Times New Roman" w:cs="Times New Roman" w:eastAsia="Times New Roman"/>
-                <w:b w:val="0"/>
-                <w:i w:val="0"/>
-                <w:sz w:val="24"/>
-              </w:rPr>
-              <w:t>Обработка онлайн-заказов и предзаказов, контроль доступности товара на сайте</w:t>
-            </w:r>
-          </w:p>
-        </w:tc>
-      </w:tr>
-      <w:tr>
-        <w:trPr>
-          <w:cantSplit/>
-        </w:trPr>
-        <w:tc>
-          <w:tcPr>
-            <w:tcW w:type="dxa" w:w="2835"/>
-          </w:tcPr>
-          <w:p>
-            <w:pPr>
-              <w:widowControl w:val="0"/>
-              <w:spacing w:line="240" w:lineRule="auto" w:after="0"/>
-              <w:ind w:firstLine="0"/>
-              <w:jc w:val="left"/>
-            </w:pPr>
-            <w:r/>
-            <w:r>
-              <w:rPr>
-                <w:rFonts w:ascii="Times New Roman" w:hAnsi="Times New Roman" w:cs="Times New Roman" w:eastAsia="Times New Roman"/>
-                <w:b w:val="0"/>
-                <w:i w:val="0"/>
-                <w:sz w:val="24"/>
-              </w:rPr>
-              <w:t>Аналитик</w:t>
-            </w:r>
-          </w:p>
-        </w:tc>
-        <w:tc>
-          <w:tcPr>
-            <w:tcW w:type="dxa" w:w="6520"/>
-          </w:tcPr>
-          <w:p>
-            <w:pPr>
-              <w:widowControl w:val="0"/>
-              <w:spacing w:line="240" w:lineRule="auto" w:after="0"/>
-              <w:ind w:firstLine="0"/>
-              <w:jc w:val="left"/>
-            </w:pPr>
-            <w:r/>
-            <w:r>
-              <w:rPr>
-                <w:rFonts w:ascii="Times New Roman" w:hAnsi="Times New Roman" w:cs="Times New Roman" w:eastAsia="Times New Roman"/>
-                <w:b w:val="0"/>
-                <w:i w:val="0"/>
-                <w:sz w:val="24"/>
-              </w:rPr>
-              <w:t>Настройка параметров моделей прогнозирования, мониторинг точности прогноза, ведение календаря событий и акций, аналитика ассортимента</w:t>
-            </w:r>
-          </w:p>
-        </w:tc>
-      </w:tr>
-      <w:tr>
-        <w:trPr>
-          <w:cantSplit/>
-        </w:trPr>
-        <w:tc>
-          <w:tcPr>
-            <w:tcW w:type="dxa" w:w="2835"/>
-          </w:tcPr>
-          <w:p>
-            <w:pPr>
-              <w:widowControl w:val="0"/>
-              <w:spacing w:line="240" w:lineRule="auto" w:after="0"/>
-              <w:ind w:firstLine="0"/>
-              <w:jc w:val="left"/>
-            </w:pPr>
-            <w:r/>
-            <w:r>
-              <w:rPr>
-                <w:rFonts w:ascii="Times New Roman" w:hAnsi="Times New Roman" w:cs="Times New Roman" w:eastAsia="Times New Roman"/>
-                <w:b w:val="0"/>
-                <w:i w:val="0"/>
-                <w:sz w:val="24"/>
-              </w:rPr>
-              <w:t>Администратор</w:t>
-            </w:r>
-          </w:p>
-        </w:tc>
-        <w:tc>
-          <w:tcPr>
-            <w:tcW w:type="dxa" w:w="6520"/>
-          </w:tcPr>
-          <w:p>
-            <w:pPr>
-              <w:widowControl w:val="0"/>
-              <w:spacing w:line="240" w:lineRule="auto" w:after="0"/>
-              <w:ind w:firstLine="0"/>
-              <w:jc w:val="left"/>
-            </w:pPr>
-            <w:r/>
-            <w:r>
-              <w:rPr>
-                <w:rFonts w:ascii="Times New Roman" w:hAnsi="Times New Roman" w:cs="Times New Roman" w:eastAsia="Times New Roman"/>
-                <w:b w:val="0"/>
-                <w:i w:val="0"/>
-                <w:sz w:val="24"/>
-              </w:rPr>
-              <w:t>Управление учётными записями и ролями, справочниками, резервное копирование</w:t>
+              <w:t>Ведение товаров и поставщиков, просмотр прогноза спроса, расчёт заказа поставщику, отчёт за 30 дней (под той же учётной записью на том же компьютере)</w:t>
             </w:r>
           </w:p>
         </w:tc>
@@ -2103,7 +1774,7 @@
           <w:i w:val="0"/>
           <w:sz w:val="28"/>
         </w:rPr>
-        <w:t>1) ведение нормативно-справочной информации: номенклатура с характеристиками (вид, сорт, длина стебля, цвет, срок реализации, кратность упаковки), поставщики и условия поставки, торговые точки;</w:t>
+        <w:t>1) вход в систему по логину и паролю;</w:t>
       </w:r>
     </w:p>
     <w:p>
@@ -2114,7 +1785,7 @@
           <w:i w:val="0"/>
           <w:sz w:val="28"/>
         </w:rPr>
-        <w:t>2) приёмка поставок с контролем количества и качества, оприходование товара партиями с датой поступления и предельным сроком реализации;</w:t>
+        <w:t>2) ведение справочника товаров: наименование, категория, цена продажи, цена закупки, срок реализации в днях, кратность упаковки, поставщик;</w:t>
       </w:r>
     </w:p>
     <w:p>
@@ -2125,7 +1796,7 @@
           <w:i w:val="0"/>
           <w:sz w:val="28"/>
         </w:rPr>
-        <w:t>3) учёт остатков по партиям и местам хранения, перемещения между складом и салонами, контроль соблюдения принципа FEFO;</w:t>
+        <w:t>3) ведение справочника поставщиков: наименование, телефон, срок поставки в днях;</w:t>
       </w:r>
     </w:p>
     <w:p>
@@ -2136,7 +1807,7 @@
           <w:i w:val="0"/>
           <w:sz w:val="28"/>
         </w:rPr>
-        <w:t>4) получение данных о продажах из онлайн-касс и «1С:Розница», приём заказов и предзаказов интернет-магазина, резервирование товара;</w:t>
+        <w:t>4) приёмка поставки: создание партии; срок годности = дата приёмки + срок реализации товара;</w:t>
       </w:r>
     </w:p>
     <w:p>
@@ -2147,7 +1818,7 @@
           <w:i w:val="0"/>
           <w:sz w:val="28"/>
         </w:rPr>
-        <w:t>5) учёт списаний с указанием причин (потеря товарного вида, брак, повреждение при доставке);</w:t>
+        <w:t>5) продажа по правилу FEFO: товар списывается из партии, у которой раньше истекает срок; просроченные партии не продаются; проверка достаточности остатка;</w:t>
       </w:r>
     </w:p>
     <w:p>
@@ -2158,7 +1829,7 @@
           <w:i w:val="0"/>
           <w:sz w:val="28"/>
         </w:rPr>
-        <w:t>6) прогнозирование спроса по товарам и торговым точкам на горизонт до 14 дней с учётом сезонности, праздников, погоды и акций с использованием статистических моделей временных рядов;</w:t>
+        <w:t>6) просмотр остатков по партиям с выделением партий, у которых срок истекает (2 дня и меньше) или истёк;</w:t>
       </w:r>
     </w:p>
     <w:p>
@@ -2169,7 +1840,7 @@
           <w:i w:val="0"/>
           <w:sz w:val="28"/>
         </w:rPr>
-        <w:t>7) формирование рекомендуемого плана закупок: расчёт объёма заказа с учётом прогноза, остатков, сроков реализации, сроков поставки, кратности упаковки, минимальной суммы заказа и бюджета;</w:t>
+        <w:t>7) списание остатка партии с указанием причины;</w:t>
       </w:r>
     </w:p>
     <w:p>
@@ -2180,7 +1851,7 @@
           <w:i w:val="0"/>
           <w:sz w:val="28"/>
         </w:rPr>
-        <w:t>8) согласование, отправка заказов поставщикам и контроль их исполнения;</w:t>
+        <w:t>8) прогноз спроса методом скользящего среднего: средние продажи в день за последние 14 дней и прогноз на неделю;</w:t>
       </w:r>
     </w:p>
     <w:p>
@@ -2191,7 +1862,7 @@
           <w:i w:val="0"/>
           <w:sz w:val="28"/>
         </w:rPr>
-        <w:t>9) рекомендации по уценке партий с истекающим сроком реализации и учёт уценки;</w:t>
+        <w:t>9) расчёт рекомендуемого заказа поставщику по всем его товарам с учётом срока поставки, интервала заказов, страхового запаса, остатка и кратности упаковки;</w:t>
       </w:r>
     </w:p>
     <w:p>
@@ -2202,29 +1873,7 @@
           <w:i w:val="0"/>
           <w:sz w:val="28"/>
         </w:rPr>
-        <w:t>10) сценарное планирование закупок к праздничным пикам;</w:t>
-      </w:r>
-    </w:p>
-    <w:p>
-      <w:r>
-        <w:rPr>
-          <w:rFonts w:ascii="Times New Roman" w:hAnsi="Times New Roman" w:cs="Times New Roman" w:eastAsia="Times New Roman"/>
-          <w:b w:val="0"/>
-          <w:i w:val="0"/>
-          <w:sz w:val="28"/>
-        </w:rPr>
-        <w:t>11) аналитика: ABC/XYZ-анализ ассортимента, оборачиваемость, доля списаний, точность прогноза, выполнение плана продаж;</w:t>
-      </w:r>
-    </w:p>
-    <w:p>
-      <w:r>
-        <w:rPr>
-          <w:rFonts w:ascii="Times New Roman" w:hAnsi="Times New Roman" w:cs="Times New Roman" w:eastAsia="Times New Roman"/>
-          <w:b w:val="0"/>
-          <w:i w:val="0"/>
-          <w:sz w:val="28"/>
-        </w:rPr>
-        <w:t>12) администрирование пользователей и ролей, журнал действий.</w:t>
+        <w:t>10) отчёт за 30 дней: выручка по товарам и потери от списаний.</w:t>
       </w:r>
     </w:p>
     <w:p>
@@ -2362,7 +2011,7 @@
                 <w:i w:val="0"/>
                 <w:sz w:val="24"/>
               </w:rPr>
-              <w:t>Нормативно-справочная информация</w:t>
+              <w:t>Справочники</w:t>
             </w:r>
           </w:p>
         </w:tc>
@@ -2385,7 +2034,7 @@
                 <w:i w:val="0"/>
                 <w:sz w:val="24"/>
               </w:rPr>
-              <w:t>Номенклатура, поставщики, условия поставки, торговые точки, календарь событий и праздников</w:t>
+              <w:t>Товары и поставщики, вход в систему</w:t>
             </w:r>
           </w:p>
         </w:tc>
@@ -2413,7 +2062,7 @@
                 <w:i w:val="0"/>
                 <w:sz w:val="24"/>
               </w:rPr>
-              <w:t>Учёт запасов и партий</w:t>
+              <w:t>Учёт партий и остатков</w:t>
             </w:r>
           </w:p>
         </w:tc>
@@ -2436,7 +2085,7 @@
                 <w:i w:val="0"/>
                 <w:sz w:val="24"/>
               </w:rPr>
-              <w:t>Приёмка поставок, партии и сроки реализации, остатки, перемещения, инвентаризация</w:t>
+              <w:t>Приёмка поставки, остатки по партиям, контроль сроков, списание</w:t>
             </w:r>
           </w:p>
         </w:tc>
@@ -2464,7 +2113,7 @@
                 <w:i w:val="0"/>
                 <w:sz w:val="24"/>
               </w:rPr>
-              <w:t>Учёт продаж и заказов</w:t>
+              <w:t>Продажи</w:t>
             </w:r>
           </w:p>
         </w:tc>
@@ -2487,7 +2136,7 @@
                 <w:i w:val="0"/>
                 <w:sz w:val="24"/>
               </w:rPr>
-              <w:t>Загрузка продаж из касс и «1С», онлайн-заказы и предзаказы, резервирование</w:t>
+              <w:t>Запись продажи с распределением по партиям по FEFO, последние продажи</w:t>
             </w:r>
           </w:p>
         </w:tc>
@@ -2515,7 +2164,7 @@
                 <w:i w:val="0"/>
                 <w:sz w:val="24"/>
               </w:rPr>
-              <w:t>Прогнозирование спроса</w:t>
+              <w:t>Прогноз и заказ</w:t>
             </w:r>
           </w:p>
         </w:tc>
@@ -2538,7 +2187,7 @@
                 <w:i w:val="0"/>
                 <w:sz w:val="24"/>
               </w:rPr>
-              <w:t>Подготовка данных, настройка параметров моделей, расчёт прогнозов и их квантилей, мониторинг точности</w:t>
+              <w:t>Скользящее среднее за 14 дней, расчёт заказа поставщику</w:t>
             </w:r>
           </w:p>
         </w:tc>
@@ -2566,7 +2215,7 @@
                 <w:i w:val="0"/>
                 <w:sz w:val="24"/>
               </w:rPr>
-              <w:t>Планирование закупок</w:t>
+              <w:t>Отчётность</w:t>
             </w:r>
           </w:p>
         </w:tc>
@@ -2589,109 +2238,7 @@
                 <w:i w:val="0"/>
                 <w:sz w:val="24"/>
               </w:rPr>
-              <w:t>Расчёт рекомендуемых заказов, сценарии к праздникам, согласование и отправка заказов, контроль поставок</w:t>
-            </w:r>
-          </w:p>
-        </w:tc>
-      </w:tr>
-      <w:tr>
-        <w:trPr>
-          <w:cantSplit/>
-        </w:trPr>
-        <w:tc>
-          <w:tcPr>
-            <w:tcW w:type="dxa" w:w="2835"/>
-          </w:tcPr>
-          <w:p>
-            <w:pPr>
-              <w:widowControl w:val="0"/>
-              <w:spacing w:line="240" w:lineRule="auto" w:after="0"/>
-              <w:ind w:firstLine="0"/>
-              <w:jc w:val="left"/>
-            </w:pPr>
-            <w:r/>
-            <w:r>
-              <w:rPr>
-                <w:rFonts w:ascii="Times New Roman" w:hAnsi="Times New Roman" w:cs="Times New Roman" w:eastAsia="Times New Roman"/>
-                <w:b w:val="0"/>
-                <w:i w:val="0"/>
-                <w:sz w:val="24"/>
-              </w:rPr>
-              <w:t>Управление сроками и уценкой</w:t>
-            </w:r>
-          </w:p>
-        </w:tc>
-        <w:tc>
-          <w:tcPr>
-            <w:tcW w:type="dxa" w:w="6520"/>
-          </w:tcPr>
-          <w:p>
-            <w:pPr>
-              <w:widowControl w:val="0"/>
-              <w:spacing w:line="240" w:lineRule="auto" w:after="0"/>
-              <w:ind w:firstLine="0"/>
-              <w:jc w:val="left"/>
-            </w:pPr>
-            <w:r/>
-            <w:r>
-              <w:rPr>
-                <w:rFonts w:ascii="Times New Roman" w:hAnsi="Times New Roman" w:cs="Times New Roman" w:eastAsia="Times New Roman"/>
-                <w:b w:val="0"/>
-                <w:i w:val="0"/>
-                <w:sz w:val="24"/>
-              </w:rPr>
-              <w:t>Контроль сроков партий, рекомендации по уценке, учёт списаний</w:t>
-            </w:r>
-          </w:p>
-        </w:tc>
-      </w:tr>
-      <w:tr>
-        <w:trPr>
-          <w:cantSplit/>
-        </w:trPr>
-        <w:tc>
-          <w:tcPr>
-            <w:tcW w:type="dxa" w:w="2835"/>
-          </w:tcPr>
-          <w:p>
-            <w:pPr>
-              <w:widowControl w:val="0"/>
-              <w:spacing w:line="240" w:lineRule="auto" w:after="0"/>
-              <w:ind w:firstLine="0"/>
-              <w:jc w:val="left"/>
-            </w:pPr>
-            <w:r/>
-            <w:r>
-              <w:rPr>
-                <w:rFonts w:ascii="Times New Roman" w:hAnsi="Times New Roman" w:cs="Times New Roman" w:eastAsia="Times New Roman"/>
-                <w:b w:val="0"/>
-                <w:i w:val="0"/>
-                <w:sz w:val="24"/>
-              </w:rPr>
-              <w:t>Аналитика и отчётность</w:t>
-            </w:r>
-          </w:p>
-        </w:tc>
-        <w:tc>
-          <w:tcPr>
-            <w:tcW w:type="dxa" w:w="6520"/>
-          </w:tcPr>
-          <w:p>
-            <w:pPr>
-              <w:widowControl w:val="0"/>
-              <w:spacing w:line="240" w:lineRule="auto" w:after="0"/>
-              <w:ind w:firstLine="0"/>
-              <w:jc w:val="left"/>
-            </w:pPr>
-            <w:r/>
-            <w:r>
-              <w:rPr>
-                <w:rFonts w:ascii="Times New Roman" w:hAnsi="Times New Roman" w:cs="Times New Roman" w:eastAsia="Times New Roman"/>
-                <w:b w:val="0"/>
-                <w:i w:val="0"/>
-                <w:sz w:val="24"/>
-              </w:rPr>
-              <w:t>Отчёты по продажам, закупкам, списаниям, точности прогноза, ABC/XYZ-анализ</w:t>
+              <w:t>Выручка и потери от списаний за 30 дней</w:t>
             </w:r>
           </w:p>
         </w:tc>
@@ -2710,18 +2257,7 @@
           <w:i w:val="0"/>
           <w:sz w:val="28"/>
         </w:rPr>
-        <w:t>Система строится по трёхуровневой клиент-серверной архитектуре: клиентская часть — веб-интерфейс для ПК и адаптивный интерфейс для терминалов сбора данных, серверная часть — сервисы на языке Python с REST API и встроенным планировщиком задач, уровень данных — СУБД PostgreSQL, в которой хранятся и учётные данные, и версии моделей прогнозирования с результатами расчётов. Модуль прогнозирования выполняется по расписанию (ежедневно ночью) и отдельно — по запросу менеджера. Обобщённая архитектура системы приведена на рисунке 3.1.</w:t>
-      </w:r>
-    </w:p>
-    <w:p>
-      <w:r>
-        <w:rPr>
-          <w:rFonts w:ascii="Times New Roman" w:hAnsi="Times New Roman" w:cs="Times New Roman" w:eastAsia="Times New Roman"/>
-          <w:b w:val="0"/>
-          <w:i w:val="0"/>
-          <w:sz w:val="28"/>
-        </w:rPr>
-        <w:t>Предусмотрены два варианта поставки: для сети Компании — контейнеры Docker Compose на сервере под управлением Linux (PostgreSQL, серверная часть, планировщик задач, веб-сервер nginx и прокси Caddy для HTTPS); для работы на одном компьютере — версия для Windows без установки (исполняемый файл и встроенная СУБД SQLite). В обоих вариантах интерфейс открывается в браузере, а салоны и ТСД подключаются к серверу по сети.</w:t>
+        <w:t>Система — веб-приложение, которое запускается на том же компьютере, где работает флорист: серверная часть на языке Python (микрофреймворк Flask) принимает подключения только с этого компьютера (адрес 127.0.0.1), интерфейс открывается в обычном браузере, данные хранятся в одном файле СУБД SQLite. Сервер СУБД, контейнеры и подключение к интернету не нужны. Запуск — файл run.bat: при первом запуске он создаёт виртуальное окружение Python, устанавливает пакеты из папки дистрибутива и открывает браузер. Обобщённая архитектура приведена на рисунке 3.1.</w:t>
       </w:r>
     </w:p>
     <w:p>
@@ -2734,7 +2270,7 @@
       <w:r>
         <w:drawing>
           <wp:inline xmlns:a="http://schemas.openxmlformats.org/drawingml/2006/main" xmlns:pic="http://schemas.openxmlformats.org/drawingml/2006/picture">
-            <wp:extent cx="5760000" cy="2927107"/>
+            <wp:extent cx="5760000" cy="2410798"/>
             <wp:docPr id="1" name="Picture 1"/>
             <wp:cNvGraphicFramePr>
               <a:graphicFrameLocks noChangeAspect="1"/>
@@ -2755,7 +2291,7 @@
                   <pic:spPr>
                     <a:xfrm>
                       <a:off x="0" y="0"/>
-                      <a:ext cx="5760000" cy="2927107"/>
+                      <a:ext cx="5760000" cy="2410798"/>
                     </a:xfrm>
                     <a:prstGeom prst="rect"/>
                   </pic:spPr>
@@ -2804,7 +2340,7 @@
           <w:i w:val="0"/>
           <w:sz w:val="28"/>
         </w:rPr>
-        <w:t>Информационное обеспечение системы включает следующие основные группы данных:</w:t>
+        <w:t>Информационное обеспечение системы включает следующие группы данных (все — в одном файле базы данных):</w:t>
       </w:r>
     </w:p>
     <w:p>
@@ -2815,7 +2351,7 @@
           <w:i w:val="0"/>
           <w:sz w:val="28"/>
         </w:rPr>
-        <w:t>– номенклатура товаров и их характеристики, поставщики, условия и цены поставки;</w:t>
+        <w:t>– товары: наименование, категория, цены продажи и закупки, срок реализации, кратность упаковки, поставщик;</w:t>
       </w:r>
     </w:p>
     <w:p>
@@ -2826,7 +2362,7 @@
           <w:i w:val="0"/>
           <w:sz w:val="28"/>
         </w:rPr>
-        <w:t>– заказы поставщикам и поставки (накладные, фактически принятое количество, расхождения);</w:t>
+        <w:t>– поставщики: наименование, телефон, срок поставки;</w:t>
       </w:r>
     </w:p>
     <w:p>
@@ -2837,7 +2373,7 @@
           <w:i w:val="0"/>
           <w:sz w:val="28"/>
         </w:rPr>
-        <w:t>– партии товара: дата поступления, предельный срок реализации, себестоимость, место хранения, остаток;</w:t>
+        <w:t>– партии: товар, дата приёмки, срок годности, принятое количество и остаток;</w:t>
       </w:r>
     </w:p>
     <w:p>
@@ -2848,7 +2384,7 @@
           <w:i w:val="0"/>
           <w:sz w:val="28"/>
         </w:rPr>
-        <w:t>– продажи (чеки) и заказы интернет-магазина с детализацией по товарам, партиям, ценам и скидкам;</w:t>
+        <w:t>– продажи: товар, партия, дата, количество, цена;</w:t>
       </w:r>
     </w:p>
     <w:p>
@@ -2859,7 +2395,7 @@
           <w:i w:val="0"/>
           <w:sz w:val="28"/>
         </w:rPr>
-        <w:t>– списания и уценки с указанием причин;</w:t>
+        <w:t>– списания: партия, дата, количество, причина;</w:t>
       </w:r>
     </w:p>
     <w:p>
@@ -2870,29 +2406,7 @@
           <w:i w:val="0"/>
           <w:sz w:val="28"/>
         </w:rPr>
-        <w:t>– внешние факторы: календарь праздников и событий, акции, данные о погоде;</w:t>
-      </w:r>
-    </w:p>
-    <w:p>
-      <w:r>
-        <w:rPr>
-          <w:rFonts w:ascii="Times New Roman" w:hAnsi="Times New Roman" w:cs="Times New Roman" w:eastAsia="Times New Roman"/>
-          <w:b w:val="0"/>
-          <w:i w:val="0"/>
-          <w:sz w:val="28"/>
-        </w:rPr>
-        <w:t>– прогнозы спроса (точечный прогноз и квантили) и метаданные моделей (версия, алгоритм, точность);</w:t>
-      </w:r>
-    </w:p>
-    <w:p>
-      <w:r>
-        <w:rPr>
-          <w:rFonts w:ascii="Times New Roman" w:hAnsi="Times New Roman" w:cs="Times New Roman" w:eastAsia="Times New Roman"/>
-          <w:b w:val="0"/>
-          <w:i w:val="0"/>
-          <w:sz w:val="28"/>
-        </w:rPr>
-        <w:t>– справочники пользователей и ролей, журнал действий.</w:t>
+        <w:t>– учётные записи пользователей (пароли хранятся в виде хэша).</w:t>
       </w:r>
     </w:p>
     <w:p>
@@ -2917,7 +2431,7 @@
           <w:i w:val="0"/>
           <w:sz w:val="28"/>
         </w:rPr>
-        <w:t>– «1С:Розница» и онлайн-кассы — загрузка чеков и возвратов через HTTP-сервис (формат JSON) или ежечасно из папки обмена (JSON, CSV), выгрузка цен и уценок по запросу касс;</w:t>
+        <w:t>– автоматический обмен с внешними системами не предусмотрен — это сознательное ограничение базовой редакции: продажи записываются флористом в программе, заказ владелец передаёт поставщику по телефону или почте, пользуясь рассчитанной таблицей;</w:t>
       </w:r>
     </w:p>
     <w:p>
@@ -2928,7 +2442,7 @@
           <w:i w:val="0"/>
           <w:sz w:val="28"/>
         </w:rPr>
-        <w:t>– интернет-магазин и другие каналы продаж (маркетплейсы) — передача остатков и цен, получение заказов и предзаказов через REST API; каждый канал работает со своим ключом доступа;</w:t>
+        <w:t>– кассовый аппарат Салона работает независимо от программы; программа не формирует чеки и не заменяет контрольно-кассовую технику;</w:t>
       </w:r>
     </w:p>
     <w:p>
@@ -2939,18 +2453,7 @@
           <w:i w:val="0"/>
           <w:sz w:val="28"/>
         </w:rPr>
-        <w:t>– поставщики — отправка заказов по электронной почте (в формате XLSX) или через API поставщика (формат JSON); способ отправки задаётся в карточке поставщика;</w:t>
-      </w:r>
-    </w:p>
-    <w:p>
-      <w:r>
-        <w:rPr>
-          <w:rFonts w:ascii="Times New Roman" w:hAnsi="Times New Roman" w:cs="Times New Roman" w:eastAsia="Times New Roman"/>
-          <w:b w:val="0"/>
-          <w:i w:val="0"/>
-          <w:sz w:val="28"/>
-        </w:rPr>
-        <w:t>– погодный сервис (открытый API) — получение прогноза температуры и осадков на 14 дней.</w:t>
+        <w:t>– для обмена с «1С:Розница», интернет-магазином и поставщиками, работы нескольких магазинов и склада предназначена полная редакция системы.</w:t>
       </w:r>
     </w:p>
     <w:p>
@@ -2975,7 +2478,7 @@
           <w:i w:val="0"/>
           <w:sz w:val="28"/>
         </w:rPr>
-        <w:t>Анализ осуществимости проводился на основе описания системы, результатов обследования объекта автоматизации и интервью с потенциальными пользователями. Источниками информации послужили: директор Компании, менеджер по закупкам, заведующий складом, продавцы-флористы салонов, менеджер интернет-магазина (интервью и наблюдение за работой), выгрузка истории продаж из «1С:Розница» за три года, прайс-листы и условия поставщиков, акты списания.</w:t>
+        <w:t>Анализ осуществимости проводился на основе описания системы, результатов обследования объекта автоматизации и интервью с потенциальными пользователями. Источниками информации послужили: владелец Салона и флористы (интервью, наблюдение за работой), тетрадь и электронная таблица учёта за полгода, прайс-листы и условия поставщиков.</w:t>
       </w:r>
     </w:p>
     <w:p>
@@ -3000,7 +2503,7 @@
           <w:i w:val="0"/>
           <w:sz w:val="28"/>
         </w:rPr>
-        <w:t>Без внедрения системы сохранятся высокие списания (до 15–18 % закупочной стоимости) и дефицит в пиковые дни, что при росте цен на импортную продукцию будет всё сильнее снижать маржинальность бизнеса. Планирование закупок будет по-прежнему зависеть от опыта одного менеджера: его отпуск или увольнение создаст риск срыва закупок к праздникам.</w:t>
+        <w:t>Без внедрения системы Салон продолжит закупать «на глаз»: списания останутся на уровне 15–20 % закупочной стоимости, а к выходным и праздникам будет не хватать ходовых позиций. Владелец будет тратить часы на заказы и не будет знать, сколько денег теряется на списаниях.</w:t>
       </w:r>
     </w:p>
     <w:p>
@@ -3011,7 +2514,7 @@
           <w:i w:val="0"/>
           <w:sz w:val="28"/>
         </w:rPr>
-        <w:t>Рост интернет-продаж без единого учёта остатков приведёт к увеличению числа отменённых заказов и ухудшению репутации Компании. Отсутствие аналитики не позволит обоснованно расширять ассортимент и открывать новые салоны.</w:t>
+        <w:t>При росте продаж (например, к 8 марта) ошибки закупки обходятся особенно дорого, а без истории продаж в цифрах их невозможно учесть в следующем году.</w:t>
       </w:r>
     </w:p>
     <w:p>
@@ -3197,7 +2700,7 @@
                 <w:i w:val="0"/>
                 <w:sz w:val="24"/>
               </w:rPr>
-              <w:t>Прямые потери, снижение маржи</w:t>
+              <w:t>Прямые потери</w:t>
             </w:r>
           </w:p>
         </w:tc>
@@ -3220,7 +2723,7 @@
                 <w:i w:val="0"/>
                 <w:sz w:val="24"/>
               </w:rPr>
-              <w:t>Прогноз спроса и расчёт заказа с учётом сроков реализации; контроль сроков партий и своевременная уценка</w:t>
+              <w:t>Партии со сроками, продажа по FEFO, выделение партий с истекающим сроком, заказ по фактическому спросу</w:t>
             </w:r>
           </w:p>
         </w:tc>
@@ -3248,7 +2751,7 @@
                 <w:i w:val="0"/>
                 <w:sz w:val="24"/>
               </w:rPr>
-              <w:t>Дефицит в пиковые дни</w:t>
+              <w:t>Нехватка ходовых позиций</w:t>
             </w:r>
           </w:p>
         </w:tc>
@@ -3271,7 +2774,7 @@
                 <w:i w:val="0"/>
                 <w:sz w:val="24"/>
               </w:rPr>
-              <w:t>Упущенная выручка, потеря клиентов</w:t>
+              <w:t>Упущенная выручка</w:t>
             </w:r>
           </w:p>
         </w:tc>
@@ -3294,7 +2797,117 @@
                 <w:i w:val="0"/>
                 <w:sz w:val="24"/>
               </w:rPr>
-              <w:t>Учёт праздников в модели прогноза, сценарное планирование закупок к пикам с учётом сроков поставки</w:t>
+              <w:t>Прогноз по средним продажам и страховой запас 20 % в расчёте заказа</w:t>
+            </w:r>
+          </w:p>
+        </w:tc>
+      </w:tr>
+    </w:tbl>
+    <w:p>
+      <w:pPr>
+        <w:keepNext/>
+        <w:ind w:firstLine="0"/>
+        <w:jc w:val="right"/>
+      </w:pPr>
+      <w:r>
+        <w:rPr>
+          <w:rFonts w:ascii="Times New Roman" w:hAnsi="Times New Roman" w:cs="Times New Roman" w:eastAsia="Times New Roman"/>
+          <w:b w:val="0"/>
+          <w:i w:val="0"/>
+          <w:sz w:val="28"/>
+        </w:rPr>
+        <w:t>Продолжение таблицы 3.5</w:t>
+      </w:r>
+    </w:p>
+    <w:tbl>
+      <w:tblPr>
+        <w:tblStyle w:val="TableGrid"/>
+        <w:tblW w:type="auto" w:w="0"/>
+        <w:jc w:val="center"/>
+        <w:tblLayout w:type="fixed"/>
+        <w:tblLook w:firstColumn="1" w:firstRow="1" w:lastColumn="0" w:lastRow="0" w:noHBand="0" w:noVBand="1" w:val="04A0"/>
+        <w:tblLayout w:type="fixed"/>
+        <w:tblCaption w:val="3.5|2"/>
+      </w:tblPr>
+      <w:tblGrid>
+        <w:gridCol w:w="2608"/>
+        <w:gridCol w:w="2948"/>
+        <w:gridCol w:w="3798"/>
+      </w:tblGrid>
+      <w:tr>
+        <w:trPr>
+          <w:cantSplit/>
+          <w:tblHeader/>
+        </w:trPr>
+        <w:tc>
+          <w:tcPr>
+            <w:tcW w:type="dxa" w:w="2608"/>
+          </w:tcPr>
+          <w:p>
+            <w:pPr>
+              <w:keepNext/>
+              <w:widowControl w:val="0"/>
+              <w:spacing w:line="240" w:lineRule="auto" w:after="0"/>
+              <w:ind w:firstLine="0"/>
+              <w:jc w:val="center"/>
+            </w:pPr>
+            <w:r/>
+            <w:r>
+              <w:rPr>
+                <w:rFonts w:ascii="Times New Roman" w:hAnsi="Times New Roman" w:cs="Times New Roman" w:eastAsia="Times New Roman"/>
+                <w:b w:val="0"/>
+                <w:i w:val="0"/>
+                <w:sz w:val="24"/>
+              </w:rPr>
+              <w:t>Проблема</w:t>
+            </w:r>
+          </w:p>
+        </w:tc>
+        <w:tc>
+          <w:tcPr>
+            <w:tcW w:type="dxa" w:w="2948"/>
+          </w:tcPr>
+          <w:p>
+            <w:pPr>
+              <w:keepNext/>
+              <w:widowControl w:val="0"/>
+              <w:spacing w:line="240" w:lineRule="auto" w:after="0"/>
+              <w:ind w:firstLine="0"/>
+              <w:jc w:val="center"/>
+            </w:pPr>
+            <w:r/>
+            <w:r>
+              <w:rPr>
+                <w:rFonts w:ascii="Times New Roman" w:hAnsi="Times New Roman" w:cs="Times New Roman" w:eastAsia="Times New Roman"/>
+                <w:b w:val="0"/>
+                <w:i w:val="0"/>
+                <w:sz w:val="24"/>
+              </w:rPr>
+              <w:t>Последствия</w:t>
+            </w:r>
+          </w:p>
+        </w:tc>
+        <w:tc>
+          <w:tcPr>
+            <w:tcW w:type="dxa" w:w="3798"/>
+          </w:tcPr>
+          <w:p>
+            <w:pPr>
+              <w:keepNext/>
+              <w:widowControl w:val="0"/>
+              <w:spacing w:line="240" w:lineRule="auto" w:after="0"/>
+              <w:ind w:firstLine="0"/>
+              <w:jc w:val="center"/>
+            </w:pPr>
+            <w:r/>
+            <w:r>
+              <w:rPr>
+                <w:rFonts w:ascii="Times New Roman" w:hAnsi="Times New Roman" w:cs="Times New Roman" w:eastAsia="Times New Roman"/>
+                <w:b w:val="0"/>
+                <w:i w:val="0"/>
+                <w:sz w:val="24"/>
+              </w:rPr>
+              <w:t>Как система решает проблему</w:t>
             </w:r>
           </w:p>
         </w:tc>
@@ -3322,7 +2935,7 @@
                 <w:i w:val="0"/>
                 <w:sz w:val="24"/>
               </w:rPr>
-              <w:t>Трудоёмкое ручное планирование</w:t>
+              <w:t>Заказ «на глаз», трата времени</w:t>
             </w:r>
           </w:p>
         </w:tc>
@@ -3345,7 +2958,7 @@
                 <w:i w:val="0"/>
                 <w:sz w:val="24"/>
               </w:rPr>
-              <w:t>Затраты времени, ошибки, зависимость от одного сотрудника</w:t>
+              <w:t>Ошибки, зависимость от памяти владельца</w:t>
             </w:r>
           </w:p>
         </w:tc>
@@ -3368,7 +2981,7 @@
                 <w:i w:val="0"/>
                 <w:sz w:val="24"/>
               </w:rPr>
-              <w:t>Автоматический расчёт рекомендуемых заказов; менеджер только проверяет и корректирует</w:t>
+              <w:t>Автоматический расчёт заказа по каждому поставщику с учётом упаковки</w:t>
             </w:r>
           </w:p>
         </w:tc>
@@ -3396,7 +3009,7 @@
                 <w:i w:val="0"/>
                 <w:sz w:val="24"/>
               </w:rPr>
-              <w:t>Нет партионного учёта</w:t>
+              <w:t>Не соблюдается FEFO</w:t>
             </w:r>
           </w:p>
         </w:tc>
@@ -3419,7 +3032,7 @@
                 <w:i w:val="0"/>
                 <w:sz w:val="24"/>
               </w:rPr>
-              <w:t>Нарушение FEFO, продажа несвежего товара</w:t>
+              <w:t>Старый товар уходит в списание</w:t>
             </w:r>
           </w:p>
         </w:tc>
@@ -3442,7 +3055,7 @@
                 <w:i w:val="0"/>
                 <w:sz w:val="24"/>
               </w:rPr>
-              <w:t>Оприходование партий со сроком реализации, подсказки продавцам, какую партию продавать первой</w:t>
+              <w:t>Продажа автоматически списывает товар из партии с ближайшим сроком</w:t>
             </w:r>
           </w:p>
         </w:tc>
@@ -3470,7 +3083,7 @@
                 <w:i w:val="0"/>
                 <w:sz w:val="24"/>
               </w:rPr>
-              <w:t>Несогласованность остатков</w:t>
+              <w:t>Нет сводки по выручке и потерям</w:t>
             </w:r>
           </w:p>
         </w:tc>
@@ -3493,7 +3106,7 @@
                 <w:i w:val="0"/>
                 <w:sz w:val="24"/>
               </w:rPr>
-              <w:t>Отмена онлайн-заказов</w:t>
+              <w:t>Решения об ассортименте вслепую</w:t>
             </w:r>
           </w:p>
         </w:tc>
@@ -3516,7 +3129,7 @@
                 <w:i w:val="0"/>
                 <w:sz w:val="24"/>
               </w:rPr>
-              <w:t>Единый учёт остатков и резервирование товара под заказы, выгрузка остатков на сайт</w:t>
+              <w:t>Отчёт за 30 дней: выручка по товарам и потери от списаний</w:t>
             </w:r>
           </w:p>
         </w:tc>
@@ -3544,7 +3157,7 @@
                 <w:i w:val="0"/>
                 <w:sz w:val="24"/>
               </w:rPr>
-              <w:t>Нет аналитики</w:t>
+              <w:t>Нет ИТ-специалиста</w:t>
             </w:r>
           </w:p>
         </w:tc>
@@ -3567,7 +3180,7 @@
                 <w:i w:val="0"/>
                 <w:sz w:val="24"/>
               </w:rPr>
-              <w:t>Необоснованные решения по ассортименту</w:t>
+              <w:t>Сложную систему некому внедрить</w:t>
             </w:r>
           </w:p>
         </w:tc>
@@ -3590,7 +3203,7 @@
                 <w:i w:val="0"/>
                 <w:sz w:val="24"/>
               </w:rPr>
-              <w:t>Отчёты ABC/XYZ, оборачиваемость, списания, маржинальность</w:t>
+              <w:t>Один компьютер, один файл базы данных, установка двойным щелчком по run.bat, без интернета</w:t>
             </w:r>
           </w:p>
         </w:tc>
@@ -3623,7 +3236,7 @@
           <w:i w:val="0"/>
           <w:sz w:val="28"/>
         </w:rPr>
-        <w:t>Система непосредственно поддерживает бизнес-цели Компании:</w:t>
+        <w:t>Система поддерживает цели Салона:</w:t>
       </w:r>
     </w:p>
     <w:p>
@@ -3634,7 +3247,7 @@
           <w:i w:val="0"/>
           <w:sz w:val="28"/>
         </w:rPr>
-        <w:t>– увеличение прибыли — за счёт снижения списаний и упущенных продаж (по предварительной оценке, экономический эффект — 1,5–2 млн руб. в год);</w:t>
+        <w:t>– увеличение прибыли — за счёт снижения списаний и упущенных продаж;</w:t>
       </w:r>
     </w:p>
     <w:p>
@@ -3645,7 +3258,7 @@
           <w:i w:val="0"/>
           <w:sz w:val="28"/>
         </w:rPr>
-        <w:t>– рост продаж в пиковые периоды — за счёт заблаговременного планирования закупок с учётом прогноза;</w:t>
+        <w:t>– свежая продукция для покупателей — первым продаётся товар с ближайшим сроком;</w:t>
       </w:r>
     </w:p>
     <w:p>
@@ -3656,7 +3269,7 @@
           <w:i w:val="0"/>
           <w:sz w:val="28"/>
         </w:rPr>
-        <w:t>– повышение качества обслуживания — покупатели получают более свежую продукцию, интернет-заказы не отменяются из-за отсутствия товара;</w:t>
+        <w:t>– экономия времени владельца на заказах;</w:t>
       </w:r>
     </w:p>
     <w:p>
@@ -3667,18 +3280,7 @@
           <w:i w:val="0"/>
           <w:sz w:val="28"/>
         </w:rPr>
-        <w:t>– масштабирование бизнеса — единые процессы и данные позволяют открывать новые торговые точки без пропорционального роста затрат на управление;</w:t>
-      </w:r>
-    </w:p>
-    <w:p>
-      <w:r>
-        <w:rPr>
-          <w:rFonts w:ascii="Times New Roman" w:hAnsi="Times New Roman" w:cs="Times New Roman" w:eastAsia="Times New Roman"/>
-          <w:b w:val="0"/>
-          <w:i w:val="0"/>
-          <w:sz w:val="28"/>
-        </w:rPr>
-        <w:t>– снижение зависимости от отдельных сотрудников — знания о спросе формализованы в модели и данных.</w:t>
+        <w:t>– минимальные затраты на внедрение — без серверов, терминалов, лицензий и ИТ-специалиста.</w:t>
       </w:r>
     </w:p>
     <w:p>
@@ -3703,10 +3305,13 @@
           <w:i w:val="0"/>
           <w:sz w:val="28"/>
         </w:rPr>
-        <w:t>Да. В Компании ранее не применялись статистические методы прогнозирования спроса, партионный учёт со сроками реализации, интеграция учётной системы с интернет-магазином и внешними сервисами по API, а также терминалы сбора данных при приёмке товара.</w:t>
+        <w:t>Нет. Система работает на имеющемся компьютере Салона в обычном браузере; владелец уже пользуется электронными таблицами. Для запуска нужен только интерпретатор Python, который ставится стандартным установщиком; все пакеты поставляются в дистрибутиве, интернет не нужен.</w:t>
       </w:r>
     </w:p>
     <w:p>
+      <w:pPr>
+        <w:keepNext/>
+      </w:pPr>
       <w:r>
         <w:rPr>
           <w:rFonts w:ascii="Times New Roman" w:hAnsi="Times New Roman" w:cs="Times New Roman" w:eastAsia="Times New Roman"/>
@@ -3714,7 +3319,205 @@
           <w:i w:val="0"/>
           <w:sz w:val="28"/>
         </w:rPr>
-        <w:t>Для снижения технологических рисков используются распространённые свободно распространяемые библиотеки (pandas, statsmodels), для сравнения с выбранной моделью сохраняются простые базовые методы прогнозирования, интеграция с «1С:Розница» выполняется через HTTP-сервис в формате JSON или папку обмена файлами, сотрудники проходят обучение работе с ТСД и новыми регламентами приёмки.</w:t>
+        <w:t xml:space="preserve">Новыми для Салона являются партионный учёт со сроками и расчёт заказа по формуле. Оба правила простые и описаны в руководстве пользователя: прогноз — среднее продаж за 14 дней </w:t>
+      </w:r>
+      <m:oMath>
+        <m:bar>
+          <m:barPr>
+            <m:pos m:val="top"/>
+          </m:barPr>
+          <m:e>
+            <m:r>
+              <w:rPr>
+                <w:rFonts w:ascii="Cambria Math" w:hAnsi="Cambria Math" w:cs="Cambria Math"/>
+                <w:sz w:val="28"/>
+                <w:szCs w:val="28"/>
+              </w:rPr>
+              <m:t>y</m:t>
+            </m:r>
+          </m:e>
+        </m:bar>
+      </m:oMath>
+      <w:r>
+        <w:rPr>
+          <w:rFonts w:ascii="Times New Roman" w:hAnsi="Times New Roman" w:cs="Times New Roman" w:eastAsia="Times New Roman"/>
+          <w:b w:val="0"/>
+          <w:i w:val="0"/>
+          <w:sz w:val="28"/>
+        </w:rPr>
+        <w:t>, заказ —</w:t>
+      </w:r>
+    </w:p>
+    <w:p>
+      <w:pPr>
+        <w:keepNext/>
+        <w:ind w:firstLine="0"/>
+        <w:jc w:val="center"/>
+      </w:pPr>
+      <m:oMathPara>
+        <m:oMath>
+          <m:r>
+            <w:rPr>
+              <w:rFonts w:ascii="Cambria Math" w:hAnsi="Cambria Math" w:cs="Cambria Math"/>
+              <w:sz w:val="28"/>
+              <w:szCs w:val="28"/>
+            </w:rPr>
+            <m:t>Q=</m:t>
+          </m:r>
+          <m:d>
+            <m:dPr>
+              <m:begChr m:val="⌈"/>
+              <m:sepChr m:val=""/>
+              <m:endChr m:val="⌉"/>
+            </m:dPr>
+            <m:e>
+              <m:f>
+                <m:fPr>
+                  <m:type m:val="bar"/>
+                </m:fPr>
+                <m:num>
+                  <m:argPr>
+                    <m:scrLvl m:val="0"/>
+                  </m:argPr>
+                  <m:bar>
+                    <m:barPr>
+                      <m:pos m:val="top"/>
+                    </m:barPr>
+                    <m:e>
+                      <m:argPr>
+                        <m:scrLvl m:val="0"/>
+                      </m:argPr>
+                      <m:r>
+                        <w:rPr>
+                          <w:rFonts w:ascii="Cambria Math" w:hAnsi="Cambria Math" w:cs="Cambria Math"/>
+                          <w:sz w:val="28"/>
+                          <w:szCs w:val="28"/>
+                        </w:rPr>
+                        <m:t>y</m:t>
+                      </m:r>
+                    </m:e>
+                  </m:bar>
+                  <m:r>
+                    <w:rPr>
+                      <w:rFonts w:ascii="Cambria Math" w:hAnsi="Cambria Math" w:cs="Cambria Math"/>
+                      <w:sz w:val="28"/>
+                      <w:szCs w:val="28"/>
+                    </w:rPr>
+                    <m:t>·(L+3)·1</m:t>
+                  </m:r>
+                  <m:r>
+                    <w:rPr>
+                      <w:rFonts w:ascii="Cambria Math" w:hAnsi="Cambria Math" w:cs="Cambria Math"/>
+                      <w:sz w:val="28"/>
+                      <w:szCs w:val="28"/>
+                    </w:rPr>
+                    <m:t>,</m:t>
+                  </m:r>
+                  <m:r>
+                    <w:rPr>
+                      <w:rFonts w:ascii="Cambria Math" w:hAnsi="Cambria Math" w:cs="Cambria Math"/>
+                      <w:sz w:val="28"/>
+                      <w:szCs w:val="28"/>
+                    </w:rPr>
+                    <m:t>2−S</m:t>
+                  </m:r>
+                </m:num>
+                <m:den>
+                  <m:argPr>
+                    <m:scrLvl m:val="0"/>
+                  </m:argPr>
+                  <m:r>
+                    <w:rPr>
+                      <w:rFonts w:ascii="Cambria Math" w:hAnsi="Cambria Math" w:cs="Cambria Math"/>
+                      <w:sz w:val="28"/>
+                      <w:szCs w:val="28"/>
+                    </w:rPr>
+                    <m:t>m</m:t>
+                  </m:r>
+                </m:den>
+              </m:f>
+            </m:e>
+          </m:d>
+          <m:r>
+            <w:rPr>
+              <w:rFonts w:ascii="Cambria Math" w:hAnsi="Cambria Math" w:cs="Cambria Math"/>
+              <w:sz w:val="28"/>
+              <w:szCs w:val="28"/>
+            </w:rPr>
+            <m:t>·m</m:t>
+          </m:r>
+        </m:oMath>
+      </m:oMathPara>
+    </w:p>
+    <w:p>
+      <w:pPr>
+        <w:ind w:firstLine="0"/>
+      </w:pPr>
+      <w:r>
+        <w:rPr>
+          <w:rFonts w:ascii="Times New Roman" w:hAnsi="Times New Roman" w:cs="Times New Roman" w:eastAsia="Times New Roman"/>
+          <w:b w:val="0"/>
+          <w:i w:val="0"/>
+          <w:sz w:val="28"/>
+        </w:rPr>
+        <w:t xml:space="preserve">где </w:t>
+      </w:r>
+      <m:oMath>
+        <m:r>
+          <w:rPr>
+            <w:rFonts w:ascii="Cambria Math" w:hAnsi="Cambria Math" w:cs="Cambria Math"/>
+            <w:sz w:val="28"/>
+            <w:szCs w:val="28"/>
+          </w:rPr>
+          <m:t>L</m:t>
+        </m:r>
+      </m:oMath>
+      <w:r>
+        <w:rPr>
+          <w:rFonts w:ascii="Times New Roman" w:hAnsi="Times New Roman" w:cs="Times New Roman" w:eastAsia="Times New Roman"/>
+          <w:b w:val="0"/>
+          <w:i w:val="0"/>
+          <w:sz w:val="28"/>
+        </w:rPr>
+        <w:t xml:space="preserve"> — срок поставки в днях, </w:t>
+      </w:r>
+      <m:oMath>
+        <m:r>
+          <w:rPr>
+            <w:rFonts w:ascii="Cambria Math" w:hAnsi="Cambria Math" w:cs="Cambria Math"/>
+            <w:sz w:val="28"/>
+            <w:szCs w:val="28"/>
+          </w:rPr>
+          <m:t>S</m:t>
+        </m:r>
+      </m:oMath>
+      <w:r>
+        <w:rPr>
+          <w:rFonts w:ascii="Times New Roman" w:hAnsi="Times New Roman" w:cs="Times New Roman" w:eastAsia="Times New Roman"/>
+          <w:b w:val="0"/>
+          <w:i w:val="0"/>
+          <w:sz w:val="28"/>
+        </w:rPr>
+        <w:t xml:space="preserve"> — остаток, </w:t>
+      </w:r>
+      <m:oMath>
+        <m:r>
+          <w:rPr>
+            <w:rFonts w:ascii="Cambria Math" w:hAnsi="Cambria Math" w:cs="Cambria Math"/>
+            <w:sz w:val="28"/>
+            <w:szCs w:val="28"/>
+          </w:rPr>
+          <m:t>m</m:t>
+        </m:r>
+      </m:oMath>
+      <w:r>
+        <w:rPr>
+          <w:rFonts w:ascii="Times New Roman" w:hAnsi="Times New Roman" w:cs="Times New Roman" w:eastAsia="Times New Roman"/>
+          <w:b w:val="0"/>
+          <w:i w:val="0"/>
+          <w:sz w:val="28"/>
+        </w:rPr>
+        <w:t xml:space="preserve"> — кратность упаковки.</w:t>
       </w:r>
     </w:p>
     <w:p>
@@ -3923,7 +3726,7 @@
                 <w:i w:val="0"/>
                 <w:sz w:val="24"/>
               </w:rPr>
-              <w:t>Объём данных невелик (несколько миллионов строк продаж), расчёт прогнозов выполняется на обычном сервере; используются зрелые технологии</w:t>
+              <w:t>Зрелые свободно распространяемые технологии; требования к компьютеру минимальны (2 ГБ свободной памяти, Windows 10/11)</w:t>
             </w:r>
           </w:p>
         </w:tc>
@@ -3997,7 +3800,7 @@
                 <w:i w:val="0"/>
                 <w:sz w:val="24"/>
               </w:rPr>
-              <w:t>Затраты — около 1,5 млн руб.; ожидаемый эффект от снижения списаний и упущенных продаж — 1,5–2 млн руб. в год, срок окупаемости — менее года</w:t>
+              <w:t>Затраты на разработку — около 0,7 млн руб.; снижение списаний на 5–10 % закупочной стоимости окупает проект за 1–2 года</w:t>
             </w:r>
           </w:p>
         </w:tc>
@@ -4071,7 +3874,7 @@
                 <w:i w:val="0"/>
                 <w:sz w:val="24"/>
               </w:rPr>
-              <w:t>Требуется внедрение регламента партионной приёмки и списания, обучение персонала, дисциплина ввода данных в салонах</w:t>
+              <w:t>Флористы должны записывать каждую продажу и поставку; нужен короткий инструктаж (до 1 часа)</w:t>
             </w:r>
           </w:p>
         </w:tc>
@@ -4145,7 +3948,7 @@
                 <w:i w:val="0"/>
                 <w:sz w:val="24"/>
               </w:rPr>
-              <w:t>Обработка данных покупателей интернет-магазина ведётся на основании их согласия; учёт продаж ведётся через зарегистрированную ККТ</w:t>
+              <w:t>Персональные данные покупателей не обрабатываются; программа не заменяет ККТ</w:t>
             </w:r>
           </w:p>
         </w:tc>
@@ -4219,7 +4022,7 @@
                 <w:i w:val="0"/>
                 <w:sz w:val="24"/>
               </w:rPr>
-              <w:t>Работы укладываются в 4 месяца; опытная эксплуатация совпадает с предновогодним пиком, что позволяет проверить систему в реальных условиях</w:t>
+              <w:t>Небольшой объём программы (около тысячи строк), работы укладываются в 4 месяца с резервом</w:t>
             </w:r>
           </w:p>
         </w:tc>
@@ -4270,7 +4073,7 @@
                 <w:i w:val="0"/>
                 <w:sz w:val="24"/>
               </w:rPr>
-              <w:t>Осуществим с условиями</w:t>
+              <w:t>Осуществим</w:t>
             </w:r>
           </w:p>
         </w:tc>
@@ -4293,7 +4096,7 @@
                 <w:i w:val="0"/>
                 <w:sz w:val="24"/>
               </w:rPr>
-              <w:t>Есть история продаж за 3 года; история остатков и списаний неполная, требуется восстановление «цензурированного» спроса в дни дефицита</w:t>
+              <w:t>Прогнозу достаточно 14 дней продаж в программе; до этого заказ рассчитывается по введённой истории или экспертно</w:t>
             </w:r>
           </w:p>
         </w:tc>
@@ -4425,7 +4228,7 @@
                 <w:i w:val="0"/>
                 <w:sz w:val="24"/>
               </w:rPr>
-              <w:t>Продажи в дни дефицита не отражают реальный спрос</w:t>
+              <w:t>Флористы забывают записывать продажи</w:t>
             </w:r>
           </w:p>
         </w:tc>
@@ -4448,7 +4251,7 @@
                 <w:i w:val="0"/>
                 <w:sz w:val="24"/>
               </w:rPr>
-              <w:t>Помечать дни с нулевым остатком, восстанавливать спрос по аналогичным дням и товарам, исключать такие дни из оценки точности</w:t>
+              <w:t>Простая форма продажи (товар и количество), отчёт показывает расхождение выручки с кассой</w:t>
             </w:r>
           </w:p>
         </w:tc>
@@ -4476,7 +4279,7 @@
                 <w:i w:val="0"/>
                 <w:sz w:val="24"/>
               </w:rPr>
-              <w:t>Мало истории по праздничным пикам (несколько точек в год)</w:t>
+              <w:t>Скачки спроса к праздникам не видны в среднем за 14 дней</w:t>
             </w:r>
           </w:p>
         </w:tc>
@@ -4499,7 +4302,7 @@
                 <w:i w:val="0"/>
                 <w:sz w:val="24"/>
               </w:rPr>
-              <w:t>Использовать календарные коэффициенты праздников, объединять товары в группы, учитывать экспертные коэффициенты менеджера</w:t>
+              <w:t>Владелец корректирует заказ к празднику вручную; учёт праздников — в полной редакции</w:t>
             </w:r>
           </w:p>
         </w:tc>
@@ -4527,7 +4330,7 @@
                 <w:i w:val="0"/>
                 <w:sz w:val="24"/>
               </w:rPr>
-              <w:t>Нестабильный ассортимент (новые сорта, сезонные позиции)</w:t>
+              <w:t>Нет интернета или прав администратора</w:t>
             </w:r>
           </w:p>
         </w:tc>
@@ -4550,7 +4353,7 @@
                 <w:i w:val="0"/>
                 <w:sz w:val="24"/>
               </w:rPr>
-              <w:t>Прогнозировать на уровне товарных групп с последующей разбивкой по долям, использовать прогноз по товарам-аналогам</w:t>
+              <w:t>Все пакеты в дистрибутиве; установка служб и прав администратора не нужна</w:t>
             </w:r>
           </w:p>
         </w:tc>
@@ -4578,7 +4381,7 @@
                 <w:i w:val="0"/>
                 <w:sz w:val="24"/>
               </w:rPr>
-              <w:t>Сопротивление персонала новому порядку приёмки и учёта</w:t>
+              <w:t>Потеря файла базы данных</w:t>
             </w:r>
           </w:p>
         </w:tc>
@@ -4601,7 +4404,7 @@
                 <w:i w:val="0"/>
                 <w:sz w:val="24"/>
               </w:rPr>
-              <w:t>Простой интерфейс ТСД, обучение, демонстрация снижения списаний</w:t>
+              <w:t>Регламент копирования floraplan.db на внешний носитель (описан в руководстве)</w:t>
             </w:r>
           </w:p>
         </w:tc>
@@ -4629,7 +4432,7 @@
                 <w:i w:val="0"/>
                 <w:sz w:val="24"/>
               </w:rPr>
-              <w:t>Изменение формата обмена с «1С:Розница»</w:t>
+              <w:t>Ошибки ввода цен и сроков в справочнике</w:t>
             </w:r>
           </w:p>
         </w:tc>
@@ -4652,58 +4455,7 @@
                 <w:i w:val="0"/>
                 <w:sz w:val="24"/>
               </w:rPr>
-              <w:t>Изолировать интеграцию в отдельном модуле, покрыть автотестами</w:t>
-            </w:r>
-          </w:p>
-        </w:tc>
-      </w:tr>
-      <w:tr>
-        <w:trPr>
-          <w:cantSplit/>
-        </w:trPr>
-        <w:tc>
-          <w:tcPr>
-            <w:tcW w:type="dxa" w:w="3685"/>
-          </w:tcPr>
-          <w:p>
-            <w:pPr>
-              <w:widowControl w:val="0"/>
-              <w:spacing w:line="240" w:lineRule="auto" w:after="0"/>
-              <w:ind w:firstLine="0"/>
-              <w:jc w:val="left"/>
-            </w:pPr>
-            <w:r/>
-            <w:r>
-              <w:rPr>
-                <w:rFonts w:ascii="Times New Roman" w:hAnsi="Times New Roman" w:cs="Times New Roman" w:eastAsia="Times New Roman"/>
-                <w:b w:val="0"/>
-                <w:i w:val="0"/>
-                <w:sz w:val="24"/>
-              </w:rPr>
-              <w:t>Срыв поставок поставщиками</w:t>
-            </w:r>
-          </w:p>
-        </w:tc>
-        <w:tc>
-          <w:tcPr>
-            <w:tcW w:type="dxa" w:w="5669"/>
-          </w:tcPr>
-          <w:p>
-            <w:pPr>
-              <w:widowControl w:val="0"/>
-              <w:spacing w:line="240" w:lineRule="auto" w:after="0"/>
-              <w:ind w:firstLine="0"/>
-              <w:jc w:val="left"/>
-            </w:pPr>
-            <w:r/>
-            <w:r>
-              <w:rPr>
-                <w:rFonts w:ascii="Times New Roman" w:hAnsi="Times New Roman" w:cs="Times New Roman" w:eastAsia="Times New Roman"/>
-                <w:b w:val="0"/>
-                <w:i w:val="0"/>
-                <w:sz w:val="24"/>
-              </w:rPr>
-              <w:t>Учитывать надёжность поставщика в расчёте страхового запаса, поддерживать резервного поставщика</w:t>
+              <w:t>Обязательные поля и проверка числовых значений в формах</w:t>
             </w:r>
           </w:p>
         </w:tc>
@@ -4736,7 +4488,7 @@
           <w:i w:val="0"/>
           <w:sz w:val="28"/>
         </w:rPr>
-        <w:t>По результатам анализа сделан вывод о том, что проект осуществим и экономически целесообразен. Рекомендуется продолжить разработку системы со следующими базовыми предложениями: бюджет — 1,5 млн руб.; группа разработки — 3 человека; срок — 4 месяца (01.09.2026–31.12.2026) с опытной эксплуатацией в декабре 2026 г.; программное обеспечение — свободно распространяемое (Python, FastAPI, statsmodels, PostgreSQL, React, Docker, Linux).</w:t>
+        <w:t>По результатам анализа сделан вывод о том, что проект осуществим и целесообразен. Базовые предложения: бюджет — около 0,7 млн руб.; группа разработки — 3 человека; срок — 4 месяца (01.09.2026–31.12.2026); программное обеспечение — свободно распространяемое (Python, Flask, SQLite).</w:t>
       </w:r>
     </w:p>
     <w:p>
@@ -4747,7 +4499,7 @@
           <w:i w:val="0"/>
           <w:sz w:val="28"/>
         </w:rPr>
-        <w:t>Рекомендуется реализовать систему поэтапно: в первую очередь — партионный учёт, интеграцию с кассами и «1С», прогнозирование спроса и расчёт рекомендуемых заказов; во вторую — сценарное планирование к праздникам, рекомендации по уценке и расширенную аналитику.</w:t>
+        <w:t>Если Салон вырастет до нескольких магазинов со складом и интернет-магазином, понадобятся единые остатки, роли, обмен с «1С» и прогноз с учётом праздников, — он переходит на полную редакцию системы. Предметная логика (партии, FEFO, прогноз, заказ с учётом упаковки) в обеих редакциях одна.</w:t>
       </w:r>
     </w:p>
     <w:p>
@@ -4953,7 +4705,7 @@
                 <w:i w:val="0"/>
                 <w:sz w:val="24"/>
               </w:rPr>
-              <w:t>Планирование и контроль работ, взаимодействие с заказчиком, управление рисками, проектирование архитектуры, разработка серверной части и интеграций с «1С», кассами и интернет-магазином, подготовка документации</w:t>
+              <w:t>Планирование и контроль работ, взаимодействие с заказчиком, управление рисками, проектирование базы данных, обработчики страниц, сценарий запуска, документация</w:t>
             </w:r>
           </w:p>
         </w:tc>
@@ -5027,7 +4779,7 @@
                 <w:i w:val="0"/>
                 <w:sz w:val="24"/>
               </w:rPr>
-              <w:t>Обследование бизнес-процессов, сбор и анализ требований, разработка ТЗ и информационной модели, подготовка данных продаж, разработка моделей прогнозирования спроса и алгоритма расчёта заказа</w:t>
+              <w:t>Обследование Салона, требования, ТЗ, правила FEFO, прогноза и расчёта заказа (модуль logic.py)</w:t>
             </w:r>
           </w:p>
         </w:tc>
@@ -5101,7 +4853,7 @@
                 <w:i w:val="0"/>
                 <w:sz w:val="24"/>
               </w:rPr>
-              <w:t>Разработка плана и сценариев тестирования, функциональное, интеграционное и нагрузочное тестирование (в том числе имитация пикового дня), разработка клиентской части и интерфейса ТСД</w:t>
+              <w:t>План и сценарии тестирования, шаблоны страниц и стили, проверка установки на «чистом» компьютере</w:t>
             </w:r>
           </w:p>
         </w:tc>
@@ -5148,7 +4900,7 @@
           <w:i w:val="0"/>
           <w:sz w:val="28"/>
         </w:rPr>
-        <w:t>Целью проекта является создание и ввод в опытную эксплуатацию информационной системы планирования процессов закупки и продажи цветочной продукции. Проектные ограничения: бюджет — не более 1,5 млн руб., срок — с 01.09.2026 по 31.12.2026, состав группы — 3 человека. Критерии успеха: WAPE недельного прогноза по основным товарным группам не более 25 %, формирование плана закупок не более 5 минут, успешная опытная эксплуатация в предновогодний период.</w:t>
+        <w:t>Целью проекта является создание и передача в эксплуатацию базовой редакции информационной системы планирования процессов закупки и продажи цветочной продукции для одного салона. Проектные ограничения: бюджет — не более 0,7 млн руб., срок — с 01.09.2026 по 31.12.2026, состав группы — 3 человека. Критерии успеха: расчёт заказа не дольше 1 секунды, установка без интернета не дольше 10 минут, успешные приёмочные испытания.</w:t>
       </w:r>
     </w:p>
     <w:p>
@@ -5173,7 +4925,7 @@
           <w:i w:val="0"/>
           <w:sz w:val="28"/>
         </w:rPr>
-        <w:t>Проект выполняется группой из трёх человек с распределением ролей, приведённым в разделе 6. Со стороны заказчика назначаются ответственный за проект (директор) и эксперт предметной области (менеджер по закупкам). Используется итеративный подход с демонстрацией результатов заказчику по завершении этапов; статус проекта обсуждается на еженедельных совещаниях.</w:t>
+        <w:t>Проект выполняется группой из трёх человек с распределением ролей, приведённым в разделе 6. Со стороны заказчика ответственный и эксперт предметной области — владелец Салона. По завершении каждого этапа результаты демонстрируются заказчику.</w:t>
       </w:r>
     </w:p>
     <w:p>
@@ -5370,7 +5122,7 @@
                 <w:i w:val="0"/>
                 <w:sz w:val="24"/>
               </w:rPr>
-              <w:t>Обследование бизнес-процессов и формирование требований</w:t>
+              <w:t>Обследование Салона и формирование требований</w:t>
             </w:r>
           </w:p>
         </w:tc>
@@ -5393,7 +5145,7 @@
                 <w:i w:val="0"/>
                 <w:sz w:val="24"/>
               </w:rPr>
-              <w:t>01.09–12.09</w:t>
+              <w:t>01.09–14.09</w:t>
             </w:r>
           </w:p>
         </w:tc>
@@ -5490,7 +5242,7 @@
                 <w:i w:val="0"/>
                 <w:sz w:val="24"/>
               </w:rPr>
-              <w:t>13.09–21.09</w:t>
+              <w:t>15.09–24.09</w:t>
             </w:r>
           </w:p>
         </w:tc>
@@ -5564,7 +5316,7 @@
                 <w:i w:val="0"/>
                 <w:sz w:val="24"/>
               </w:rPr>
-              <w:t>Сбор и подготовка данных продаж</w:t>
+              <w:t>Анализ истории продаж и правил закупки</w:t>
             </w:r>
           </w:p>
         </w:tc>
@@ -5587,7 +5339,7 @@
                 <w:i w:val="0"/>
                 <w:sz w:val="24"/>
               </w:rPr>
-              <w:t>22.09–05.10</w:t>
+              <w:t>25.09–10.10</w:t>
             </w:r>
           </w:p>
         </w:tc>
@@ -5661,7 +5413,7 @@
                 <w:i w:val="0"/>
                 <w:sz w:val="24"/>
               </w:rPr>
-              <w:t>Проектирование архитектуры, БД и интерфейса</w:t>
+              <w:t>Проектирование базы данных и экранных форм</w:t>
             </w:r>
           </w:p>
         </w:tc>
@@ -5684,7 +5436,7 @@
                 <w:i w:val="0"/>
                 <w:sz w:val="24"/>
               </w:rPr>
-              <w:t>22.09–02.10</w:t>
+              <w:t>25.09–06.10</w:t>
             </w:r>
           </w:p>
         </w:tc>
@@ -5758,7 +5510,7 @@
                 <w:i w:val="0"/>
                 <w:sz w:val="24"/>
               </w:rPr>
-              <w:t>Разработка модели прогнозирования спроса</w:t>
+              <w:t>Правила FEFO, прогноза и расчёта заказа</w:t>
             </w:r>
           </w:p>
         </w:tc>
@@ -5781,7 +5533,7 @@
                 <w:i w:val="0"/>
                 <w:sz w:val="24"/>
               </w:rPr>
-              <w:t>06.10–31.10</w:t>
+              <w:t>11.10–03.11</w:t>
             </w:r>
           </w:p>
         </w:tc>
@@ -5855,7 +5607,7 @@
                 <w:i w:val="0"/>
                 <w:sz w:val="24"/>
               </w:rPr>
-              <w:t>Разработка подсистем учёта, клиентской части и интеграций</w:t>
+              <w:t>Разработка программы (справочники, партии, продажи, отчёт)</w:t>
             </w:r>
           </w:p>
         </w:tc>
@@ -5878,7 +5630,7 @@
                 <w:i w:val="0"/>
                 <w:sz w:val="24"/>
               </w:rPr>
-              <w:t>03.10–01.11</w:t>
+              <w:t>07.10–07.11</w:t>
             </w:r>
           </w:p>
         </w:tc>
@@ -5952,7 +5704,7 @@
                 <w:i w:val="0"/>
                 <w:sz w:val="24"/>
               </w:rPr>
-              <w:t>Модуль планирования закупок, тестирование</w:t>
+              <w:t>Дистрибутив для установки без интернета, тестирование</w:t>
             </w:r>
           </w:p>
         </w:tc>
@@ -5975,7 +5727,7 @@
                 <w:i w:val="0"/>
                 <w:sz w:val="24"/>
               </w:rPr>
-              <w:t>02.11–30.11</w:t>
+              <w:t>08.11–03.12</w:t>
             </w:r>
           </w:p>
         </w:tc>
@@ -6049,7 +5801,7 @@
                 <w:i w:val="0"/>
                 <w:sz w:val="24"/>
               </w:rPr>
-              <w:t>Документация, обучение, опытная эксплуатация и приёмка</w:t>
+              <w:t>Документация, установка в Салоне и приёмка</w:t>
             </w:r>
           </w:p>
         </w:tc>
@@ -6072,7 +5824,7 @@
                 <w:i w:val="0"/>
                 <w:sz w:val="24"/>
               </w:rPr>
-              <w:t>16.11–14.12</w:t>
+              <w:t>18.11–17.12</w:t>
             </w:r>
           </w:p>
         </w:tc>
@@ -6275,7 +6027,7 @@
                 <w:i w:val="0"/>
                 <w:sz w:val="24"/>
               </w:rPr>
-              <w:t>80 000 руб. × 4 мес.</w:t>
+              <w:t>45 000 руб. × 4 мес.</w:t>
             </w:r>
           </w:p>
         </w:tc>
@@ -6298,7 +6050,7 @@
                 <w:i w:val="0"/>
                 <w:sz w:val="24"/>
               </w:rPr>
-              <w:t>320 000</w:t>
+              <w:t>180 000</w:t>
             </w:r>
           </w:p>
         </w:tc>
@@ -6349,7 +6101,7 @@
                 <w:i w:val="0"/>
                 <w:sz w:val="24"/>
               </w:rPr>
-              <w:t>75 000 руб. × 4 мес.</w:t>
+              <w:t>40 000 руб. × 4 мес.</w:t>
             </w:r>
           </w:p>
         </w:tc>
@@ -6372,7 +6124,7 @@
                 <w:i w:val="0"/>
                 <w:sz w:val="24"/>
               </w:rPr>
-              <w:t>300 000</w:t>
+              <w:t>160 000</w:t>
             </w:r>
           </w:p>
         </w:tc>
@@ -6423,7 +6175,7 @@
                 <w:i w:val="0"/>
                 <w:sz w:val="24"/>
               </w:rPr>
-              <w:t>65 000 руб. × 4 мес.</w:t>
+              <w:t>35 000 руб. × 4 мес.</w:t>
             </w:r>
           </w:p>
         </w:tc>
@@ -6446,7 +6198,7 @@
                 <w:i w:val="0"/>
                 <w:sz w:val="24"/>
               </w:rPr>
-              <w:t>260 000</w:t>
+              <w:t>140 000</w:t>
             </w:r>
           </w:p>
         </w:tc>
@@ -6497,7 +6249,7 @@
                 <w:i w:val="0"/>
                 <w:sz w:val="24"/>
               </w:rPr>
-              <w:t>30 % от фонда оплаты труда (880 000 руб.)</w:t>
+              <w:t>30 % от фонда оплаты труда (480 000 руб.)</w:t>
             </w:r>
           </w:p>
         </w:tc>
@@ -6520,7 +6272,7 @@
                 <w:i w:val="0"/>
                 <w:sz w:val="24"/>
               </w:rPr>
-              <w:t>264 000</w:t>
+              <w:t>144 000</w:t>
             </w:r>
           </w:p>
         </w:tc>
@@ -6548,7 +6300,7 @@
                 <w:i w:val="0"/>
                 <w:sz w:val="24"/>
               </w:rPr>
-              <w:t>Сервер (приложения, БД, расчёт прогнозов)</w:t>
+              <w:t>Оборудование</w:t>
             </w:r>
           </w:p>
         </w:tc>
@@ -6571,7 +6323,7 @@
                 <w:i w:val="0"/>
                 <w:sz w:val="24"/>
               </w:rPr>
-              <w:t>1 сервер (16 ядер, 64 ГБ ОЗУ)</w:t>
+              <w:t>Не требуется: используется компьютер Салона</w:t>
             </w:r>
           </w:p>
         </w:tc>
@@ -6594,81 +6346,7 @@
                 <w:i w:val="0"/>
                 <w:sz w:val="24"/>
               </w:rPr>
-              <w:t>120 000</w:t>
-            </w:r>
-          </w:p>
-        </w:tc>
-      </w:tr>
-      <w:tr>
-        <w:trPr>
-          <w:cantSplit/>
-        </w:trPr>
-        <w:tc>
-          <w:tcPr>
-            <w:tcW w:type="dxa" w:w="3118"/>
-          </w:tcPr>
-          <w:p>
-            <w:pPr>
-              <w:widowControl w:val="0"/>
-              <w:spacing w:line="240" w:lineRule="auto" w:after="0"/>
-              <w:ind w:firstLine="0"/>
-              <w:jc w:val="left"/>
-            </w:pPr>
-            <w:r/>
-            <w:r>
-              <w:rPr>
-                <w:rFonts w:ascii="Times New Roman" w:hAnsi="Times New Roman" w:cs="Times New Roman" w:eastAsia="Times New Roman"/>
-                <w:b w:val="0"/>
-                <w:i w:val="0"/>
-                <w:sz w:val="24"/>
-              </w:rPr>
-              <w:t>Терминалы сбора данных</w:t>
-            </w:r>
-          </w:p>
-        </w:tc>
-        <w:tc>
-          <w:tcPr>
-            <w:tcW w:type="dxa" w:w="4252"/>
-          </w:tcPr>
-          <w:p>
-            <w:pPr>
-              <w:widowControl w:val="0"/>
-              <w:spacing w:line="240" w:lineRule="auto" w:after="0"/>
-              <w:ind w:firstLine="0"/>
-              <w:jc w:val="left"/>
-            </w:pPr>
-            <w:r/>
-            <w:r>
-              <w:rPr>
-                <w:rFonts w:ascii="Times New Roman" w:hAnsi="Times New Roman" w:cs="Times New Roman" w:eastAsia="Times New Roman"/>
-                <w:b w:val="0"/>
-                <w:i w:val="0"/>
-                <w:sz w:val="24"/>
-              </w:rPr>
-              <w:t>2 ТСД × 25 000 руб.</w:t>
-            </w:r>
-          </w:p>
-        </w:tc>
-        <w:tc>
-          <w:tcPr>
-            <w:tcW w:type="dxa" w:w="1984"/>
-          </w:tcPr>
-          <w:p>
-            <w:pPr>
-              <w:widowControl w:val="0"/>
-              <w:spacing w:line="240" w:lineRule="auto" w:after="0"/>
-              <w:ind w:firstLine="0"/>
-              <w:jc w:val="left"/>
-            </w:pPr>
-            <w:r/>
-            <w:r>
-              <w:rPr>
-                <w:rFonts w:ascii="Times New Roman" w:hAnsi="Times New Roman" w:cs="Times New Roman" w:eastAsia="Times New Roman"/>
-                <w:b w:val="0"/>
-                <w:i w:val="0"/>
-                <w:sz w:val="24"/>
-              </w:rPr>
-              <w:t>50 000</w:t>
+              <w:t>0</w:t>
             </w:r>
           </w:p>
         </w:tc>
@@ -6719,7 +6397,7 @@
                 <w:i w:val="0"/>
                 <w:sz w:val="24"/>
               </w:rPr>
-              <w:t>10 % от фонда оплаты труда</w:t>
+              <w:t>5 % от фонда оплаты труда</w:t>
             </w:r>
           </w:p>
         </w:tc>
@@ -6742,7 +6420,7 @@
                 <w:i w:val="0"/>
                 <w:sz w:val="24"/>
               </w:rPr>
-              <w:t>88 000</w:t>
+              <w:t>24 000</w:t>
             </w:r>
           </w:p>
         </w:tc>
@@ -6793,7 +6471,7 @@
                 <w:i w:val="0"/>
                 <w:sz w:val="24"/>
               </w:rPr>
-              <w:t>5 % от суммы прочих статей</w:t>
+              <w:t>3 % от суммы прочих статей</w:t>
             </w:r>
           </w:p>
         </w:tc>
@@ -6816,7 +6494,7 @@
                 <w:i w:val="0"/>
                 <w:sz w:val="24"/>
               </w:rPr>
-              <w:t>70 100</w:t>
+              <w:t>19 440</w:t>
             </w:r>
           </w:p>
         </w:tc>
@@ -6881,7 +6559,7 @@
                 <w:i w:val="0"/>
                 <w:sz w:val="24"/>
               </w:rPr>
-              <w:t>1 472 100</w:t>
+              <w:t>667 440</w:t>
             </w:r>
           </w:p>
         </w:tc>
@@ -6900,7 +6578,7 @@
           <w:i w:val="0"/>
           <w:sz w:val="28"/>
         </w:rPr>
-        <w:t>Итоговая сумма затрат (1 472 100 руб.) не превышает установленного бюджетного ограничения 1,5 млн руб. Используемое программное обеспечение является свободно распространяемым; лицензия «1С:Розница» у заказчика уже имеется.</w:t>
+        <w:t>Итоговая сумма затрат (667 440 руб.) не превышает установленного бюджетного ограничения 0,7 млн руб. Программное обеспечение свободно распространяемое; серверное оборудование и терминалы не нужны.</w:t>
       </w:r>
     </w:p>
     <w:p>
@@ -7049,7 +6727,7 @@
                 <w:i w:val="0"/>
                 <w:sz w:val="24"/>
               </w:rPr>
-              <w:t>Операционная система сервера</w:t>
+              <w:t>Операционная система</w:t>
             </w:r>
           </w:p>
         </w:tc>
@@ -7072,7 +6750,7 @@
                 <w:i w:val="0"/>
                 <w:sz w:val="24"/>
               </w:rPr>
-              <w:t>Ubuntu Server 24.04 LTS</w:t>
+              <w:t>Microsoft Windows 10/11 (имеется у заказчика)</w:t>
             </w:r>
           </w:p>
         </w:tc>
@@ -7095,7 +6773,81 @@
                 <w:i w:val="0"/>
                 <w:sz w:val="24"/>
               </w:rPr>
-              <w:t>Свободная</w:t>
+              <w:t>Коммерческая</w:t>
+            </w:r>
+          </w:p>
+        </w:tc>
+      </w:tr>
+      <w:tr>
+        <w:trPr>
+          <w:cantSplit/>
+        </w:trPr>
+        <w:tc>
+          <w:tcPr>
+            <w:tcW w:type="dxa" w:w="2608"/>
+          </w:tcPr>
+          <w:p>
+            <w:pPr>
+              <w:widowControl w:val="0"/>
+              <w:spacing w:line="240" w:lineRule="auto" w:after="0"/>
+              <w:ind w:firstLine="0"/>
+              <w:jc w:val="left"/>
+            </w:pPr>
+            <w:r/>
+            <w:r>
+              <w:rPr>
+                <w:rFonts w:ascii="Times New Roman" w:hAnsi="Times New Roman" w:cs="Times New Roman" w:eastAsia="Times New Roman"/>
+                <w:b w:val="0"/>
+                <w:i w:val="0"/>
+                <w:sz w:val="24"/>
+              </w:rPr>
+              <w:t>Среда выполнения</w:t>
+            </w:r>
+          </w:p>
+        </w:tc>
+        <w:tc>
+          <w:tcPr>
+            <w:tcW w:type="dxa" w:w="4479"/>
+          </w:tcPr>
+          <w:p>
+            <w:pPr>
+              <w:widowControl w:val="0"/>
+              <w:spacing w:line="240" w:lineRule="auto" w:after="0"/>
+              <w:ind w:firstLine="0"/>
+              <w:jc w:val="left"/>
+            </w:pPr>
+            <w:r/>
+            <w:r>
+              <w:rPr>
+                <w:rFonts w:ascii="Times New Roman" w:hAnsi="Times New Roman" w:cs="Times New Roman" w:eastAsia="Times New Roman"/>
+                <w:b w:val="0"/>
+                <w:i w:val="0"/>
+                <w:sz w:val="24"/>
+              </w:rPr>
+              <w:t>Python 3.11 и новее</w:t>
+            </w:r>
+          </w:p>
+        </w:tc>
+        <w:tc>
+          <w:tcPr>
+            <w:tcW w:type="dxa" w:w="2268"/>
+          </w:tcPr>
+          <w:p>
+            <w:pPr>
+              <w:widowControl w:val="0"/>
+              <w:spacing w:line="240" w:lineRule="auto" w:after="0"/>
+              <w:ind w:firstLine="0"/>
+              <w:jc w:val="left"/>
+            </w:pPr>
+            <w:r/>
+            <w:r>
+              <w:rPr>
+                <w:rFonts w:ascii="Times New Roman" w:hAnsi="Times New Roman" w:cs="Times New Roman" w:eastAsia="Times New Roman"/>
+                <w:b w:val="0"/>
+                <w:i w:val="0"/>
+                <w:sz w:val="24"/>
+              </w:rPr>
+              <w:t>PSF License</w:t>
             </w:r>
           </w:p>
         </w:tc>
@@ -7146,7 +6898,7 @@
                 <w:i w:val="0"/>
                 <w:sz w:val="24"/>
               </w:rPr>
-              <w:t>PostgreSQL 16</w:t>
+              <w:t>SQLite 3 (встроена в Python)</w:t>
             </w:r>
           </w:p>
         </w:tc>
@@ -7169,7 +6921,7 @@
                 <w:i w:val="0"/>
                 <w:sz w:val="24"/>
               </w:rPr>
-              <w:t>PostgreSQL License</w:t>
+              <w:t>Общественное достояние</w:t>
             </w:r>
           </w:p>
         </w:tc>
@@ -7220,81 +6972,7 @@
                 <w:i w:val="0"/>
                 <w:sz w:val="24"/>
               </w:rPr>
-              <w:t>Python 3.12, FastAPI, SQLAlchemy, Alembic (миграции БД), APScheduler (планировщик задач)</w:t>
-            </w:r>
-          </w:p>
-        </w:tc>
-        <w:tc>
-          <w:tcPr>
-            <w:tcW w:type="dxa" w:w="2268"/>
-          </w:tcPr>
-          <w:p>
-            <w:pPr>
-              <w:widowControl w:val="0"/>
-              <w:spacing w:line="240" w:lineRule="auto" w:after="0"/>
-              <w:ind w:firstLine="0"/>
-              <w:jc w:val="left"/>
-            </w:pPr>
-            <w:r/>
-            <w:r>
-              <w:rPr>
-                <w:rFonts w:ascii="Times New Roman" w:hAnsi="Times New Roman" w:cs="Times New Roman" w:eastAsia="Times New Roman"/>
-                <w:b w:val="0"/>
-                <w:i w:val="0"/>
-                <w:sz w:val="24"/>
-              </w:rPr>
-              <w:t>MIT, BSD</w:t>
-            </w:r>
-          </w:p>
-        </w:tc>
-      </w:tr>
-      <w:tr>
-        <w:trPr>
-          <w:cantSplit/>
-        </w:trPr>
-        <w:tc>
-          <w:tcPr>
-            <w:tcW w:type="dxa" w:w="2608"/>
-          </w:tcPr>
-          <w:p>
-            <w:pPr>
-              <w:widowControl w:val="0"/>
-              <w:spacing w:line="240" w:lineRule="auto" w:after="0"/>
-              <w:ind w:firstLine="0"/>
-              <w:jc w:val="left"/>
-            </w:pPr>
-            <w:r/>
-            <w:r>
-              <w:rPr>
-                <w:rFonts w:ascii="Times New Roman" w:hAnsi="Times New Roman" w:cs="Times New Roman" w:eastAsia="Times New Roman"/>
-                <w:b w:val="0"/>
-                <w:i w:val="0"/>
-                <w:sz w:val="24"/>
-              </w:rPr>
-              <w:t>Прогнозирование</w:t>
-            </w:r>
-          </w:p>
-        </w:tc>
-        <w:tc>
-          <w:tcPr>
-            <w:tcW w:type="dxa" w:w="4479"/>
-          </w:tcPr>
-          <w:p>
-            <w:pPr>
-              <w:widowControl w:val="0"/>
-              <w:spacing w:line="240" w:lineRule="auto" w:after="0"/>
-              <w:ind w:firstLine="0"/>
-              <w:jc w:val="left"/>
-            </w:pPr>
-            <w:r/>
-            <w:r>
-              <w:rPr>
-                <w:rFonts w:ascii="Times New Roman" w:hAnsi="Times New Roman" w:cs="Times New Roman" w:eastAsia="Times New Roman"/>
-                <w:b w:val="0"/>
-                <w:i w:val="0"/>
-                <w:sz w:val="24"/>
-              </w:rPr>
-              <w:t>NumPy, pandas, statsmodels</w:t>
+              <w:t>Flask, Werkzeug, Jinja2</w:t>
             </w:r>
           </w:p>
         </w:tc>
@@ -7368,7 +7046,7 @@
                 <w:i w:val="0"/>
                 <w:sz w:val="24"/>
               </w:rPr>
-              <w:t>TypeScript, React, Ant Design, Vite (адаптивный интерфейс для ТСД)</w:t>
+              <w:t>Веб-браузер, HTML, CSS</w:t>
             </w:r>
           </w:p>
         </w:tc>
@@ -7391,155 +7069,7 @@
                 <w:i w:val="0"/>
                 <w:sz w:val="24"/>
               </w:rPr>
-              <w:t>MIT</w:t>
-            </w:r>
-          </w:p>
-        </w:tc>
-      </w:tr>
-      <w:tr>
-        <w:trPr>
-          <w:cantSplit/>
-        </w:trPr>
-        <w:tc>
-          <w:tcPr>
-            <w:tcW w:type="dxa" w:w="2608"/>
-          </w:tcPr>
-          <w:p>
-            <w:pPr>
-              <w:widowControl w:val="0"/>
-              <w:spacing w:line="240" w:lineRule="auto" w:after="0"/>
-              <w:ind w:firstLine="0"/>
-              <w:jc w:val="left"/>
-            </w:pPr>
-            <w:r/>
-            <w:r>
-              <w:rPr>
-                <w:rFonts w:ascii="Times New Roman" w:hAnsi="Times New Roman" w:cs="Times New Roman" w:eastAsia="Times New Roman"/>
-                <w:b w:val="0"/>
-                <w:i w:val="0"/>
-                <w:sz w:val="24"/>
-              </w:rPr>
-              <w:t>Контейнеризация и веб-сервер</w:t>
-            </w:r>
-          </w:p>
-        </w:tc>
-        <w:tc>
-          <w:tcPr>
-            <w:tcW w:type="dxa" w:w="4479"/>
-          </w:tcPr>
-          <w:p>
-            <w:pPr>
-              <w:widowControl w:val="0"/>
-              <w:spacing w:line="240" w:lineRule="auto" w:after="0"/>
-              <w:ind w:firstLine="0"/>
-              <w:jc w:val="left"/>
-            </w:pPr>
-            <w:r/>
-            <w:r>
-              <w:rPr>
-                <w:rFonts w:ascii="Times New Roman" w:hAnsi="Times New Roman" w:cs="Times New Roman" w:eastAsia="Times New Roman"/>
-                <w:b w:val="0"/>
-                <w:i w:val="0"/>
-                <w:sz w:val="24"/>
-              </w:rPr>
-              <w:t>Docker, Docker Compose, nginx, Caddy (HTTPS, сертификаты Let's Encrypt)</w:t>
-            </w:r>
-          </w:p>
-        </w:tc>
-        <w:tc>
-          <w:tcPr>
-            <w:tcW w:type="dxa" w:w="2268"/>
-          </w:tcPr>
-          <w:p>
-            <w:pPr>
-              <w:widowControl w:val="0"/>
-              <w:spacing w:line="240" w:lineRule="auto" w:after="0"/>
-              <w:ind w:firstLine="0"/>
-              <w:jc w:val="left"/>
-            </w:pPr>
-            <w:r/>
-            <w:r>
-              <w:rPr>
-                <w:rFonts w:ascii="Times New Roman" w:hAnsi="Times New Roman" w:cs="Times New Roman" w:eastAsia="Times New Roman"/>
-                <w:b w:val="0"/>
-                <w:i w:val="0"/>
-                <w:sz w:val="24"/>
-              </w:rPr>
-              <w:t>Apache 2.0, BSD</w:t>
-            </w:r>
-          </w:p>
-        </w:tc>
-      </w:tr>
-      <w:tr>
-        <w:trPr>
-          <w:cantSplit/>
-        </w:trPr>
-        <w:tc>
-          <w:tcPr>
-            <w:tcW w:type="dxa" w:w="2608"/>
-          </w:tcPr>
-          <w:p>
-            <w:pPr>
-              <w:widowControl w:val="0"/>
-              <w:spacing w:line="240" w:lineRule="auto" w:after="0"/>
-              <w:ind w:firstLine="0"/>
-              <w:jc w:val="left"/>
-            </w:pPr>
-            <w:r/>
-            <w:r>
-              <w:rPr>
-                <w:rFonts w:ascii="Times New Roman" w:hAnsi="Times New Roman" w:cs="Times New Roman" w:eastAsia="Times New Roman"/>
-                <w:b w:val="0"/>
-                <w:i w:val="0"/>
-                <w:sz w:val="24"/>
-              </w:rPr>
-              <w:t>Версия для одного компьютера</w:t>
-            </w:r>
-          </w:p>
-        </w:tc>
-        <w:tc>
-          <w:tcPr>
-            <w:tcW w:type="dxa" w:w="4479"/>
-          </w:tcPr>
-          <w:p>
-            <w:pPr>
-              <w:widowControl w:val="0"/>
-              <w:spacing w:line="240" w:lineRule="auto" w:after="0"/>
-              <w:ind w:firstLine="0"/>
-              <w:jc w:val="left"/>
-            </w:pPr>
-            <w:r/>
-            <w:r>
-              <w:rPr>
-                <w:rFonts w:ascii="Times New Roman" w:hAnsi="Times New Roman" w:cs="Times New Roman" w:eastAsia="Times New Roman"/>
-                <w:b w:val="0"/>
-                <w:i w:val="0"/>
-                <w:sz w:val="24"/>
-              </w:rPr>
-              <w:t>Windows 10/11, SQLite, PyInstaller (сборка без установки)</w:t>
-            </w:r>
-          </w:p>
-        </w:tc>
-        <w:tc>
-          <w:tcPr>
-            <w:tcW w:type="dxa" w:w="2268"/>
-          </w:tcPr>
-          <w:p>
-            <w:pPr>
-              <w:widowControl w:val="0"/>
-              <w:spacing w:line="240" w:lineRule="auto" w:after="0"/>
-              <w:ind w:firstLine="0"/>
-              <w:jc w:val="left"/>
-            </w:pPr>
-            <w:r/>
-            <w:r>
-              <w:rPr>
-                <w:rFonts w:ascii="Times New Roman" w:hAnsi="Times New Roman" w:cs="Times New Roman" w:eastAsia="Times New Roman"/>
-                <w:b w:val="0"/>
-                <w:i w:val="0"/>
-                <w:sz w:val="24"/>
-              </w:rPr>
-              <w:t>Public Domain, GPL с исключением для собранных программ</w:t>
+              <w:t>—</w:t>
             </w:r>
           </w:p>
         </w:tc>
@@ -7664,7 +7194,7 @@
                 <w:i w:val="0"/>
                 <w:sz w:val="24"/>
               </w:rPr>
-              <w:t>pytest, Playwright, Locust</w:t>
+              <w:t>pytest, ручные сценарии</w:t>
             </w:r>
           </w:p>
         </w:tc>
@@ -7687,191 +7217,7 @@
                 <w:i w:val="0"/>
                 <w:sz w:val="24"/>
               </w:rPr>
-              <w:t>MIT, Apache 2.0</w:t>
-            </w:r>
-          </w:p>
-        </w:tc>
-      </w:tr>
-    </w:tbl>
-    <w:p>
-      <w:pPr>
-        <w:keepNext/>
-        <w:ind w:firstLine="0"/>
-        <w:jc w:val="right"/>
-      </w:pPr>
-      <w:r>
-        <w:rPr>
-          <w:rFonts w:ascii="Times New Roman" w:hAnsi="Times New Roman" w:cs="Times New Roman" w:eastAsia="Times New Roman"/>
-          <w:b w:val="0"/>
-          <w:i w:val="0"/>
-          <w:sz w:val="28"/>
-        </w:rPr>
-        <w:t>Продолжение таблицы 3.11</w:t>
-      </w:r>
-    </w:p>
-    <w:tbl>
-      <w:tblPr>
-        <w:tblStyle w:val="TableGrid"/>
-        <w:tblW w:type="auto" w:w="0"/>
-        <w:jc w:val="center"/>
-        <w:tblLayout w:type="fixed"/>
-        <w:tblLook w:firstColumn="1" w:firstRow="1" w:lastColumn="0" w:lastRow="0" w:noHBand="0" w:noVBand="1" w:val="04A0"/>
-        <w:tblLayout w:type="fixed"/>
-        <w:tblCaption w:val="3.11|9"/>
-      </w:tblPr>
-      <w:tblGrid>
-        <w:gridCol w:w="2608"/>
-        <w:gridCol w:w="4479"/>
-        <w:gridCol w:w="2268"/>
-      </w:tblGrid>
-      <w:tr>
-        <w:trPr>
-          <w:cantSplit/>
-          <w:tblHeader/>
-        </w:trPr>
-        <w:tc>
-          <w:tcPr>
-            <w:tcW w:type="dxa" w:w="2608"/>
-          </w:tcPr>
-          <w:p>
-            <w:pPr>
-              <w:keepNext/>
-              <w:widowControl w:val="0"/>
-              <w:spacing w:line="240" w:lineRule="auto" w:after="0"/>
-              <w:ind w:firstLine="0"/>
-              <w:jc w:val="center"/>
-            </w:pPr>
-            <w:r/>
-            <w:r>
-              <w:rPr>
-                <w:rFonts w:ascii="Times New Roman" w:hAnsi="Times New Roman" w:cs="Times New Roman" w:eastAsia="Times New Roman"/>
-                <w:b w:val="0"/>
-                <w:i w:val="0"/>
-                <w:sz w:val="24"/>
-              </w:rPr>
-              <w:t>Назначение</w:t>
-            </w:r>
-          </w:p>
-        </w:tc>
-        <w:tc>
-          <w:tcPr>
-            <w:tcW w:type="dxa" w:w="4479"/>
-          </w:tcPr>
-          <w:p>
-            <w:pPr>
-              <w:keepNext/>
-              <w:widowControl w:val="0"/>
-              <w:spacing w:line="240" w:lineRule="auto" w:after="0"/>
-              <w:ind w:firstLine="0"/>
-              <w:jc w:val="center"/>
-            </w:pPr>
-            <w:r/>
-            <w:r>
-              <w:rPr>
-                <w:rFonts w:ascii="Times New Roman" w:hAnsi="Times New Roman" w:cs="Times New Roman" w:eastAsia="Times New Roman"/>
-                <w:b w:val="0"/>
-                <w:i w:val="0"/>
-                <w:sz w:val="24"/>
-              </w:rPr>
-              <w:t>Программное обеспечение</w:t>
-            </w:r>
-          </w:p>
-        </w:tc>
-        <w:tc>
-          <w:tcPr>
-            <w:tcW w:type="dxa" w:w="2268"/>
-          </w:tcPr>
-          <w:p>
-            <w:pPr>
-              <w:keepNext/>
-              <w:widowControl w:val="0"/>
-              <w:spacing w:line="240" w:lineRule="auto" w:after="0"/>
-              <w:ind w:firstLine="0"/>
-              <w:jc w:val="center"/>
-            </w:pPr>
-            <w:r/>
-            <w:r>
-              <w:rPr>
-                <w:rFonts w:ascii="Times New Roman" w:hAnsi="Times New Roman" w:cs="Times New Roman" w:eastAsia="Times New Roman"/>
-                <w:b w:val="0"/>
-                <w:i w:val="0"/>
-                <w:sz w:val="24"/>
-              </w:rPr>
-              <w:t>Лицензия</w:t>
-            </w:r>
-          </w:p>
-        </w:tc>
-      </w:tr>
-      <w:tr>
-        <w:trPr>
-          <w:cantSplit/>
-        </w:trPr>
-        <w:tc>
-          <w:tcPr>
-            <w:tcW w:type="dxa" w:w="2608"/>
-          </w:tcPr>
-          <w:p>
-            <w:pPr>
-              <w:widowControl w:val="0"/>
-              <w:spacing w:line="240" w:lineRule="auto" w:after="0"/>
-              <w:ind w:firstLine="0"/>
-              <w:jc w:val="left"/>
-            </w:pPr>
-            <w:r/>
-            <w:r>
-              <w:rPr>
-                <w:rFonts w:ascii="Times New Roman" w:hAnsi="Times New Roman" w:cs="Times New Roman" w:eastAsia="Times New Roman"/>
-                <w:b w:val="0"/>
-                <w:i w:val="0"/>
-                <w:sz w:val="24"/>
-              </w:rPr>
-              <w:t>Учётная система заказчика</w:t>
-            </w:r>
-          </w:p>
-        </w:tc>
-        <w:tc>
-          <w:tcPr>
-            <w:tcW w:type="dxa" w:w="4479"/>
-          </w:tcPr>
-          <w:p>
-            <w:pPr>
-              <w:widowControl w:val="0"/>
-              <w:spacing w:line="240" w:lineRule="auto" w:after="0"/>
-              <w:ind w:firstLine="0"/>
-              <w:jc w:val="left"/>
-            </w:pPr>
-            <w:r/>
-            <w:r>
-              <w:rPr>
-                <w:rFonts w:ascii="Times New Roman" w:hAnsi="Times New Roman" w:cs="Times New Roman" w:eastAsia="Times New Roman"/>
-                <w:b w:val="0"/>
-                <w:i w:val="0"/>
-                <w:sz w:val="24"/>
-              </w:rPr>
-              <w:t>«1С:Розница» (имеется у заказчика)</w:t>
-            </w:r>
-          </w:p>
-        </w:tc>
-        <w:tc>
-          <w:tcPr>
-            <w:tcW w:type="dxa" w:w="2268"/>
-          </w:tcPr>
-          <w:p>
-            <w:pPr>
-              <w:widowControl w:val="0"/>
-              <w:spacing w:line="240" w:lineRule="auto" w:after="0"/>
-              <w:ind w:firstLine="0"/>
-              <w:jc w:val="left"/>
-            </w:pPr>
-            <w:r/>
-            <w:r>
-              <w:rPr>
-                <w:rFonts w:ascii="Times New Roman" w:hAnsi="Times New Roman" w:cs="Times New Roman" w:eastAsia="Times New Roman"/>
-                <w:b w:val="0"/>
-                <w:i w:val="0"/>
-                <w:sz w:val="24"/>
-              </w:rPr>
-              <w:t>Коммерческая</w:t>
+              <w:t>MIT</w:t>
             </w:r>
           </w:p>
         </w:tc>
@@ -8064,104 +7410,7 @@
                 <w:i w:val="0"/>
                 <w:sz w:val="24"/>
               </w:rPr>
-              <w:t>Неполнота и ошибки в истории продаж и списаний</w:t>
-            </w:r>
-          </w:p>
-        </w:tc>
-        <w:tc>
-          <w:tcPr>
-            <w:tcW w:type="dxa" w:w="1701"/>
-          </w:tcPr>
-          <w:p>
-            <w:pPr>
-              <w:widowControl w:val="0"/>
-              <w:spacing w:line="240" w:lineRule="auto" w:after="0"/>
-              <w:ind w:firstLine="0"/>
-              <w:jc w:val="left"/>
-            </w:pPr>
-            <w:r/>
-            <w:r>
-              <w:rPr>
-                <w:rFonts w:ascii="Times New Roman" w:hAnsi="Times New Roman" w:cs="Times New Roman" w:eastAsia="Times New Roman"/>
-                <w:b w:val="0"/>
-                <w:i w:val="0"/>
-                <w:sz w:val="24"/>
-              </w:rPr>
-              <w:t>Высокая</w:t>
-            </w:r>
-          </w:p>
-        </w:tc>
-        <w:tc>
-          <w:tcPr>
-            <w:tcW w:type="dxa" w:w="2438"/>
-          </w:tcPr>
-          <w:p>
-            <w:pPr>
-              <w:widowControl w:val="0"/>
-              <w:spacing w:line="240" w:lineRule="auto" w:after="0"/>
-              <w:ind w:firstLine="0"/>
-              <w:jc w:val="left"/>
-            </w:pPr>
-            <w:r/>
-            <w:r>
-              <w:rPr>
-                <w:rFonts w:ascii="Times New Roman" w:hAnsi="Times New Roman" w:cs="Times New Roman" w:eastAsia="Times New Roman"/>
-                <w:b w:val="0"/>
-                <w:i w:val="0"/>
-                <w:sz w:val="24"/>
-              </w:rPr>
-              <w:t>Снижение точности прогноза</w:t>
-            </w:r>
-          </w:p>
-        </w:tc>
-        <w:tc>
-          <w:tcPr>
-            <w:tcW w:type="dxa" w:w="3175"/>
-          </w:tcPr>
-          <w:p>
-            <w:pPr>
-              <w:widowControl w:val="0"/>
-              <w:spacing w:line="240" w:lineRule="auto" w:after="0"/>
-              <w:ind w:firstLine="0"/>
-              <w:jc w:val="left"/>
-            </w:pPr>
-            <w:r/>
-            <w:r>
-              <w:rPr>
-                <w:rFonts w:ascii="Times New Roman" w:hAnsi="Times New Roman" w:cs="Times New Roman" w:eastAsia="Times New Roman"/>
-                <w:b w:val="0"/>
-                <w:i w:val="0"/>
-                <w:sz w:val="24"/>
-              </w:rPr>
-              <w:t>Ранний анализ данных, восстановление спроса в дни дефицита, правила очистки</w:t>
-            </w:r>
-          </w:p>
-        </w:tc>
-      </w:tr>
-      <w:tr>
-        <w:trPr>
-          <w:cantSplit/>
-        </w:trPr>
-        <w:tc>
-          <w:tcPr>
-            <w:tcW w:type="dxa" w:w="2041"/>
-          </w:tcPr>
-          <w:p>
-            <w:pPr>
-              <w:widowControl w:val="0"/>
-              <w:spacing w:line="240" w:lineRule="auto" w:after="0"/>
-              <w:ind w:firstLine="0"/>
-              <w:jc w:val="left"/>
-            </w:pPr>
-            <w:r/>
-            <w:r>
-              <w:rPr>
-                <w:rFonts w:ascii="Times New Roman" w:hAnsi="Times New Roman" w:cs="Times New Roman" w:eastAsia="Times New Roman"/>
-                <w:b w:val="0"/>
-                <w:i w:val="0"/>
-                <w:sz w:val="24"/>
-              </w:rPr>
-              <w:t>Задержка доступа к обмену с «1С:Розница»</w:t>
+              <w:t>Неполный ввод продаж флористами</w:t>
             </w:r>
           </w:p>
         </w:tc>
@@ -8207,7 +7456,7 @@
                 <w:i w:val="0"/>
                 <w:sz w:val="24"/>
               </w:rPr>
-              <w:t>Задержка интеграционного тестирования</w:t>
+              <w:t>Искажение прогноза и заказа</w:t>
             </w:r>
           </w:p>
         </w:tc>
@@ -8230,104 +7479,7 @@
                 <w:i w:val="0"/>
                 <w:sz w:val="24"/>
               </w:rPr>
-              <w:t>Раннее согласование с обслуживающей «1С» организацией, тестовая выгрузка данных</w:t>
-            </w:r>
-          </w:p>
-        </w:tc>
-      </w:tr>
-      <w:tr>
-        <w:trPr>
-          <w:cantSplit/>
-        </w:trPr>
-        <w:tc>
-          <w:tcPr>
-            <w:tcW w:type="dxa" w:w="2041"/>
-          </w:tcPr>
-          <w:p>
-            <w:pPr>
-              <w:widowControl w:val="0"/>
-              <w:spacing w:line="240" w:lineRule="auto" w:after="0"/>
-              <w:ind w:firstLine="0"/>
-              <w:jc w:val="left"/>
-            </w:pPr>
-            <w:r/>
-            <w:r>
-              <w:rPr>
-                <w:rFonts w:ascii="Times New Roman" w:hAnsi="Times New Roman" w:cs="Times New Roman" w:eastAsia="Times New Roman"/>
-                <w:b w:val="0"/>
-                <w:i w:val="0"/>
-                <w:sz w:val="24"/>
-              </w:rPr>
-              <w:t>Недостаточная точность прогноза на праздники</w:t>
-            </w:r>
-          </w:p>
-        </w:tc>
-        <w:tc>
-          <w:tcPr>
-            <w:tcW w:type="dxa" w:w="1701"/>
-          </w:tcPr>
-          <w:p>
-            <w:pPr>
-              <w:widowControl w:val="0"/>
-              <w:spacing w:line="240" w:lineRule="auto" w:after="0"/>
-              <w:ind w:firstLine="0"/>
-              <w:jc w:val="left"/>
-            </w:pPr>
-            <w:r/>
-            <w:r>
-              <w:rPr>
-                <w:rFonts w:ascii="Times New Roman" w:hAnsi="Times New Roman" w:cs="Times New Roman" w:eastAsia="Times New Roman"/>
-                <w:b w:val="0"/>
-                <w:i w:val="0"/>
-                <w:sz w:val="24"/>
-              </w:rPr>
-              <w:t>Средняя</w:t>
-            </w:r>
-          </w:p>
-        </w:tc>
-        <w:tc>
-          <w:tcPr>
-            <w:tcW w:type="dxa" w:w="2438"/>
-          </w:tcPr>
-          <w:p>
-            <w:pPr>
-              <w:widowControl w:val="0"/>
-              <w:spacing w:line="240" w:lineRule="auto" w:after="0"/>
-              <w:ind w:firstLine="0"/>
-              <w:jc w:val="left"/>
-            </w:pPr>
-            <w:r/>
-            <w:r>
-              <w:rPr>
-                <w:rFonts w:ascii="Times New Roman" w:hAnsi="Times New Roman" w:cs="Times New Roman" w:eastAsia="Times New Roman"/>
-                <w:b w:val="0"/>
-                <w:i w:val="0"/>
-                <w:sz w:val="24"/>
-              </w:rPr>
-              <w:t>Дефицит или списания в пиковые дни</w:t>
-            </w:r>
-          </w:p>
-        </w:tc>
-        <w:tc>
-          <w:tcPr>
-            <w:tcW w:type="dxa" w:w="3175"/>
-          </w:tcPr>
-          <w:p>
-            <w:pPr>
-              <w:widowControl w:val="0"/>
-              <w:spacing w:line="240" w:lineRule="auto" w:after="0"/>
-              <w:ind w:firstLine="0"/>
-              <w:jc w:val="left"/>
-            </w:pPr>
-            <w:r/>
-            <w:r>
-              <w:rPr>
-                <w:rFonts w:ascii="Times New Roman" w:hAnsi="Times New Roman" w:cs="Times New Roman" w:eastAsia="Times New Roman"/>
-                <w:b w:val="0"/>
-                <w:i w:val="0"/>
-                <w:sz w:val="24"/>
-              </w:rPr>
-              <w:t>Календарные коэффициенты праздников, экспертная корректировка менеджером, сценарное планирование</w:t>
+              <w:t>Простая форма продажи, сверка выручки с кассой в отчёте</w:t>
             </w:r>
           </w:p>
         </w:tc>
@@ -8401,7 +7553,7 @@
                 <w:i w:val="0"/>
                 <w:sz w:val="24"/>
               </w:rPr>
-              <w:t>Переделка функций, срыв сроков</w:t>
+              <w:t>Переделка функций</w:t>
             </w:r>
           </w:p>
         </w:tc>
@@ -8424,7 +7576,104 @@
                 <w:i w:val="0"/>
                 <w:sz w:val="24"/>
               </w:rPr>
-              <w:t>Утверждение ТЗ, процедура управления изменениями</w:t>
+              <w:t>Утверждение ТЗ, демонстрации по этапам</w:t>
+            </w:r>
+          </w:p>
+        </w:tc>
+      </w:tr>
+      <w:tr>
+        <w:trPr>
+          <w:cantSplit/>
+        </w:trPr>
+        <w:tc>
+          <w:tcPr>
+            <w:tcW w:type="dxa" w:w="2041"/>
+          </w:tcPr>
+          <w:p>
+            <w:pPr>
+              <w:widowControl w:val="0"/>
+              <w:spacing w:line="240" w:lineRule="auto" w:after="0"/>
+              <w:ind w:firstLine="0"/>
+              <w:jc w:val="left"/>
+            </w:pPr>
+            <w:r/>
+            <w:r>
+              <w:rPr>
+                <w:rFonts w:ascii="Times New Roman" w:hAnsi="Times New Roman" w:cs="Times New Roman" w:eastAsia="Times New Roman"/>
+                <w:b w:val="0"/>
+                <w:i w:val="0"/>
+                <w:sz w:val="24"/>
+              </w:rPr>
+              <w:t>Несовместимость с компьютером Салона</w:t>
+            </w:r>
+          </w:p>
+        </w:tc>
+        <w:tc>
+          <w:tcPr>
+            <w:tcW w:type="dxa" w:w="1701"/>
+          </w:tcPr>
+          <w:p>
+            <w:pPr>
+              <w:widowControl w:val="0"/>
+              <w:spacing w:line="240" w:lineRule="auto" w:after="0"/>
+              <w:ind w:firstLine="0"/>
+              <w:jc w:val="left"/>
+            </w:pPr>
+            <w:r/>
+            <w:r>
+              <w:rPr>
+                <w:rFonts w:ascii="Times New Roman" w:hAnsi="Times New Roman" w:cs="Times New Roman" w:eastAsia="Times New Roman"/>
+                <w:b w:val="0"/>
+                <w:i w:val="0"/>
+                <w:sz w:val="24"/>
+              </w:rPr>
+              <w:t>Средняя</w:t>
+            </w:r>
+          </w:p>
+        </w:tc>
+        <w:tc>
+          <w:tcPr>
+            <w:tcW w:type="dxa" w:w="2438"/>
+          </w:tcPr>
+          <w:p>
+            <w:pPr>
+              <w:widowControl w:val="0"/>
+              <w:spacing w:line="240" w:lineRule="auto" w:after="0"/>
+              <w:ind w:firstLine="0"/>
+              <w:jc w:val="left"/>
+            </w:pPr>
+            <w:r/>
+            <w:r>
+              <w:rPr>
+                <w:rFonts w:ascii="Times New Roman" w:hAnsi="Times New Roman" w:cs="Times New Roman" w:eastAsia="Times New Roman"/>
+                <w:b w:val="0"/>
+                <w:i w:val="0"/>
+                <w:sz w:val="24"/>
+              </w:rPr>
+              <w:t>Программа не запускается</w:t>
+            </w:r>
+          </w:p>
+        </w:tc>
+        <w:tc>
+          <w:tcPr>
+            <w:tcW w:type="dxa" w:w="3175"/>
+          </w:tcPr>
+          <w:p>
+            <w:pPr>
+              <w:widowControl w:val="0"/>
+              <w:spacing w:line="240" w:lineRule="auto" w:after="0"/>
+              <w:ind w:firstLine="0"/>
+              <w:jc w:val="left"/>
+            </w:pPr>
+            <w:r/>
+            <w:r>
+              <w:rPr>
+                <w:rFonts w:ascii="Times New Roman" w:hAnsi="Times New Roman" w:cs="Times New Roman" w:eastAsia="Times New Roman"/>
+                <w:b w:val="0"/>
+                <w:i w:val="0"/>
+                <w:sz w:val="24"/>
+              </w:rPr>
+              <w:t>Проверка на «чистых» Windows 10 и 11, пакеты для Python 3.11–3.14 в дистрибутиве</w:t>
             </w:r>
           </w:p>
         </w:tc>
@@ -8521,7 +7770,7 @@
                 <w:i w:val="0"/>
                 <w:sz w:val="24"/>
               </w:rPr>
-              <w:t>Взаимозаменяемость участников, документирование</w:t>
+              <w:t>Взаимозаменяемость, документирование кода</w:t>
             </w:r>
           </w:p>
         </w:tc>
@@ -8549,7 +7798,7 @@
                 <w:i w:val="0"/>
                 <w:sz w:val="24"/>
               </w:rPr>
-              <w:t>Низкая дисциплина ввода данных в салонах</w:t>
+              <w:t>Праздничный спрос выше среднего за 14 дней</w:t>
             </w:r>
           </w:p>
         </w:tc>
@@ -8572,7 +7821,7 @@
                 <w:i w:val="0"/>
                 <w:sz w:val="24"/>
               </w:rPr>
-              <w:t>Средняя</w:t>
+              <w:t>Высокая</w:t>
             </w:r>
           </w:p>
         </w:tc>
@@ -8595,7 +7844,7 @@
                 <w:i w:val="0"/>
                 <w:sz w:val="24"/>
               </w:rPr>
-              <w:t>Искажение остатков и прогноза</w:t>
+              <w:t>Нехватка товара в праздник</w:t>
             </w:r>
           </w:p>
         </w:tc>
@@ -8618,7 +7867,104 @@
                 <w:i w:val="0"/>
                 <w:sz w:val="24"/>
               </w:rPr>
-              <w:t>Простой интерфейс, обучение персонала, контроль руководителем</w:t>
+              <w:t>Ручная корректировка заказа владельцем, предупреждение в руководстве</w:t>
+            </w:r>
+          </w:p>
+        </w:tc>
+      </w:tr>
+      <w:tr>
+        <w:trPr>
+          <w:cantSplit/>
+        </w:trPr>
+        <w:tc>
+          <w:tcPr>
+            <w:tcW w:type="dxa" w:w="2041"/>
+          </w:tcPr>
+          <w:p>
+            <w:pPr>
+              <w:widowControl w:val="0"/>
+              <w:spacing w:line="240" w:lineRule="auto" w:after="0"/>
+              <w:ind w:firstLine="0"/>
+              <w:jc w:val="left"/>
+            </w:pPr>
+            <w:r/>
+            <w:r>
+              <w:rPr>
+                <w:rFonts w:ascii="Times New Roman" w:hAnsi="Times New Roman" w:cs="Times New Roman" w:eastAsia="Times New Roman"/>
+                <w:b w:val="0"/>
+                <w:i w:val="0"/>
+                <w:sz w:val="24"/>
+              </w:rPr>
+              <w:t>Потеря файла базы данных</w:t>
+            </w:r>
+          </w:p>
+        </w:tc>
+        <w:tc>
+          <w:tcPr>
+            <w:tcW w:type="dxa" w:w="1701"/>
+          </w:tcPr>
+          <w:p>
+            <w:pPr>
+              <w:widowControl w:val="0"/>
+              <w:spacing w:line="240" w:lineRule="auto" w:after="0"/>
+              <w:ind w:firstLine="0"/>
+              <w:jc w:val="left"/>
+            </w:pPr>
+            <w:r/>
+            <w:r>
+              <w:rPr>
+                <w:rFonts w:ascii="Times New Roman" w:hAnsi="Times New Roman" w:cs="Times New Roman" w:eastAsia="Times New Roman"/>
+                <w:b w:val="0"/>
+                <w:i w:val="0"/>
+                <w:sz w:val="24"/>
+              </w:rPr>
+              <w:t>Низкая</w:t>
+            </w:r>
+          </w:p>
+        </w:tc>
+        <w:tc>
+          <w:tcPr>
+            <w:tcW w:type="dxa" w:w="2438"/>
+          </w:tcPr>
+          <w:p>
+            <w:pPr>
+              <w:widowControl w:val="0"/>
+              <w:spacing w:line="240" w:lineRule="auto" w:after="0"/>
+              <w:ind w:firstLine="0"/>
+              <w:jc w:val="left"/>
+            </w:pPr>
+            <w:r/>
+            <w:r>
+              <w:rPr>
+                <w:rFonts w:ascii="Times New Roman" w:hAnsi="Times New Roman" w:cs="Times New Roman" w:eastAsia="Times New Roman"/>
+                <w:b w:val="0"/>
+                <w:i w:val="0"/>
+                <w:sz w:val="24"/>
+              </w:rPr>
+              <w:t>Потеря истории</w:t>
+            </w:r>
+          </w:p>
+        </w:tc>
+        <w:tc>
+          <w:tcPr>
+            <w:tcW w:type="dxa" w:w="3175"/>
+          </w:tcPr>
+          <w:p>
+            <w:pPr>
+              <w:widowControl w:val="0"/>
+              <w:spacing w:line="240" w:lineRule="auto" w:after="0"/>
+              <w:ind w:firstLine="0"/>
+              <w:jc w:val="left"/>
+            </w:pPr>
+            <w:r/>
+            <w:r>
+              <w:rPr>
+                <w:rFonts w:ascii="Times New Roman" w:hAnsi="Times New Roman" w:cs="Times New Roman" w:eastAsia="Times New Roman"/>
+                <w:b w:val="0"/>
+                <w:i w:val="0"/>
+                <w:sz w:val="24"/>
+              </w:rPr>
+              <w:t>Регламент резервного копирования файла</w:t>
             </w:r>
           </w:p>
         </w:tc>
@@ -8651,7 +7997,7 @@
           <w:i w:val="0"/>
           <w:sz w:val="28"/>
         </w:rPr>
-        <w:t>В ходе выполнения работы составлено подробное описание информационной системы планирования процессов закупки и продажи цветочной продукции: определены объект автоматизации и его особенности (скоропортящаяся продукция, выраженная сезонность спроса), назначение и цели системы, пользователи, функции, состав подсистем, информационное обеспечение, внешние интеграции и подход к прогнозированию спроса статистическими методами.</w:t>
+        <w:t>В ходе выполнения работы составлено описание базовой редакции информационной системы планирования процессов закупки и продажи цветочной продукции для одного цветочного салона: определены объект автоматизации и его особенности (скоропортящаяся продукция), назначение и цели системы, пользователи, функции, состав подсистем, информационное обеспечение и правила расчёта (FEFO, скользящее среднее, заказ с учётом упаковки). Обосновано выделение базовой редакции: салону с одним кассиром и без ИТ-специалиста не нужны сервер СУБД, роли и интеграции полной редакции.</w:t>
       </w:r>
     </w:p>
     <w:p>
@@ -8662,7 +8008,7 @@
           <w:i w:val="0"/>
           <w:sz w:val="28"/>
         </w:rPr>
-        <w:t>Проведён анализ осуществимости проекта, получены ответы на ключевые вопросы анализа. Сделано заключение о возможности реализации проекта с бюджетом около 1,5 млн руб., группой из трёх разработчиков в срок 4 месяца с использованием свободно распространяемого программного обеспечения. Распределены роли в группе, заполнены разделы плана проекта «Введение», «Организация выполнения проекта» и «Анализ рисков».</w:t>
+        <w:t>Проведён анализ осуществимости проекта, получены ответы на ключевые вопросы анализа. Сделано заключение о возможности реализации проекта с бюджетом около 0,7 млн руб., группой из трёх разработчиков в срок 4 месяца. Распределены роли в группе, заполнены разделы плана проекта «Введение», «Организация выполнения проекта» и «Анализ рисков».</w:t>
       </w:r>
     </w:p>
     <w:sectPr>
